--- a/public/downloads/list-dates-FULL-TRANSCRIPT.docx
+++ b/public/downloads/list-dates-FULL-TRANSCRIPT.docx
@@ -317,18 +317,6 @@
       <w:r>
         <w:rPr>
           <w:rFonts w:ascii="Times New Roman" w:hAnsi="Times New Roman" w:eastAsia="Times New Roman"/>
-          <w:b/>
-          <w:i w:val="0"/>
-          <w:color w:val="8B2E2E"/>
-          <w:sz w:val="26"/>
-        </w:rPr>
-        <w:t>Page 1 of 6</w:t>
-      </w:r>
-    </w:p>
-    <w:p>
-      <w:r>
-        <w:rPr>
-          <w:rFonts w:ascii="Times New Roman" w:hAnsi="Times New Roman" w:eastAsia="Times New Roman"/>
           <w:b w:val="0"/>
           <w:i w:val="0"/>
           <w:sz w:val="22"/>
@@ -344,1593 +332,4882 @@
           <w:i w:val="0"/>
           <w:sz w:val="22"/>
         </w:rPr>
-        <w:t xml:space="preserve">                                             Vikram Shah v. Riva Trindade &amp; 3 Ors. – AAR No. 13/2024</w:t>
+        <w:t>Vikram Shah v. Riva Trindade &amp; 3 Ors. – AAR No. 13/2024</w:t>
       </w:r>
     </w:p>
-    <w:p>
-      <w:r>
-        <w:rPr>
-          <w:rFonts w:ascii="Times New Roman" w:hAnsi="Times New Roman" w:eastAsia="Times New Roman"/>
-          <w:b w:val="0"/>
-          <w:i w:val="0"/>
-          <w:sz w:val="22"/>
-        </w:rPr>
-        <w:t>Date                      What happened                                                                         Document we have</w:t>
-      </w:r>
-    </w:p>
-    <w:p>
-      <w:r>
-        <w:rPr>
-          <w:rFonts w:ascii="Times New Roman" w:hAnsi="Times New Roman" w:eastAsia="Times New Roman"/>
-          <w:b w:val="0"/>
-          <w:i w:val="0"/>
-          <w:sz w:val="22"/>
-        </w:rPr>
-        <w:t>08.12.1994                Communidade of Bambolim files Special Civil Suit No. 222/1994/B against</w:t>
-      </w:r>
-    </w:p>
-    <w:p>
-      <w:r>
-        <w:rPr>
-          <w:rFonts w:ascii="Times New Roman" w:hAnsi="Times New Roman" w:eastAsia="Times New Roman"/>
-          <w:b w:val="0"/>
-          <w:i w:val="0"/>
-          <w:sz w:val="22"/>
-        </w:rPr>
-        <w:t xml:space="preserve">                          Maximo Mergulhao (later his LR Dionisia) over Survey No. 89/3 (“Oros”)</w:t>
-      </w:r>
-    </w:p>
-    <w:p>
-      <w:r>
-        <w:rPr>
-          <w:rFonts w:ascii="Times New Roman" w:hAnsi="Times New Roman" w:eastAsia="Times New Roman"/>
-          <w:b w:val="0"/>
-          <w:i w:val="0"/>
-          <w:sz w:val="22"/>
-        </w:rPr>
-        <w:t>13.05.1998                Deed of Gratuitous Relinquishment: Americo Mergulhao and his wife give up their</w:t>
-      </w:r>
-    </w:p>
-    <w:p>
-      <w:r>
-        <w:rPr>
-          <w:rFonts w:ascii="Times New Roman" w:hAnsi="Times New Roman" w:eastAsia="Times New Roman"/>
-          <w:b w:val="0"/>
-          <w:i w:val="0"/>
-          <w:sz w:val="22"/>
-        </w:rPr>
-        <w:t xml:space="preserve">                          share, leaving Dionisia Dias e Mergulhao sole owner of all three properties</w:t>
-      </w:r>
-    </w:p>
-    <w:p>
-      <w:r>
-        <w:rPr>
-          <w:rFonts w:ascii="Times New Roman" w:hAnsi="Times New Roman" w:eastAsia="Times New Roman"/>
-          <w:b w:val="0"/>
-          <w:i w:val="0"/>
-          <w:sz w:val="22"/>
-        </w:rPr>
-        <w:t>19.11.1998 / 21.11.1998   Consent Terms and Compromise Decree in SCS 222/1994/B: Communidade</w:t>
-      </w:r>
-    </w:p>
-    <w:p>
-      <w:r>
-        <w:rPr>
-          <w:rFonts w:ascii="Times New Roman" w:hAnsi="Times New Roman" w:eastAsia="Times New Roman"/>
-          <w:b w:val="0"/>
-          <w:i w:val="0"/>
-          <w:sz w:val="22"/>
-        </w:rPr>
-        <w:t xml:space="preserve">                          agrees to take 45 plots out of Survey 93/2, 93/3, 93/4 in settlement</w:t>
-      </w:r>
-    </w:p>
-    <w:p>
-      <w:r>
-        <w:rPr>
-          <w:rFonts w:ascii="Times New Roman" w:hAnsi="Times New Roman" w:eastAsia="Times New Roman"/>
-          <w:b w:val="0"/>
-          <w:i w:val="0"/>
-          <w:sz w:val="22"/>
-        </w:rPr>
-        <w:t>04.2006                   Goa Group and Bombay Group consortium formed; approx. Rs. 3.5 crore remitted          Statement of funding and expenses</w:t>
-      </w:r>
-    </w:p>
-    <w:p>
-      <w:r>
-        <w:rPr>
-          <w:rFonts w:ascii="Times New Roman" w:hAnsi="Times New Roman" w:eastAsia="Times New Roman"/>
-          <w:b w:val="0"/>
-          <w:i w:val="0"/>
-          <w:sz w:val="22"/>
-        </w:rPr>
-        <w:t xml:space="preserve">                          to Pascoal Trindade</w:t>
-      </w:r>
-    </w:p>
-    <w:p>
-      <w:r>
-        <w:rPr>
-          <w:rFonts w:ascii="Times New Roman" w:hAnsi="Times New Roman" w:eastAsia="Times New Roman"/>
-          <w:b w:val="0"/>
-          <w:i w:val="0"/>
-          <w:sz w:val="22"/>
-        </w:rPr>
-        <w:t>25.04.2006                Three Deeds of Sale (Nos. 1238, 1239, 1240, registered 03.05.2006) from Dionisia      Deed of Sale for Survey 93/2 only (Deed</w:t>
-      </w:r>
-    </w:p>
-    <w:p>
-      <w:r>
-        <w:rPr>
-          <w:rFonts w:ascii="Times New Roman" w:hAnsi="Times New Roman" w:eastAsia="Times New Roman"/>
-          <w:b w:val="0"/>
-          <w:i w:val="0"/>
-          <w:sz w:val="22"/>
-        </w:rPr>
-        <w:t xml:space="preserve">                          Dias e Mergulhao, with M/s Raghurai Tamba as confirming party, to Pascoal             No. 1239)</w:t>
-      </w:r>
-    </w:p>
-    <w:p>
-      <w:r>
-        <w:rPr>
-          <w:rFonts w:ascii="Times New Roman" w:hAnsi="Times New Roman" w:eastAsia="Times New Roman"/>
-          <w:b w:val="0"/>
-          <w:i w:val="0"/>
-          <w:sz w:val="22"/>
-        </w:rPr>
-        <w:t xml:space="preserve">                          Trindade, Survey Nos. 93/2, 93/3, 93/4</w:t>
-      </w:r>
-    </w:p>
-    <w:p>
-      <w:r>
-        <w:rPr>
-          <w:rFonts w:ascii="Times New Roman" w:hAnsi="Times New Roman" w:eastAsia="Times New Roman"/>
-          <w:b w:val="0"/>
-          <w:i w:val="0"/>
-          <w:sz w:val="22"/>
-        </w:rPr>
-        <w:t>06.06.2006                MOU between Pravar Trade-Invest Pvt. Ltd. and M/s. Sumer Builders Pvt. Ltd.,          Memorandum of Understanding</w:t>
-      </w:r>
-    </w:p>
-    <w:p>
-      <w:r>
-        <w:rPr>
-          <w:rFonts w:ascii="Times New Roman" w:hAnsi="Times New Roman" w:eastAsia="Times New Roman"/>
-          <w:b w:val="0"/>
-          <w:i w:val="0"/>
-          <w:sz w:val="22"/>
-        </w:rPr>
-        <w:t xml:space="preserve">                          50:50 joint venture through Loonkar Developers to develop the land</w:t>
-      </w:r>
-    </w:p>
-    <w:p>
-      <w:r>
-        <w:rPr>
-          <w:rFonts w:ascii="Times New Roman" w:hAnsi="Times New Roman" w:eastAsia="Times New Roman"/>
-          <w:b w:val="0"/>
-          <w:i w:val="0"/>
-          <w:sz w:val="22"/>
-        </w:rPr>
-        <w:t>15.12.2006                MOU between Pascoal Trindade and Pravar Trade-Invest Pvt. Ltd., Vikram Shah           Memorandum of Understanding (unsigned</w:t>
-      </w:r>
-    </w:p>
-    <w:p>
-      <w:r>
-        <w:rPr>
-          <w:rFonts w:ascii="Times New Roman" w:hAnsi="Times New Roman" w:eastAsia="Times New Roman"/>
-          <w:b w:val="0"/>
-          <w:i w:val="0"/>
-          <w:sz w:val="22"/>
-        </w:rPr>
-        <w:t xml:space="preserve">                          as Co-Ordinator; Co-Ordinator/witness lines unsigned                                  by Co-Ordinator)</w:t>
-      </w:r>
-    </w:p>
-    <w:p>
-      <w:r>
-        <w:rPr>
-          <w:rFonts w:ascii="Times New Roman" w:hAnsi="Times New Roman" w:eastAsia="Times New Roman"/>
-          <w:b w:val="0"/>
-          <w:i w:val="0"/>
-          <w:sz w:val="22"/>
-        </w:rPr>
-        <w:t>2007-2009                 Tenant-entry clearance from Forms I &amp; XIV, funded via Pravar                          Statement of funding and expenses</w:t>
-      </w:r>
-    </w:p>
-    <w:p>
-      <w:r>
-        <w:rPr>
-          <w:rFonts w:ascii="Times New Roman" w:hAnsi="Times New Roman" w:eastAsia="Times New Roman"/>
-          <w:b w:val="0"/>
-          <w:i w:val="0"/>
-          <w:sz w:val="22"/>
-        </w:rPr>
-        <w:t>25.01.2007                Regular Civil Suit No. 6/2007/C decreed: Pascoal declared owner of Survey 93/2,</w:t>
-      </w:r>
-    </w:p>
-    <w:p>
-      <w:r>
-        <w:rPr>
-          <w:rFonts w:ascii="Times New Roman" w:hAnsi="Times New Roman" w:eastAsia="Times New Roman"/>
-          <w:b w:val="0"/>
-          <w:i w:val="0"/>
-          <w:sz w:val="22"/>
-        </w:rPr>
-        <w:t xml:space="preserve">                          93/3, 93/4 (97,500 sq. mtrs); erroneous tenant entries ordered deleted</w:t>
-      </w:r>
-    </w:p>
-    <w:p>
-      <w:r>
-        <w:rPr>
-          <w:rFonts w:ascii="Times New Roman" w:hAnsi="Times New Roman" w:eastAsia="Times New Roman"/>
-          <w:b w:val="0"/>
-          <w:i w:val="0"/>
-          <w:sz w:val="22"/>
-        </w:rPr>
-        <w:t>2009-2012                 Writ Application No. 102 of 2009 (Marvin Gonsalves, personal capacity) triggers a     High Court judgment on the writ petitions</w:t>
-      </w:r>
-    </w:p>
-    <w:p>
-      <w:r>
-        <w:rPr>
-          <w:rFonts w:ascii="Times New Roman" w:hAnsi="Times New Roman" w:eastAsia="Times New Roman"/>
-          <w:b w:val="0"/>
-          <w:i w:val="0"/>
-          <w:sz w:val="22"/>
-        </w:rPr>
-        <w:t xml:space="preserve">                          Deputy Collector inquiry; resulting batch of 4 writ petitions dismissed by the High</w:t>
-      </w:r>
-    </w:p>
-    <w:p>
-      <w:r>
-        <w:rPr>
-          <w:rFonts w:ascii="Times New Roman" w:hAnsi="Times New Roman" w:eastAsia="Times New Roman"/>
-          <w:b w:val="0"/>
-          <w:i w:val="0"/>
-          <w:sz w:val="22"/>
-        </w:rPr>
-        <w:t xml:space="preserve">                          Court, 29.03.2012</w:t>
-      </w:r>
-    </w:p>
-    <w:p>
-      <w:r>
-        <w:rPr>
-          <w:rFonts w:ascii="Times New Roman" w:hAnsi="Times New Roman" w:eastAsia="Times New Roman"/>
-          <w:b w:val="0"/>
-          <w:i w:val="0"/>
-          <w:sz w:val="22"/>
-        </w:rPr>
-        <w:t xml:space="preserve">                                                                       Page 1 of 6</w:t>
-      </w:r>
-    </w:p>
-    <w:p/>
-    <w:p>
-      <w:r>
-        <w:rPr>
-          <w:rFonts w:ascii="Times New Roman" w:hAnsi="Times New Roman" w:eastAsia="Times New Roman"/>
-          <w:b/>
-          <w:i w:val="0"/>
-          <w:color w:val="8B2E2E"/>
-          <w:sz w:val="26"/>
-        </w:rPr>
-        <w:t>Page 2 of 6</w:t>
-      </w:r>
-    </w:p>
-    <w:p>
-      <w:r>
-        <w:rPr>
-          <w:rFonts w:ascii="Times New Roman" w:hAnsi="Times New Roman" w:eastAsia="Times New Roman"/>
-          <w:b w:val="0"/>
-          <w:i w:val="0"/>
-          <w:sz w:val="22"/>
-        </w:rPr>
-        <w:t>Date         What happened                                                                       Document we have</w:t>
-      </w:r>
-    </w:p>
-    <w:p>
-      <w:r>
-        <w:rPr>
-          <w:rFonts w:ascii="Times New Roman" w:hAnsi="Times New Roman" w:eastAsia="Times New Roman"/>
-          <w:b w:val="0"/>
-          <w:i w:val="0"/>
-          <w:sz w:val="22"/>
-        </w:rPr>
-        <w:t>21.04.2009   Deed constituting the AOP “Loonkar Developers” executed                             Deed of Constitution of the AOP</w:t>
-      </w:r>
-    </w:p>
-    <w:p>
-      <w:r>
-        <w:rPr>
-          <w:rFonts w:ascii="Times New Roman" w:hAnsi="Times New Roman" w:eastAsia="Times New Roman"/>
-          <w:b w:val="0"/>
-          <w:i w:val="0"/>
-          <w:sz w:val="22"/>
-        </w:rPr>
-        <w:t>20.12.2011   Pravar Trade Invest confirms advance of Rs. 71,00,000 to Pascoal                    Confirmation letter</w:t>
-      </w:r>
-    </w:p>
-    <w:p>
-      <w:r>
-        <w:rPr>
-          <w:rFonts w:ascii="Times New Roman" w:hAnsi="Times New Roman" w:eastAsia="Times New Roman"/>
-          <w:b w:val="0"/>
-          <w:i w:val="0"/>
-          <w:sz w:val="22"/>
-        </w:rPr>
-        <w:t>28.12.2011   Loonkar Developers confirms payments of Rs. 3,67,60,000                             Confirmation letter</w:t>
-      </w:r>
-    </w:p>
-    <w:p>
-      <w:r>
-        <w:rPr>
-          <w:rFonts w:ascii="Times New Roman" w:hAnsi="Times New Roman" w:eastAsia="Times New Roman"/>
-          <w:b w:val="0"/>
-          <w:i w:val="0"/>
-          <w:sz w:val="22"/>
-        </w:rPr>
-        <w:t>01.04.2013   Articles of Association of “M/s PVM Associates” executed; total capital Rs.         Certified copy of the Articles of Association</w:t>
-      </w:r>
-    </w:p>
-    <w:p>
-      <w:r>
-        <w:rPr>
-          <w:rFonts w:ascii="Times New Roman" w:hAnsi="Times New Roman" w:eastAsia="Times New Roman"/>
-          <w:b w:val="0"/>
-          <w:i w:val="0"/>
-          <w:sz w:val="22"/>
-        </w:rPr>
-        <w:t xml:space="preserve">             3,25,00,000 (Pascoal 37.85%, Vikram 37.85%, Murlidhar 24.30%)</w:t>
-      </w:r>
-    </w:p>
-    <w:p>
-      <w:r>
-        <w:rPr>
-          <w:rFonts w:ascii="Times New Roman" w:hAnsi="Times New Roman" w:eastAsia="Times New Roman"/>
-          <w:b w:val="0"/>
-          <w:i w:val="0"/>
-          <w:sz w:val="22"/>
-        </w:rPr>
-        <w:t>n/d          Note explaining why title stayed with Pascoal, for tax reasons                      CA’s tax-advisory note</w:t>
-      </w:r>
-    </w:p>
-    <w:p>
-      <w:r>
-        <w:rPr>
-          <w:rFonts w:ascii="Times New Roman" w:hAnsi="Times New Roman" w:eastAsia="Times New Roman"/>
-          <w:b w:val="0"/>
-          <w:i w:val="0"/>
-          <w:sz w:val="22"/>
-        </w:rPr>
-        <w:t>2011-2013    Development permissions bundle for Survey 93/2, 93/3, 93/4 (NA-conversion           Permissions bundle, extracted from the</w:t>
-      </w:r>
-    </w:p>
-    <w:p>
-      <w:r>
-        <w:rPr>
-          <w:rFonts w:ascii="Times New Roman" w:hAnsi="Times New Roman" w:eastAsia="Times New Roman"/>
-          <w:b w:val="0"/>
-          <w:i w:val="0"/>
-          <w:sz w:val="22"/>
-        </w:rPr>
-        <w:t xml:space="preserve">             Sanads, Technical Clearance Order, Construction Licence, Environmental              Statement of Claim’s own annexures</w:t>
-      </w:r>
-    </w:p>
-    <w:p>
-      <w:r>
-        <w:rPr>
-          <w:rFonts w:ascii="Times New Roman" w:hAnsi="Times New Roman" w:eastAsia="Times New Roman"/>
-          <w:b w:val="0"/>
-          <w:i w:val="0"/>
-          <w:sz w:val="22"/>
-        </w:rPr>
-        <w:t xml:space="preserve">             Clearance)</w:t>
-      </w:r>
-    </w:p>
-    <w:p>
-      <w:r>
-        <w:rPr>
-          <w:rFonts w:ascii="Times New Roman" w:hAnsi="Times New Roman" w:eastAsia="Times New Roman"/>
-          <w:b w:val="0"/>
-          <w:i w:val="0"/>
-          <w:sz w:val="22"/>
-        </w:rPr>
-        <w:t>04.11.2013   Communidade of Bambolim institutes Special Civil Suit No. 52/2013/A</w:t>
-      </w:r>
-    </w:p>
-    <w:p>
-      <w:r>
-        <w:rPr>
-          <w:rFonts w:ascii="Times New Roman" w:hAnsi="Times New Roman" w:eastAsia="Times New Roman"/>
-          <w:b w:val="0"/>
-          <w:i w:val="0"/>
-          <w:sz w:val="22"/>
-        </w:rPr>
-        <w:t>06.05.2014   PVM Associates writes to HDFC Bank to open a new account                            Letter to HDFC Bank</w:t>
-      </w:r>
-    </w:p>
-    <w:p>
-      <w:r>
-        <w:rPr>
-          <w:rFonts w:ascii="Times New Roman" w:hAnsi="Times New Roman" w:eastAsia="Times New Roman"/>
-          <w:b w:val="0"/>
-          <w:i w:val="0"/>
-          <w:sz w:val="22"/>
-        </w:rPr>
-        <w:t>25.04.2014   Joint Venture Agreement between PVM Associates and Kuval Projects Pvt. Ltd. for     Joint Venture Agreement</w:t>
-      </w:r>
-    </w:p>
-    <w:p>
-      <w:r>
-        <w:rPr>
-          <w:rFonts w:ascii="Times New Roman" w:hAnsi="Times New Roman" w:eastAsia="Times New Roman"/>
-          <w:b w:val="0"/>
-          <w:i w:val="0"/>
-          <w:sz w:val="22"/>
-        </w:rPr>
-        <w:t xml:space="preserve">             Survey 93/3</w:t>
-      </w:r>
-    </w:p>
-    <w:p>
-      <w:r>
-        <w:rPr>
-          <w:rFonts w:ascii="Times New Roman" w:hAnsi="Times New Roman" w:eastAsia="Times New Roman"/>
-          <w:b w:val="0"/>
-          <w:i w:val="0"/>
-          <w:sz w:val="22"/>
-        </w:rPr>
-        <w:t>26.04.2014   Kuval deposits Rs. 2,21,00,000 into PVM’s HDFC account, booked as a PVM             PVM HDFC bank statement</w:t>
-      </w:r>
-    </w:p>
-    <w:p>
-      <w:r>
-        <w:rPr>
-          <w:rFonts w:ascii="Times New Roman" w:hAnsi="Times New Roman" w:eastAsia="Times New Roman"/>
-          <w:b w:val="0"/>
-          <w:i w:val="0"/>
-          <w:sz w:val="22"/>
-        </w:rPr>
-        <w:t xml:space="preserve">             liability</w:t>
-      </w:r>
-    </w:p>
-    <w:p>
-      <w:r>
-        <w:rPr>
-          <w:rFonts w:ascii="Times New Roman" w:hAnsi="Times New Roman" w:eastAsia="Times New Roman"/>
-          <w:b w:val="0"/>
-          <w:i w:val="0"/>
-          <w:sz w:val="22"/>
-        </w:rPr>
-        <w:t>26.04.2014   Pascoal personally withdraws Rs. 1,40,00,000 and refunds Pravar Trade-Invest        CA’s handwritten note on the PVM bank</w:t>
-      </w:r>
-    </w:p>
-    <w:p>
-      <w:r>
-        <w:rPr>
-          <w:rFonts w:ascii="Times New Roman" w:hAnsi="Times New Roman" w:eastAsia="Times New Roman"/>
-          <w:b w:val="0"/>
-          <w:i w:val="0"/>
-          <w:sz w:val="22"/>
-        </w:rPr>
-        <w:t xml:space="preserve">             and Murlidhar Sadarangani                                                           statement</w:t>
-      </w:r>
-    </w:p>
-    <w:p>
-      <w:r>
-        <w:rPr>
-          <w:rFonts w:ascii="Times New Roman" w:hAnsi="Times New Roman" w:eastAsia="Times New Roman"/>
-          <w:b w:val="0"/>
-          <w:i w:val="0"/>
-          <w:sz w:val="22"/>
-        </w:rPr>
-        <w:t>28.05.2014   PVM Associates pays Murlidhar Sadarangani Rs. 20,00,000 directly by cheque          Same PVM bank statement</w:t>
-      </w:r>
-    </w:p>
-    <w:p>
-      <w:r>
-        <w:rPr>
-          <w:rFonts w:ascii="Times New Roman" w:hAnsi="Times New Roman" w:eastAsia="Times New Roman"/>
-          <w:b w:val="0"/>
-          <w:i w:val="0"/>
-          <w:sz w:val="22"/>
-        </w:rPr>
-        <w:t>14.07.2014   Deed of Sale: Pascoal Trindade (self, and as POA holder for wife Albertina) to      Deed of Sale, extracted from the Statement</w:t>
-      </w:r>
-    </w:p>
-    <w:p>
-      <w:r>
-        <w:rPr>
-          <w:rFonts w:ascii="Times New Roman" w:hAnsi="Times New Roman" w:eastAsia="Times New Roman"/>
-          <w:b w:val="0"/>
-          <w:i w:val="0"/>
-          <w:sz w:val="22"/>
-        </w:rPr>
-        <w:t xml:space="preserve">             Loonkar Developers Pvt. Ltd., Survey No. 93/2, settling the Loonkar/Sumer           of Claim’s own annexures</w:t>
-      </w:r>
-    </w:p>
-    <w:p>
-      <w:r>
-        <w:rPr>
-          <w:rFonts w:ascii="Times New Roman" w:hAnsi="Times New Roman" w:eastAsia="Times New Roman"/>
-          <w:b w:val="0"/>
-          <w:i w:val="0"/>
-          <w:sz w:val="22"/>
-        </w:rPr>
-        <w:t xml:space="preserve">             Builders 34% share</w:t>
-      </w:r>
-    </w:p>
-    <w:p>
-      <w:r>
-        <w:rPr>
-          <w:rFonts w:ascii="Times New Roman" w:hAnsi="Times New Roman" w:eastAsia="Times New Roman"/>
-          <w:b w:val="0"/>
-          <w:i w:val="0"/>
-          <w:sz w:val="22"/>
-        </w:rPr>
-        <w:t>16.04.2016   Schedule of Wealth Tax paid on the Bambolim property                                Wealth tax schedule</w:t>
-      </w:r>
-    </w:p>
-    <w:p>
-      <w:r>
-        <w:rPr>
-          <w:rFonts w:ascii="Times New Roman" w:hAnsi="Times New Roman" w:eastAsia="Times New Roman"/>
-          <w:b w:val="0"/>
-          <w:i w:val="0"/>
-          <w:sz w:val="22"/>
-        </w:rPr>
-        <w:t>30.07.2016   Order in SCS 52/2013/A: application under O.7 R.11(d) CPC to reject the plaint as   Order dismissing the time-bar application</w:t>
-      </w:r>
-    </w:p>
-    <w:p>
-      <w:r>
-        <w:rPr>
-          <w:rFonts w:ascii="Times New Roman" w:hAnsi="Times New Roman" w:eastAsia="Times New Roman"/>
-          <w:b w:val="0"/>
-          <w:i w:val="0"/>
-          <w:sz w:val="22"/>
-        </w:rPr>
-        <w:t xml:space="preserve">             time-barred, dismissed</w:t>
-      </w:r>
-    </w:p>
-    <w:p>
-      <w:r>
-        <w:rPr>
-          <w:rFonts w:ascii="Times New Roman" w:hAnsi="Times New Roman" w:eastAsia="Times New Roman"/>
-          <w:b w:val="0"/>
-          <w:i w:val="0"/>
-          <w:sz w:val="22"/>
-        </w:rPr>
-        <w:t xml:space="preserve">                                                          Page 2 of 6</w:t>
-      </w:r>
-    </w:p>
-    <w:p/>
-    <w:p>
-      <w:r>
-        <w:rPr>
-          <w:rFonts w:ascii="Times New Roman" w:hAnsi="Times New Roman" w:eastAsia="Times New Roman"/>
-          <w:b/>
-          <w:i w:val="0"/>
-          <w:color w:val="8B2E2E"/>
-          <w:sz w:val="26"/>
-        </w:rPr>
-        <w:t>Page 3 of 6</w:t>
-      </w:r>
-    </w:p>
-    <w:p>
-      <w:r>
-        <w:rPr>
-          <w:rFonts w:ascii="Times New Roman" w:hAnsi="Times New Roman" w:eastAsia="Times New Roman"/>
-          <w:b w:val="0"/>
-          <w:i w:val="0"/>
-          <w:sz w:val="22"/>
-        </w:rPr>
-        <w:t>Date                       What happened                                                                        Document we have</w:t>
-      </w:r>
-    </w:p>
-    <w:p>
-      <w:r>
-        <w:rPr>
-          <w:rFonts w:ascii="Times New Roman" w:hAnsi="Times New Roman" w:eastAsia="Times New Roman"/>
-          <w:b w:val="0"/>
-          <w:i w:val="0"/>
-          <w:sz w:val="22"/>
-        </w:rPr>
-        <w:t>2016                       Civil Revision Application, Pascoal and Albertina v. Comunidade, challenging the     Civil Revision Application</w:t>
-      </w:r>
-    </w:p>
-    <w:p>
-      <w:r>
-        <w:rPr>
-          <w:rFonts w:ascii="Times New Roman" w:hAnsi="Times New Roman" w:eastAsia="Times New Roman"/>
-          <w:b w:val="0"/>
-          <w:i w:val="0"/>
-          <w:sz w:val="22"/>
-        </w:rPr>
-        <w:t xml:space="preserve">                           30.07.2016 order</w:t>
-      </w:r>
-    </w:p>
-    <w:p>
-      <w:r>
-        <w:rPr>
-          <w:rFonts w:ascii="Times New Roman" w:hAnsi="Times New Roman" w:eastAsia="Times New Roman"/>
-          <w:b w:val="0"/>
-          <w:i w:val="0"/>
-          <w:sz w:val="22"/>
-        </w:rPr>
-        <w:t>2018                       Interim injunction referenced in a later strategy discussion, possibly the same as</w:t>
-      </w:r>
-    </w:p>
-    <w:p>
-      <w:r>
-        <w:rPr>
-          <w:rFonts w:ascii="Times New Roman" w:hAnsi="Times New Roman" w:eastAsia="Times New Roman"/>
-          <w:b w:val="0"/>
-          <w:i w:val="0"/>
-          <w:sz w:val="22"/>
-        </w:rPr>
-        <w:t xml:space="preserve">                           the 13.03.2020 order</w:t>
-      </w:r>
-    </w:p>
-    <w:p>
-      <w:r>
-        <w:rPr>
-          <w:rFonts w:ascii="Times New Roman" w:hAnsi="Times New Roman" w:eastAsia="Times New Roman"/>
-          <w:b w:val="0"/>
-          <w:i w:val="0"/>
-          <w:sz w:val="22"/>
-        </w:rPr>
-        <w:t>13.03.2020                 Injunction in SCS 52/2013/A halts all construction                                   Injunction order</w:t>
-      </w:r>
-    </w:p>
-    <w:p>
-      <w:r>
-        <w:rPr>
-          <w:rFonts w:ascii="Times New Roman" w:hAnsi="Times New Roman" w:eastAsia="Times New Roman"/>
-          <w:b w:val="0"/>
-          <w:i w:val="0"/>
-          <w:sz w:val="22"/>
-        </w:rPr>
-        <w:t>2020                       Appeal From Order filed challenging the 13.03.2020 injunction; Loonkar               Appeal From Order</w:t>
-      </w:r>
-    </w:p>
-    <w:p>
-      <w:r>
-        <w:rPr>
-          <w:rFonts w:ascii="Times New Roman" w:hAnsi="Times New Roman" w:eastAsia="Times New Roman"/>
-          <w:b w:val="0"/>
-          <w:i w:val="0"/>
-          <w:sz w:val="22"/>
-        </w:rPr>
-        <w:t xml:space="preserve">                           Developers named Respondent No. 19</w:t>
-      </w:r>
-    </w:p>
-    <w:p>
-      <w:r>
-        <w:rPr>
-          <w:rFonts w:ascii="Times New Roman" w:hAnsi="Times New Roman" w:eastAsia="Times New Roman"/>
-          <w:b w:val="0"/>
-          <w:i w:val="0"/>
-          <w:sz w:val="22"/>
-        </w:rPr>
-        <w:t>20.11.2020                 Settlement Proposal letter, Pascoal and Albertina Trindade to the Communidade:       Settlement proposal letter</w:t>
-      </w:r>
-    </w:p>
-    <w:p>
-      <w:r>
-        <w:rPr>
-          <w:rFonts w:ascii="Times New Roman" w:hAnsi="Times New Roman" w:eastAsia="Times New Roman"/>
-          <w:b w:val="0"/>
-          <w:i w:val="0"/>
-          <w:sz w:val="22"/>
-        </w:rPr>
-        <w:t xml:space="preserve">                           5,000 sq. m. touching the road plus Rs. 10 crore, with an arena sketch enclosed</w:t>
-      </w:r>
-    </w:p>
-    <w:p>
-      <w:r>
-        <w:rPr>
-          <w:rFonts w:ascii="Times New Roman" w:hAnsi="Times New Roman" w:eastAsia="Times New Roman"/>
-          <w:b w:val="0"/>
-          <w:i w:val="0"/>
-          <w:sz w:val="22"/>
-        </w:rPr>
-        <w:t>27.11.2020                 Communidade’s advocate acknowledges the proposal, raises clarifications              Correspondence letter</w:t>
-      </w:r>
-    </w:p>
-    <w:p>
-      <w:r>
-        <w:rPr>
-          <w:rFonts w:ascii="Times New Roman" w:hAnsi="Times New Roman" w:eastAsia="Times New Roman"/>
-          <w:b w:val="0"/>
-          <w:i w:val="0"/>
-          <w:sz w:val="22"/>
-        </w:rPr>
-        <w:t>02.12.2020                 Reply on behalf of the Trindades                                                     Reply letter</w:t>
-      </w:r>
-    </w:p>
-    <w:p>
-      <w:r>
-        <w:rPr>
-          <w:rFonts w:ascii="Times New Roman" w:hAnsi="Times New Roman" w:eastAsia="Times New Roman"/>
-          <w:b w:val="0"/>
-          <w:i w:val="0"/>
-          <w:sz w:val="22"/>
-        </w:rPr>
-        <w:t>c. Nov 2020 - 17.01.2022   Consent terms with the Communidade signed by Pascoal before his death;</w:t>
-      </w:r>
-    </w:p>
-    <w:p>
-      <w:r>
-        <w:rPr>
-          <w:rFonts w:ascii="Times New Roman" w:hAnsi="Times New Roman" w:eastAsia="Times New Roman"/>
-          <w:b w:val="0"/>
-          <w:i w:val="0"/>
-          <w:sz w:val="22"/>
-        </w:rPr>
-        <w:t xml:space="preserve">                           approved by the Administrator and the Tribunal of Communidade; application to</w:t>
-      </w:r>
-    </w:p>
-    <w:p>
-      <w:r>
-        <w:rPr>
-          <w:rFonts w:ascii="Times New Roman" w:hAnsi="Times New Roman" w:eastAsia="Times New Roman"/>
-          <w:b w:val="0"/>
-          <w:i w:val="0"/>
-          <w:sz w:val="22"/>
-        </w:rPr>
-        <w:t xml:space="preserve">                           the Revenue Department never received an order</w:t>
-      </w:r>
-    </w:p>
-    <w:p>
-      <w:r>
-        <w:rPr>
-          <w:rFonts w:ascii="Times New Roman" w:hAnsi="Times New Roman" w:eastAsia="Times New Roman"/>
-          <w:b w:val="0"/>
-          <w:i w:val="0"/>
-          <w:sz w:val="22"/>
-        </w:rPr>
-        <w:t>17.01.2022                 Demise of Pascoal Trindade; Riva, Albertina and Karita Trindade become his legal     Death certificate</w:t>
-      </w:r>
-    </w:p>
-    <w:p>
-      <w:r>
-        <w:rPr>
-          <w:rFonts w:ascii="Times New Roman" w:hAnsi="Times New Roman" w:eastAsia="Times New Roman"/>
-          <w:b w:val="0"/>
-          <w:i w:val="0"/>
-          <w:sz w:val="22"/>
-        </w:rPr>
-        <w:t xml:space="preserve">                           heirs</w:t>
-      </w:r>
-    </w:p>
-    <w:p>
-      <w:r>
-        <w:rPr>
-          <w:rFonts w:ascii="Times New Roman" w:hAnsi="Times New Roman" w:eastAsia="Times New Roman"/>
-          <w:b w:val="0"/>
-          <w:i w:val="0"/>
-          <w:sz w:val="22"/>
-        </w:rPr>
-        <w:t>20.04.2022                 Affidavit in Evidence of Vikram Shah as authorised representative of Loonkar,        Affidavit in Evidence</w:t>
-      </w:r>
-    </w:p>
-    <w:p>
-      <w:r>
-        <w:rPr>
-          <w:rFonts w:ascii="Times New Roman" w:hAnsi="Times New Roman" w:eastAsia="Times New Roman"/>
-          <w:b w:val="0"/>
-          <w:i w:val="0"/>
-          <w:sz w:val="22"/>
-        </w:rPr>
-        <w:t xml:space="preserve">                           Defendant No. 20, SCS 52/2013/A</w:t>
-      </w:r>
-    </w:p>
-    <w:p>
-      <w:r>
-        <w:rPr>
-          <w:rFonts w:ascii="Times New Roman" w:hAnsi="Times New Roman" w:eastAsia="Times New Roman"/>
-          <w:b w:val="0"/>
-          <w:i w:val="0"/>
-          <w:sz w:val="22"/>
-        </w:rPr>
-        <w:t>20-21.04.2022              Deposition of DW1 Vikram Shah, Exh. C/143, SCS 52/2013/A                             Deposition transcript, both parts</w:t>
-      </w:r>
-    </w:p>
-    <w:p>
-      <w:r>
-        <w:rPr>
-          <w:rFonts w:ascii="Times New Roman" w:hAnsi="Times New Roman" w:eastAsia="Times New Roman"/>
-          <w:b w:val="0"/>
-          <w:i w:val="0"/>
-          <w:sz w:val="22"/>
-        </w:rPr>
-        <w:t xml:space="preserve">                                                                                                                (examination-in-chief and further cross;</w:t>
-      </w:r>
-    </w:p>
-    <w:p>
-      <w:r>
-        <w:rPr>
-          <w:rFonts w:ascii="Times New Roman" w:hAnsi="Times New Roman" w:eastAsia="Times New Roman"/>
-          <w:b w:val="0"/>
-          <w:i w:val="0"/>
-          <w:sz w:val="22"/>
-        </w:rPr>
-        <w:t xml:space="preserve">                                                                                                                and cross-examination)</w:t>
-      </w:r>
-    </w:p>
-    <w:p>
-      <w:r>
-        <w:rPr>
-          <w:rFonts w:ascii="Times New Roman" w:hAnsi="Times New Roman" w:eastAsia="Times New Roman"/>
-          <w:b w:val="0"/>
-          <w:i w:val="0"/>
-          <w:sz w:val="22"/>
-        </w:rPr>
-        <w:t>13.10.2022                 Order in SCS 52/2013/A: PVM Associates’ impleadment application dismissed;</w:t>
-      </w:r>
-    </w:p>
-    <w:p>
-      <w:r>
-        <w:rPr>
-          <w:rFonts w:ascii="Times New Roman" w:hAnsi="Times New Roman" w:eastAsia="Times New Roman"/>
-          <w:b w:val="0"/>
-          <w:i w:val="0"/>
-          <w:sz w:val="22"/>
-        </w:rPr>
-        <w:t xml:space="preserve">                           AoA held to not create any right or title in the Association</w:t>
-      </w:r>
-    </w:p>
-    <w:p>
-      <w:r>
-        <w:rPr>
-          <w:rFonts w:ascii="Times New Roman" w:hAnsi="Times New Roman" w:eastAsia="Times New Roman"/>
-          <w:b w:val="0"/>
-          <w:i w:val="0"/>
-          <w:sz w:val="22"/>
-        </w:rPr>
-        <w:t>17.10.2022                 Letter from Kuval Projects Pvt. Ltd. to PVM Associates, warning of repudiation       Letter</w:t>
-      </w:r>
-    </w:p>
-    <w:p>
-      <w:r>
-        <w:rPr>
-          <w:rFonts w:ascii="Times New Roman" w:hAnsi="Times New Roman" w:eastAsia="Times New Roman"/>
-          <w:b w:val="0"/>
-          <w:i w:val="0"/>
-          <w:sz w:val="22"/>
-        </w:rPr>
-        <w:t xml:space="preserve">                           over non-cooperation</w:t>
-      </w:r>
-    </w:p>
-    <w:p>
-      <w:r>
-        <w:rPr>
-          <w:rFonts w:ascii="Times New Roman" w:hAnsi="Times New Roman" w:eastAsia="Times New Roman"/>
-          <w:b w:val="0"/>
-          <w:i w:val="0"/>
-          <w:sz w:val="22"/>
-        </w:rPr>
-        <w:t xml:space="preserve">                                                                        Page 3 of 6</w:t>
-      </w:r>
-    </w:p>
-    <w:p/>
-    <w:p>
-      <w:r>
-        <w:rPr>
-          <w:rFonts w:ascii="Times New Roman" w:hAnsi="Times New Roman" w:eastAsia="Times New Roman"/>
-          <w:b/>
-          <w:i w:val="0"/>
-          <w:color w:val="8B2E2E"/>
-          <w:sz w:val="26"/>
-        </w:rPr>
-        <w:t>Page 4 of 6</w:t>
-      </w:r>
-    </w:p>
-    <w:p>
-      <w:r>
-        <w:rPr>
-          <w:rFonts w:ascii="Times New Roman" w:hAnsi="Times New Roman" w:eastAsia="Times New Roman"/>
-          <w:b w:val="0"/>
-          <w:i w:val="0"/>
-          <w:sz w:val="22"/>
-        </w:rPr>
-        <w:t>Date                    What happened                                                                        Document we have</w:t>
-      </w:r>
-    </w:p>
-    <w:p>
-      <w:r>
-        <w:rPr>
-          <w:rFonts w:ascii="Times New Roman" w:hAnsi="Times New Roman" w:eastAsia="Times New Roman"/>
-          <w:b w:val="0"/>
-          <w:i w:val="0"/>
-          <w:sz w:val="22"/>
-        </w:rPr>
-        <w:t>30.10.2023              District Court, North Goa order sets aside the 28.11.2019 order of the Director of</w:t>
-      </w:r>
-    </w:p>
-    <w:p>
-      <w:r>
-        <w:rPr>
-          <w:rFonts w:ascii="Times New Roman" w:hAnsi="Times New Roman" w:eastAsia="Times New Roman"/>
-          <w:b w:val="0"/>
-          <w:i w:val="0"/>
-          <w:sz w:val="22"/>
-        </w:rPr>
-        <w:t xml:space="preserve">                        Panchayats</w:t>
-      </w:r>
-    </w:p>
-    <w:p>
-      <w:r>
-        <w:rPr>
-          <w:rFonts w:ascii="Times New Roman" w:hAnsi="Times New Roman" w:eastAsia="Times New Roman"/>
-          <w:b w:val="0"/>
-          <w:i w:val="0"/>
-          <w:sz w:val="22"/>
-        </w:rPr>
-        <w:t>20.01.2024              Application for Impleadment (PVM Associates), SCS 52/2013/A                          Application for impleadment</w:t>
-      </w:r>
-    </w:p>
-    <w:p>
-      <w:r>
-        <w:rPr>
-          <w:rFonts w:ascii="Times New Roman" w:hAnsi="Times New Roman" w:eastAsia="Times New Roman"/>
-          <w:b w:val="0"/>
-          <w:i w:val="0"/>
-          <w:sz w:val="22"/>
-        </w:rPr>
-        <w:t>28.02.2024              Arbitration invoked under the PVM Articles of Association, by Vikram Shah</w:t>
-      </w:r>
-    </w:p>
-    <w:p>
-      <w:r>
-        <w:rPr>
-          <w:rFonts w:ascii="Times New Roman" w:hAnsi="Times New Roman" w:eastAsia="Times New Roman"/>
-          <w:b w:val="0"/>
-          <w:i w:val="0"/>
-          <w:sz w:val="22"/>
-        </w:rPr>
-        <w:t>19.03.2024              Notice of Arbitration by Kuval Projects Pvt. Ltd., invoking Clause 27 of the JVA     Notice of Arbitration</w:t>
-      </w:r>
-    </w:p>
-    <w:p>
-      <w:r>
-        <w:rPr>
-          <w:rFonts w:ascii="Times New Roman" w:hAnsi="Times New Roman" w:eastAsia="Times New Roman"/>
-          <w:b w:val="0"/>
-          <w:i w:val="0"/>
-          <w:sz w:val="22"/>
-        </w:rPr>
-        <w:t>12.04.2024              Application for Appointment of Arbitrator (Memo and Affidavit), Section 11(4)        Application</w:t>
-      </w:r>
-    </w:p>
-    <w:p>
-      <w:r>
-        <w:rPr>
-          <w:rFonts w:ascii="Times New Roman" w:hAnsi="Times New Roman" w:eastAsia="Times New Roman"/>
-          <w:b w:val="0"/>
-          <w:i w:val="0"/>
-          <w:sz w:val="22"/>
-        </w:rPr>
-        <w:t>10.07.2024              High Court order, AAR No. 13/2024, notice made returnable                            High Court order</w:t>
-      </w:r>
-    </w:p>
-    <w:p>
-      <w:r>
-        <w:rPr>
-          <w:rFonts w:ascii="Times New Roman" w:hAnsi="Times New Roman" w:eastAsia="Times New Roman"/>
-          <w:b w:val="0"/>
-          <w:i w:val="0"/>
-          <w:sz w:val="22"/>
-        </w:rPr>
-        <w:t>07.08.2024              High Court appoints Sr. Adv. Nitin Sardessai as Sole Arbitrator                      High Court order</w:t>
-      </w:r>
-    </w:p>
-    <w:p>
-      <w:r>
-        <w:rPr>
-          <w:rFonts w:ascii="Times New Roman" w:hAnsi="Times New Roman" w:eastAsia="Times New Roman"/>
-          <w:b w:val="0"/>
-          <w:i w:val="0"/>
-          <w:sz w:val="22"/>
-        </w:rPr>
-        <w:t>14.09.2024              First arbitration hearing; Respondents propose a global settlement                   Minutes of that hearing</w:t>
-      </w:r>
-    </w:p>
-    <w:p>
-      <w:r>
-        <w:rPr>
-          <w:rFonts w:ascii="Times New Roman" w:hAnsi="Times New Roman" w:eastAsia="Times New Roman"/>
-          <w:b w:val="0"/>
-          <w:i w:val="0"/>
-          <w:sz w:val="22"/>
-        </w:rPr>
-        <w:t>22.01-25.01.2025        Statement of Claim filed, seeking damages and appointment of Claimant as             Statement of Claim</w:t>
-      </w:r>
-    </w:p>
-    <w:p>
-      <w:r>
-        <w:rPr>
-          <w:rFonts w:ascii="Times New Roman" w:hAnsi="Times New Roman" w:eastAsia="Times New Roman"/>
-          <w:b w:val="0"/>
-          <w:i w:val="0"/>
-          <w:sz w:val="22"/>
-        </w:rPr>
-        <w:t xml:space="preserve">                        Receiver</w:t>
-      </w:r>
-    </w:p>
-    <w:p>
-      <w:r>
-        <w:rPr>
-          <w:rFonts w:ascii="Times New Roman" w:hAnsi="Times New Roman" w:eastAsia="Times New Roman"/>
-          <w:b w:val="0"/>
-          <w:i w:val="0"/>
-          <w:sz w:val="22"/>
-        </w:rPr>
-        <w:t>13.02.2025              Reply of Respondent No. 4 (Murlidhar Sadarangani) to the Claim Statement             Reply</w:t>
-      </w:r>
-    </w:p>
-    <w:p>
-      <w:r>
-        <w:rPr>
-          <w:rFonts w:ascii="Times New Roman" w:hAnsi="Times New Roman" w:eastAsia="Times New Roman"/>
-          <w:b w:val="0"/>
-          <w:i w:val="0"/>
-          <w:sz w:val="22"/>
-        </w:rPr>
-        <w:t>15.02.2025              R1-R3’s Application for Modification of Minutes dated 26.08.2024                     Application</w:t>
-      </w:r>
-    </w:p>
-    <w:p>
-      <w:r>
-        <w:rPr>
-          <w:rFonts w:ascii="Times New Roman" w:hAnsi="Times New Roman" w:eastAsia="Times New Roman"/>
-          <w:b w:val="0"/>
-          <w:i w:val="0"/>
-          <w:sz w:val="22"/>
-        </w:rPr>
-        <w:t>01.03.2025              Section 17 Application by the Claimant, seeking receiver/attachment                  Application</w:t>
-      </w:r>
-    </w:p>
-    <w:p>
-      <w:r>
-        <w:rPr>
-          <w:rFonts w:ascii="Times New Roman" w:hAnsi="Times New Roman" w:eastAsia="Times New Roman"/>
-          <w:b w:val="0"/>
-          <w:i w:val="0"/>
-          <w:sz w:val="22"/>
-        </w:rPr>
-        <w:t>07.03.2025              Statement of Defence (R1-R3)                                                         Statement of Defence</w:t>
-      </w:r>
-    </w:p>
-    <w:p>
-      <w:r>
-        <w:rPr>
-          <w:rFonts w:ascii="Times New Roman" w:hAnsi="Times New Roman" w:eastAsia="Times New Roman"/>
-          <w:b w:val="0"/>
-          <w:i w:val="0"/>
-          <w:sz w:val="22"/>
-        </w:rPr>
-        <w:t>07.03.2025              R1-R3’s Reply to the Claimant’s Section 17 Application                               Reply</w:t>
-      </w:r>
-    </w:p>
-    <w:p>
-      <w:r>
-        <w:rPr>
-          <w:rFonts w:ascii="Times New Roman" w:hAnsi="Times New Roman" w:eastAsia="Times New Roman"/>
-          <w:b w:val="0"/>
-          <w:i w:val="0"/>
-          <w:sz w:val="22"/>
-        </w:rPr>
-        <w:t>21.03.2025              Additional Reply of Respondent No. 4                                                 Additional reply</w:t>
-      </w:r>
-    </w:p>
-    <w:p>
-      <w:r>
-        <w:rPr>
-          <w:rFonts w:ascii="Times New Roman" w:hAnsi="Times New Roman" w:eastAsia="Times New Roman"/>
-          <w:b w:val="0"/>
-          <w:i w:val="0"/>
-          <w:sz w:val="22"/>
-        </w:rPr>
-        <w:t>26.04.2025              All parties agree a Receiver is needed, but disagree on who                          Minutes of that hearing</w:t>
-      </w:r>
-    </w:p>
-    <w:p>
-      <w:r>
-        <w:rPr>
-          <w:rFonts w:ascii="Times New Roman" w:hAnsi="Times New Roman" w:eastAsia="Times New Roman"/>
-          <w:b w:val="0"/>
-          <w:i w:val="0"/>
-          <w:sz w:val="22"/>
-        </w:rPr>
-        <w:t>08.06.2025              Order equalising arbitration costs; R1-R3 treated as one party holding Pascoal’s     Order</w:t>
-      </w:r>
-    </w:p>
-    <w:p>
-      <w:r>
-        <w:rPr>
-          <w:rFonts w:ascii="Times New Roman" w:hAnsi="Times New Roman" w:eastAsia="Times New Roman"/>
-          <w:b w:val="0"/>
-          <w:i w:val="0"/>
-          <w:sz w:val="22"/>
-        </w:rPr>
-        <w:t xml:space="preserve">                        one-third share</w:t>
-      </w:r>
-    </w:p>
-    <w:p>
-      <w:r>
-        <w:rPr>
-          <w:rFonts w:ascii="Times New Roman" w:hAnsi="Times New Roman" w:eastAsia="Times New Roman"/>
-          <w:b w:val="0"/>
-          <w:i w:val="0"/>
-          <w:sz w:val="22"/>
-        </w:rPr>
-        <w:t>28.06.2025-22.11.2025   Successive hearings adjourned for settlement talks                                   Minutes of those hearings</w:t>
-      </w:r>
-    </w:p>
-    <w:p>
-      <w:r>
-        <w:rPr>
-          <w:rFonts w:ascii="Times New Roman" w:hAnsi="Times New Roman" w:eastAsia="Times New Roman"/>
-          <w:b w:val="0"/>
-          <w:i w:val="0"/>
-          <w:sz w:val="22"/>
-        </w:rPr>
-        <w:t xml:space="preserve">                                                                     Page 4 of 6</w:t>
-      </w:r>
-    </w:p>
-    <w:p/>
-    <w:p>
-      <w:r>
-        <w:rPr>
-          <w:rFonts w:ascii="Times New Roman" w:hAnsi="Times New Roman" w:eastAsia="Times New Roman"/>
-          <w:b/>
-          <w:i w:val="0"/>
-          <w:color w:val="8B2E2E"/>
-          <w:sz w:val="26"/>
-        </w:rPr>
-        <w:t>Page 5 of 6</w:t>
-      </w:r>
-    </w:p>
-    <w:p>
-      <w:r>
-        <w:rPr>
-          <w:rFonts w:ascii="Times New Roman" w:hAnsi="Times New Roman" w:eastAsia="Times New Roman"/>
-          <w:b w:val="0"/>
-          <w:i w:val="0"/>
-          <w:sz w:val="22"/>
-        </w:rPr>
-        <w:t>Date                    What happened                                                                  Document we have</w:t>
-      </w:r>
-    </w:p>
-    <w:p>
-      <w:r>
-        <w:rPr>
-          <w:rFonts w:ascii="Times New Roman" w:hAnsi="Times New Roman" w:eastAsia="Times New Roman"/>
-          <w:b w:val="0"/>
-          <w:i w:val="0"/>
-          <w:sz w:val="22"/>
-        </w:rPr>
-        <w:t>13.12.2025              Claimant offers, without prejudice, joint receivership with Respondent No. 1   Minutes of that hearing</w:t>
-      </w:r>
-    </w:p>
-    <w:p>
-      <w:r>
-        <w:rPr>
-          <w:rFonts w:ascii="Times New Roman" w:hAnsi="Times New Roman" w:eastAsia="Times New Roman"/>
-          <w:b w:val="0"/>
-          <w:i w:val="0"/>
-          <w:sz w:val="22"/>
-        </w:rPr>
-        <w:t>31.01.2026              Settlement failed; both pending applications set for arguments, no further     Minutes of that hearing</w:t>
-      </w:r>
-    </w:p>
-    <w:p>
-      <w:r>
-        <w:rPr>
-          <w:rFonts w:ascii="Times New Roman" w:hAnsi="Times New Roman" w:eastAsia="Times New Roman"/>
-          <w:b w:val="0"/>
-          <w:i w:val="0"/>
-          <w:sz w:val="22"/>
-        </w:rPr>
-        <w:t xml:space="preserve">                        adjournments</w:t>
-      </w:r>
-    </w:p>
-    <w:p>
-      <w:r>
-        <w:rPr>
-          <w:rFonts w:ascii="Times New Roman" w:hAnsi="Times New Roman" w:eastAsia="Times New Roman"/>
-          <w:b w:val="0"/>
-          <w:i w:val="0"/>
-          <w:sz w:val="22"/>
-        </w:rPr>
-        <w:t>13.02.2026-28.02.2026   Respondents 1-3 change advocates; new counsel granted a last opportunity       Minutes of those hearings</w:t>
-      </w:r>
-    </w:p>
-    <w:p>
-      <w:r>
-        <w:rPr>
-          <w:rFonts w:ascii="Times New Roman" w:hAnsi="Times New Roman" w:eastAsia="Times New Roman"/>
-          <w:b w:val="0"/>
-          <w:i w:val="0"/>
-          <w:sz w:val="22"/>
-        </w:rPr>
-        <w:t>14.03.2026              Respondent No. 2 files a Section 16 jurisdiction challenge                     Application</w:t>
-      </w:r>
-    </w:p>
-    <w:p>
-      <w:r>
-        <w:rPr>
-          <w:rFonts w:ascii="Times New Roman" w:hAnsi="Times New Roman" w:eastAsia="Times New Roman"/>
-          <w:b w:val="0"/>
-          <w:i w:val="0"/>
-          <w:sz w:val="22"/>
-        </w:rPr>
-        <w:t>08.04.2026              Affidavit in Reply to the Section 16 Application, by Respondent No. 4          Affidavit</w:t>
-      </w:r>
-    </w:p>
-    <w:p>
-      <w:r>
-        <w:rPr>
-          <w:rFonts w:ascii="Times New Roman" w:hAnsi="Times New Roman" w:eastAsia="Times New Roman"/>
-          <w:b w:val="0"/>
-          <w:i w:val="0"/>
-          <w:sz w:val="22"/>
-        </w:rPr>
-        <w:t>10.04.2026              Reply to the Section 16 Application, by the Claimant                           Reply</w:t>
-      </w:r>
-    </w:p>
-    <w:p>
-      <w:r>
-        <w:rPr>
-          <w:rFonts w:ascii="Times New Roman" w:hAnsi="Times New Roman" w:eastAsia="Times New Roman"/>
-          <w:b w:val="0"/>
-          <w:i w:val="0"/>
-          <w:sz w:val="22"/>
-        </w:rPr>
-        <w:t>n/d (2026)              Written Submissions opposing the Section 16 Application, by Respondent No. 4   Written submissions</w:t>
-      </w:r>
-    </w:p>
-    <w:p>
-      <w:r>
-        <w:rPr>
-          <w:rFonts w:ascii="Times New Roman" w:hAnsi="Times New Roman" w:eastAsia="Times New Roman"/>
-          <w:b w:val="0"/>
-          <w:i w:val="0"/>
-          <w:sz w:val="22"/>
-        </w:rPr>
-        <w:t>01.05.2026              Section 16 Application dismissed; arguments on Section 17 fixed                Order</w:t>
-      </w:r>
-    </w:p>
-    <w:p>
-      <w:r>
-        <w:rPr>
-          <w:rFonts w:ascii="Times New Roman" w:hAnsi="Times New Roman" w:eastAsia="Times New Roman"/>
-          <w:b w:val="0"/>
-          <w:i w:val="0"/>
-          <w:sz w:val="22"/>
-        </w:rPr>
-        <w:t>27.11.2017              Riva Trindade appointed Additional Director, Pravar Trade-Invest Pvt. Ltd.     Public MCA filing (not yet a certified copy)</w:t>
-      </w:r>
-    </w:p>
-    <w:p>
-      <w:r>
-        <w:rPr>
-          <w:rFonts w:ascii="Times New Roman" w:hAnsi="Times New Roman" w:eastAsia="Times New Roman"/>
-          <w:b w:val="0"/>
-          <w:i w:val="0"/>
-          <w:sz w:val="22"/>
-        </w:rPr>
-        <w:t>30.12.2018              Riva Trindade appointed Additional/full Director, Kuval Projects Pvt. Ltd.     Public MCA filing (not yet a certified copy)</w:t>
-      </w:r>
-    </w:p>
-    <w:p>
-      <w:r>
-        <w:rPr>
-          <w:rFonts w:ascii="Times New Roman" w:hAnsi="Times New Roman" w:eastAsia="Times New Roman"/>
-          <w:b w:val="0"/>
-          <w:i w:val="0"/>
-          <w:sz w:val="22"/>
-        </w:rPr>
-        <w:t>11.06.2019              Pascoal Trindade ceases as director of Kuval Projects Pvt. Ltd.                Public MCA filing (not yet a certified copy)</w:t>
-      </w:r>
-    </w:p>
-    <w:p>
-      <w:r>
-        <w:rPr>
-          <w:rFonts w:ascii="Times New Roman" w:hAnsi="Times New Roman" w:eastAsia="Times New Roman"/>
-          <w:b w:val="0"/>
-          <w:i w:val="0"/>
-          <w:sz w:val="22"/>
-        </w:rPr>
-        <w:t>04.06.2026              Letter from Shrenik R. Shah &amp; Co. (Chartered Accountant) to the Arbitrator,    Letter</w:t>
-      </w:r>
-    </w:p>
-    <w:p>
-      <w:r>
-        <w:rPr>
-          <w:rFonts w:ascii="Times New Roman" w:hAnsi="Times New Roman" w:eastAsia="Times New Roman"/>
-          <w:b w:val="0"/>
-          <w:i w:val="0"/>
-          <w:sz w:val="22"/>
-        </w:rPr>
-        <w:t xml:space="preserve">                        regarding dormancy of the PVM bank account</w:t>
-      </w:r>
-    </w:p>
-    <w:p>
-      <w:r>
-        <w:rPr>
-          <w:rFonts w:ascii="Times New Roman" w:hAnsi="Times New Roman" w:eastAsia="Times New Roman"/>
-          <w:b w:val="0"/>
-          <w:i w:val="0"/>
-          <w:sz w:val="22"/>
-        </w:rPr>
-        <w:t>12.06.2026              R1-R3’s Application for Amendment of the Statement of Defence                  Application</w:t>
-      </w:r>
-    </w:p>
-    <w:p>
-      <w:r>
-        <w:rPr>
-          <w:rFonts w:ascii="Times New Roman" w:hAnsi="Times New Roman" w:eastAsia="Times New Roman"/>
-          <w:b w:val="0"/>
-          <w:i w:val="0"/>
-          <w:sz w:val="22"/>
-        </w:rPr>
-        <w:t>12.06.2026              R1-R3’s Application for Leave to File an Additional Reply                      Application</w:t>
-      </w:r>
-    </w:p>
-    <w:p>
-      <w:r>
-        <w:rPr>
-          <w:rFonts w:ascii="Times New Roman" w:hAnsi="Times New Roman" w:eastAsia="Times New Roman"/>
-          <w:b w:val="0"/>
-          <w:i w:val="0"/>
-          <w:sz w:val="22"/>
-        </w:rPr>
-        <w:t>12.06.2026              Respondent No. 2’s Application for Production of Additional Documents          Application</w:t>
-      </w:r>
-    </w:p>
-    <w:p>
-      <w:r>
-        <w:rPr>
-          <w:rFonts w:ascii="Times New Roman" w:hAnsi="Times New Roman" w:eastAsia="Times New Roman"/>
-          <w:b w:val="0"/>
-          <w:i w:val="0"/>
-          <w:sz w:val="22"/>
-        </w:rPr>
-        <w:t>13.06.2026              Minutes of the hearing on the three applications                               Minutes of that hearing</w:t>
-      </w:r>
-    </w:p>
-    <w:p>
-      <w:r>
-        <w:rPr>
-          <w:rFonts w:ascii="Times New Roman" w:hAnsi="Times New Roman" w:eastAsia="Times New Roman"/>
-          <w:b w:val="0"/>
-          <w:i w:val="0"/>
-          <w:sz w:val="22"/>
-        </w:rPr>
-        <w:t>07.07.2026              Claimant’s Reply to the Amendment Application                                  Reply</w:t>
-      </w:r>
-    </w:p>
-    <w:p>
-      <w:r>
-        <w:rPr>
-          <w:rFonts w:ascii="Times New Roman" w:hAnsi="Times New Roman" w:eastAsia="Times New Roman"/>
-          <w:b w:val="0"/>
-          <w:i w:val="0"/>
-          <w:sz w:val="22"/>
-        </w:rPr>
-        <w:t>07.07.2026              Claimant’s Reply to the Leave Application                                      Reply</w:t>
-      </w:r>
-    </w:p>
-    <w:p>
-      <w:r>
-        <w:rPr>
-          <w:rFonts w:ascii="Times New Roman" w:hAnsi="Times New Roman" w:eastAsia="Times New Roman"/>
-          <w:b w:val="0"/>
-          <w:i w:val="0"/>
-          <w:sz w:val="22"/>
-        </w:rPr>
-        <w:t>07.07.2026              Claimant’s Reply to the Production Application                                 Reply</w:t>
-      </w:r>
-    </w:p>
-    <w:p>
-      <w:r>
-        <w:rPr>
-          <w:rFonts w:ascii="Times New Roman" w:hAnsi="Times New Roman" w:eastAsia="Times New Roman"/>
-          <w:b w:val="0"/>
-          <w:i w:val="0"/>
-          <w:sz w:val="22"/>
-        </w:rPr>
-        <w:t xml:space="preserve">                                                                     Page 5 of 6</w:t>
-      </w:r>
-    </w:p>
-    <w:p/>
-    <w:p>
-      <w:r>
-        <w:rPr>
-          <w:rFonts w:ascii="Times New Roman" w:hAnsi="Times New Roman" w:eastAsia="Times New Roman"/>
-          <w:b/>
-          <w:i w:val="0"/>
-          <w:color w:val="8B2E2E"/>
-          <w:sz w:val="26"/>
-        </w:rPr>
-        <w:t>Page 6 of 6</w:t>
-      </w:r>
-    </w:p>
-    <w:p>
-      <w:r>
-        <w:rPr>
-          <w:rFonts w:ascii="Times New Roman" w:hAnsi="Times New Roman" w:eastAsia="Times New Roman"/>
-          <w:b w:val="0"/>
-          <w:i w:val="0"/>
-          <w:sz w:val="22"/>
-        </w:rPr>
-        <w:t>Date                  What happened                                                                   Document we have</w:t>
-      </w:r>
-    </w:p>
-    <w:p>
-      <w:r>
-        <w:rPr>
-          <w:rFonts w:ascii="Times New Roman" w:hAnsi="Times New Roman" w:eastAsia="Times New Roman"/>
-          <w:b w:val="0"/>
-          <w:i w:val="0"/>
-          <w:sz w:val="22"/>
-        </w:rPr>
-        <w:t>09.07.2026            Vakalatnama filed on behalf of the Claimant                                     Vakalatnama</w:t>
-      </w:r>
-    </w:p>
-    <w:p>
-      <w:r>
-        <w:rPr>
-          <w:rFonts w:ascii="Times New Roman" w:hAnsi="Times New Roman" w:eastAsia="Times New Roman"/>
-          <w:b w:val="0"/>
-          <w:i w:val="0"/>
-          <w:sz w:val="22"/>
-        </w:rPr>
-        <w:t>11.07.2026            Hearing on the three applications adjourned                                     Minutes of that hearing</w:t>
-      </w:r>
-    </w:p>
-    <w:p>
-      <w:r>
-        <w:rPr>
-          <w:rFonts w:ascii="Times New Roman" w:hAnsi="Times New Roman" w:eastAsia="Times New Roman"/>
-          <w:b w:val="0"/>
-          <w:i w:val="0"/>
-          <w:sz w:val="22"/>
-        </w:rPr>
-        <w:t>n/d (c. 06-07.2026)   Notes of Arguments, Claimant, opposing the Leave Application                    Notes of arguments</w:t>
-      </w:r>
-    </w:p>
-    <w:p>
-      <w:r>
-        <w:rPr>
-          <w:rFonts w:ascii="Times New Roman" w:hAnsi="Times New Roman" w:eastAsia="Times New Roman"/>
-          <w:b w:val="0"/>
-          <w:i w:val="0"/>
-          <w:sz w:val="22"/>
-        </w:rPr>
-        <w:t>21.07.2026            Arguments heard on the three applications                                       Minutes of that hearing</w:t>
-      </w:r>
-    </w:p>
-    <w:p>
-      <w:r>
-        <w:rPr>
-          <w:rFonts w:ascii="Times New Roman" w:hAnsi="Times New Roman" w:eastAsia="Times New Roman"/>
-          <w:b w:val="0"/>
-          <w:i w:val="0"/>
-          <w:sz w:val="22"/>
-        </w:rPr>
-        <w:t>29.07.2026            Order allowing all three applications                                           Order</w:t>
-      </w:r>
-    </w:p>
-    <w:p>
-      <w:r>
-        <w:rPr>
-          <w:rFonts w:ascii="Times New Roman" w:hAnsi="Times New Roman" w:eastAsia="Times New Roman"/>
-          <w:b w:val="0"/>
-          <w:i w:val="0"/>
-          <w:sz w:val="22"/>
-        </w:rPr>
-        <w:t>n/d (2026)            Notes of Arguments (Claimant, Section 17), working draft with counsel’s         Working-draft notes of arguments</w:t>
-      </w:r>
-    </w:p>
-    <w:p>
-      <w:r>
-        <w:rPr>
-          <w:rFonts w:ascii="Times New Roman" w:hAnsi="Times New Roman" w:eastAsia="Times New Roman"/>
-          <w:b w:val="0"/>
-          <w:i w:val="0"/>
-          <w:sz w:val="22"/>
-        </w:rPr>
-        <w:t xml:space="preserve">                      handwritten strategy notes</w:t>
-      </w:r>
-    </w:p>
-    <w:p>
-      <w:r>
-        <w:rPr>
-          <w:rFonts w:ascii="Times New Roman" w:hAnsi="Times New Roman" w:eastAsia="Times New Roman"/>
-          <w:b w:val="0"/>
-          <w:i w:val="0"/>
-          <w:sz w:val="22"/>
-        </w:rPr>
-        <w:t>n/d                   Application of Respondents 1-3 under Section 17 for Interim Reliefs, with an    Application</w:t>
-      </w:r>
-    </w:p>
-    <w:p>
-      <w:r>
-        <w:rPr>
-          <w:rFonts w:ascii="Times New Roman" w:hAnsi="Times New Roman" w:eastAsia="Times New Roman"/>
-          <w:b w:val="0"/>
-          <w:i w:val="0"/>
-          <w:sz w:val="22"/>
-        </w:rPr>
-        <w:t xml:space="preserve">                      incomplete copy of the AoA annexed</w:t>
-      </w:r>
-    </w:p>
-    <w:p>
-      <w:r>
-        <w:rPr>
-          <w:rFonts w:ascii="Times New Roman" w:hAnsi="Times New Roman" w:eastAsia="Times New Roman"/>
-          <w:b w:val="0"/>
-          <w:i w:val="0"/>
-          <w:sz w:val="22"/>
-        </w:rPr>
-        <w:t>18.08.2026            Notes of Arguments (Claimant), finalised, Section 17                            Notes of arguments</w:t>
-      </w:r>
-    </w:p>
-    <w:p>
-      <w:r>
-        <w:rPr>
-          <w:rFonts w:ascii="Times New Roman" w:hAnsi="Times New Roman" w:eastAsia="Times New Roman"/>
-          <w:b w:val="0"/>
-          <w:i w:val="0"/>
-          <w:sz w:val="22"/>
-        </w:rPr>
-        <w:t>20.08.2026            Hearing on the Section 17 arguments; also the outer date for pleadings on the   Minutes of that hearing</w:t>
-      </w:r>
-    </w:p>
-    <w:p>
-      <w:r>
-        <w:rPr>
-          <w:rFonts w:ascii="Times New Roman" w:hAnsi="Times New Roman" w:eastAsia="Times New Roman"/>
-          <w:b w:val="0"/>
-          <w:i w:val="0"/>
-          <w:sz w:val="22"/>
-        </w:rPr>
-        <w:t xml:space="preserve">                      amended Statement of Defence</w:t>
-      </w:r>
-    </w:p>
-    <w:p>
-      <w:r>
-        <w:rPr>
-          <w:rFonts w:ascii="Times New Roman" w:hAnsi="Times New Roman" w:eastAsia="Times New Roman"/>
-          <w:b w:val="0"/>
-          <w:i w:val="0"/>
-          <w:sz w:val="22"/>
-        </w:rPr>
-        <w:t>24.08.2026            Amended Statement of Defence (R1-R3), with Annexures                            Amended Statement of Defence</w:t>
-      </w:r>
-    </w:p>
-    <w:p>
-      <w:r>
-        <w:rPr>
-          <w:rFonts w:ascii="Times New Roman" w:hAnsi="Times New Roman" w:eastAsia="Times New Roman"/>
-          <w:b w:val="0"/>
-          <w:i w:val="0"/>
-          <w:sz w:val="22"/>
-        </w:rPr>
-        <w:t>11.09.2026            Section 17 arguments now fixed for this date</w:t>
-      </w:r>
-    </w:p>
-    <w:p>
-      <w:r>
-        <w:rPr>
-          <w:rFonts w:ascii="Times New Roman" w:hAnsi="Times New Roman" w:eastAsia="Times New Roman"/>
-          <w:b w:val="0"/>
-          <w:i w:val="0"/>
-          <w:sz w:val="22"/>
-        </w:rPr>
-        <w:t xml:space="preserve">                                                                     Page 6 of 6</w:t>
-      </w:r>
-    </w:p>
-    <w:p/>
+    <w:tbl>
+      <w:tblPr>
+        <w:tblStyle w:val="TableGrid"/>
+        <w:tblW w:type="auto" w:w="0"/>
+        <w:tblLook w:firstColumn="1" w:firstRow="1" w:lastColumn="0" w:lastRow="0" w:noHBand="0" w:noVBand="1" w:val="04A0"/>
+      </w:tblPr>
+      <w:tblGrid>
+        <w:gridCol w:w="3137"/>
+        <w:gridCol w:w="3137"/>
+        <w:gridCol w:w="3137"/>
+      </w:tblGrid>
+      <w:tr>
+        <w:tc>
+          <w:tcPr>
+            <w:tcW w:type="dxa" w:w="3137"/>
+            <w:shd w:fill="8B2E2E" w:val="clear"/>
+          </w:tcPr>
+          <w:p>
+            <w:r>
+              <w:rPr>
+                <w:rFonts w:ascii="Times New Roman" w:hAnsi="Times New Roman" w:eastAsia="Times New Roman"/>
+                <w:b/>
+                <w:i w:val="0"/>
+                <w:color w:val="FFFFFF"/>
+                <w:sz w:val="20"/>
+              </w:rPr>
+              <w:t>Date</w:t>
+            </w:r>
+          </w:p>
+        </w:tc>
+        <w:tc>
+          <w:tcPr>
+            <w:tcW w:type="dxa" w:w="3137"/>
+            <w:shd w:fill="8B2E2E" w:val="clear"/>
+          </w:tcPr>
+          <w:p>
+            <w:r>
+              <w:rPr>
+                <w:rFonts w:ascii="Times New Roman" w:hAnsi="Times New Roman" w:eastAsia="Times New Roman"/>
+                <w:b/>
+                <w:i w:val="0"/>
+                <w:color w:val="FFFFFF"/>
+                <w:sz w:val="20"/>
+              </w:rPr>
+              <w:t>What happened</w:t>
+            </w:r>
+          </w:p>
+        </w:tc>
+        <w:tc>
+          <w:tcPr>
+            <w:tcW w:type="dxa" w:w="3137"/>
+            <w:shd w:fill="8B2E2E" w:val="clear"/>
+          </w:tcPr>
+          <w:p>
+            <w:r>
+              <w:rPr>
+                <w:rFonts w:ascii="Times New Roman" w:hAnsi="Times New Roman" w:eastAsia="Times New Roman"/>
+                <w:b/>
+                <w:i w:val="0"/>
+                <w:color w:val="FFFFFF"/>
+                <w:sz w:val="20"/>
+              </w:rPr>
+              <w:t>Document we have</w:t>
+            </w:r>
+          </w:p>
+        </w:tc>
+      </w:tr>
+      <w:tr>
+        <w:tc>
+          <w:tcPr>
+            <w:tcW w:type="dxa" w:w="3137"/>
+            <w:shd w:fill="FFFFFF" w:val="clear"/>
+          </w:tcPr>
+          <w:p>
+            <w:r>
+              <w:rPr>
+                <w:rFonts w:ascii="Times New Roman" w:hAnsi="Times New Roman" w:eastAsia="Times New Roman"/>
+                <w:b w:val="0"/>
+                <w:i w:val="0"/>
+                <w:color w:val="1C1612"/>
+                <w:sz w:val="20"/>
+              </w:rPr>
+              <w:t>08.12.1994</w:t>
+            </w:r>
+          </w:p>
+        </w:tc>
+        <w:tc>
+          <w:tcPr>
+            <w:tcW w:type="dxa" w:w="3137"/>
+            <w:shd w:fill="FFFFFF" w:val="clear"/>
+          </w:tcPr>
+          <w:p>
+            <w:r>
+              <w:rPr>
+                <w:rFonts w:ascii="Times New Roman" w:hAnsi="Times New Roman" w:eastAsia="Times New Roman"/>
+                <w:b w:val="0"/>
+                <w:i w:val="0"/>
+                <w:color w:val="1C1612"/>
+                <w:sz w:val="20"/>
+              </w:rPr>
+              <w:t>Communidade of Bambolim files Special Civil Suit No. 222/1994/B against Maximo Mergulhao (later his LR Dionisia) over Survey No. 89/3 (“Oros”)</w:t>
+            </w:r>
+          </w:p>
+        </w:tc>
+        <w:tc>
+          <w:tcPr>
+            <w:tcW w:type="dxa" w:w="3137"/>
+            <w:shd w:fill="FFFFFF" w:val="clear"/>
+          </w:tcPr>
+          <w:p>
+            <w:r>
+              <w:rPr>
+                <w:rFonts w:ascii="Times New Roman" w:hAnsi="Times New Roman" w:eastAsia="Times New Roman"/>
+                <w:b w:val="0"/>
+                <w:i w:val="0"/>
+                <w:color w:val="1C1612"/>
+                <w:sz w:val="20"/>
+              </w:rPr>
+            </w:r>
+          </w:p>
+        </w:tc>
+      </w:tr>
+      <w:tr>
+        <w:tc>
+          <w:tcPr>
+            <w:tcW w:type="dxa" w:w="3137"/>
+            <w:shd w:fill="F4EEE4" w:val="clear"/>
+          </w:tcPr>
+          <w:p>
+            <w:r>
+              <w:rPr>
+                <w:rFonts w:ascii="Times New Roman" w:hAnsi="Times New Roman" w:eastAsia="Times New Roman"/>
+                <w:b w:val="0"/>
+                <w:i w:val="0"/>
+                <w:color w:val="1C1612"/>
+                <w:sz w:val="20"/>
+              </w:rPr>
+              <w:t>13.05.1998</w:t>
+            </w:r>
+          </w:p>
+        </w:tc>
+        <w:tc>
+          <w:tcPr>
+            <w:tcW w:type="dxa" w:w="3137"/>
+            <w:shd w:fill="F4EEE4" w:val="clear"/>
+          </w:tcPr>
+          <w:p>
+            <w:r>
+              <w:rPr>
+                <w:rFonts w:ascii="Times New Roman" w:hAnsi="Times New Roman" w:eastAsia="Times New Roman"/>
+                <w:b w:val="0"/>
+                <w:i w:val="0"/>
+                <w:color w:val="1C1612"/>
+                <w:sz w:val="20"/>
+              </w:rPr>
+              <w:t>Deed of Gratuitous Relinquishment: Americo Mergulhao and his wife give up their share, leaving Dionisia Dias e Mergulhao sole owner of all three properties</w:t>
+            </w:r>
+          </w:p>
+        </w:tc>
+        <w:tc>
+          <w:tcPr>
+            <w:tcW w:type="dxa" w:w="3137"/>
+            <w:shd w:fill="F4EEE4" w:val="clear"/>
+          </w:tcPr>
+          <w:p>
+            <w:r>
+              <w:rPr>
+                <w:rFonts w:ascii="Times New Roman" w:hAnsi="Times New Roman" w:eastAsia="Times New Roman"/>
+                <w:b w:val="0"/>
+                <w:i w:val="0"/>
+                <w:color w:val="1C1612"/>
+                <w:sz w:val="20"/>
+              </w:rPr>
+            </w:r>
+          </w:p>
+        </w:tc>
+      </w:tr>
+      <w:tr>
+        <w:tc>
+          <w:tcPr>
+            <w:tcW w:type="dxa" w:w="3137"/>
+            <w:shd w:fill="FFFFFF" w:val="clear"/>
+          </w:tcPr>
+          <w:p>
+            <w:r>
+              <w:rPr>
+                <w:rFonts w:ascii="Times New Roman" w:hAnsi="Times New Roman" w:eastAsia="Times New Roman"/>
+                <w:b w:val="0"/>
+                <w:i w:val="0"/>
+                <w:color w:val="1C1612"/>
+                <w:sz w:val="20"/>
+              </w:rPr>
+              <w:t>19.11.1998 / 21.11.1998</w:t>
+            </w:r>
+          </w:p>
+        </w:tc>
+        <w:tc>
+          <w:tcPr>
+            <w:tcW w:type="dxa" w:w="3137"/>
+            <w:shd w:fill="FFFFFF" w:val="clear"/>
+          </w:tcPr>
+          <w:p>
+            <w:r>
+              <w:rPr>
+                <w:rFonts w:ascii="Times New Roman" w:hAnsi="Times New Roman" w:eastAsia="Times New Roman"/>
+                <w:b w:val="0"/>
+                <w:i w:val="0"/>
+                <w:color w:val="1C1612"/>
+                <w:sz w:val="20"/>
+              </w:rPr>
+              <w:t>Consent Terms and Compromise Decree in SCS 222/1994/B: Communidade agrees to take 45 plots out of Survey 93/2, 93/3, 93/4 in settlement</w:t>
+            </w:r>
+          </w:p>
+        </w:tc>
+        <w:tc>
+          <w:tcPr>
+            <w:tcW w:type="dxa" w:w="3137"/>
+            <w:shd w:fill="FFFFFF" w:val="clear"/>
+          </w:tcPr>
+          <w:p>
+            <w:r>
+              <w:rPr>
+                <w:rFonts w:ascii="Times New Roman" w:hAnsi="Times New Roman" w:eastAsia="Times New Roman"/>
+                <w:b w:val="0"/>
+                <w:i w:val="0"/>
+                <w:color w:val="1C1612"/>
+                <w:sz w:val="20"/>
+              </w:rPr>
+            </w:r>
+          </w:p>
+        </w:tc>
+      </w:tr>
+      <w:tr>
+        <w:tc>
+          <w:tcPr>
+            <w:tcW w:type="dxa" w:w="3137"/>
+            <w:shd w:fill="F4EEE4" w:val="clear"/>
+          </w:tcPr>
+          <w:p>
+            <w:r>
+              <w:rPr>
+                <w:rFonts w:ascii="Times New Roman" w:hAnsi="Times New Roman" w:eastAsia="Times New Roman"/>
+                <w:b w:val="0"/>
+                <w:i w:val="0"/>
+                <w:color w:val="1C1612"/>
+                <w:sz w:val="20"/>
+              </w:rPr>
+              <w:t>04.2006</w:t>
+            </w:r>
+          </w:p>
+        </w:tc>
+        <w:tc>
+          <w:tcPr>
+            <w:tcW w:type="dxa" w:w="3137"/>
+            <w:shd w:fill="F4EEE4" w:val="clear"/>
+          </w:tcPr>
+          <w:p>
+            <w:r>
+              <w:rPr>
+                <w:rFonts w:ascii="Times New Roman" w:hAnsi="Times New Roman" w:eastAsia="Times New Roman"/>
+                <w:b w:val="0"/>
+                <w:i w:val="0"/>
+                <w:color w:val="1C1612"/>
+                <w:sz w:val="20"/>
+              </w:rPr>
+              <w:t>Goa Group and Bombay Group consortium formed; approx. Rs. 3.5 crore remitted to Pascoal Trindade</w:t>
+            </w:r>
+          </w:p>
+        </w:tc>
+        <w:tc>
+          <w:tcPr>
+            <w:tcW w:type="dxa" w:w="3137"/>
+            <w:shd w:fill="F4EEE4" w:val="clear"/>
+          </w:tcPr>
+          <w:p>
+            <w:r>
+              <w:rPr>
+                <w:rFonts w:ascii="Times New Roman" w:hAnsi="Times New Roman" w:eastAsia="Times New Roman"/>
+                <w:b w:val="0"/>
+                <w:i w:val="0"/>
+                <w:color w:val="1C1612"/>
+                <w:sz w:val="20"/>
+              </w:rPr>
+              <w:t>Statement of funding and expenses</w:t>
+            </w:r>
+          </w:p>
+        </w:tc>
+      </w:tr>
+      <w:tr>
+        <w:tc>
+          <w:tcPr>
+            <w:tcW w:type="dxa" w:w="3137"/>
+            <w:shd w:fill="FFFFFF" w:val="clear"/>
+          </w:tcPr>
+          <w:p>
+            <w:r>
+              <w:rPr>
+                <w:rFonts w:ascii="Times New Roman" w:hAnsi="Times New Roman" w:eastAsia="Times New Roman"/>
+                <w:b w:val="0"/>
+                <w:i w:val="0"/>
+                <w:color w:val="1C1612"/>
+                <w:sz w:val="20"/>
+              </w:rPr>
+              <w:t>25.04.2006</w:t>
+            </w:r>
+          </w:p>
+        </w:tc>
+        <w:tc>
+          <w:tcPr>
+            <w:tcW w:type="dxa" w:w="3137"/>
+            <w:shd w:fill="FFFFFF" w:val="clear"/>
+          </w:tcPr>
+          <w:p>
+            <w:r>
+              <w:rPr>
+                <w:rFonts w:ascii="Times New Roman" w:hAnsi="Times New Roman" w:eastAsia="Times New Roman"/>
+                <w:b w:val="0"/>
+                <w:i w:val="0"/>
+                <w:color w:val="1C1612"/>
+                <w:sz w:val="20"/>
+              </w:rPr>
+              <w:t>Three Deeds of Sale (Nos. 1238, 1239, 1240, registered 03.05.2006) from Dionisia Dias e Mergulhao, with M/s Raghurai Tamba as confirming party, to Pascoal Trindade, Survey Nos. 93/2, 93/3, 93/4</w:t>
+            </w:r>
+          </w:p>
+        </w:tc>
+        <w:tc>
+          <w:tcPr>
+            <w:tcW w:type="dxa" w:w="3137"/>
+            <w:shd w:fill="FFFFFF" w:val="clear"/>
+          </w:tcPr>
+          <w:p>
+            <w:r>
+              <w:rPr>
+                <w:rFonts w:ascii="Times New Roman" w:hAnsi="Times New Roman" w:eastAsia="Times New Roman"/>
+                <w:b w:val="0"/>
+                <w:i w:val="0"/>
+                <w:color w:val="1C1612"/>
+                <w:sz w:val="20"/>
+              </w:rPr>
+              <w:t>Deed of Sale for Survey 93/2 only (Deed No. 1239)</w:t>
+            </w:r>
+          </w:p>
+        </w:tc>
+      </w:tr>
+      <w:tr>
+        <w:tc>
+          <w:tcPr>
+            <w:tcW w:type="dxa" w:w="3137"/>
+            <w:shd w:fill="F4EEE4" w:val="clear"/>
+          </w:tcPr>
+          <w:p>
+            <w:r>
+              <w:rPr>
+                <w:rFonts w:ascii="Times New Roman" w:hAnsi="Times New Roman" w:eastAsia="Times New Roman"/>
+                <w:b w:val="0"/>
+                <w:i w:val="0"/>
+                <w:color w:val="1C1612"/>
+                <w:sz w:val="20"/>
+              </w:rPr>
+              <w:t>06.06.2006</w:t>
+            </w:r>
+          </w:p>
+        </w:tc>
+        <w:tc>
+          <w:tcPr>
+            <w:tcW w:type="dxa" w:w="3137"/>
+            <w:shd w:fill="F4EEE4" w:val="clear"/>
+          </w:tcPr>
+          <w:p>
+            <w:r>
+              <w:rPr>
+                <w:rFonts w:ascii="Times New Roman" w:hAnsi="Times New Roman" w:eastAsia="Times New Roman"/>
+                <w:b w:val="0"/>
+                <w:i w:val="0"/>
+                <w:color w:val="1C1612"/>
+                <w:sz w:val="20"/>
+              </w:rPr>
+              <w:t>MOU between Pravar Trade-Invest Pvt. Ltd. and M/s. Sumer Builders Pvt. Ltd., 50:50 joint venture through Loonkar Developers to develop the land</w:t>
+            </w:r>
+          </w:p>
+        </w:tc>
+        <w:tc>
+          <w:tcPr>
+            <w:tcW w:type="dxa" w:w="3137"/>
+            <w:shd w:fill="F4EEE4" w:val="clear"/>
+          </w:tcPr>
+          <w:p>
+            <w:r>
+              <w:rPr>
+                <w:rFonts w:ascii="Times New Roman" w:hAnsi="Times New Roman" w:eastAsia="Times New Roman"/>
+                <w:b w:val="0"/>
+                <w:i w:val="0"/>
+                <w:color w:val="1C1612"/>
+                <w:sz w:val="20"/>
+              </w:rPr>
+              <w:t>Memorandum of Understanding</w:t>
+            </w:r>
+          </w:p>
+        </w:tc>
+      </w:tr>
+      <w:tr>
+        <w:tc>
+          <w:tcPr>
+            <w:tcW w:type="dxa" w:w="3137"/>
+            <w:shd w:fill="FFFFFF" w:val="clear"/>
+          </w:tcPr>
+          <w:p>
+            <w:r>
+              <w:rPr>
+                <w:rFonts w:ascii="Times New Roman" w:hAnsi="Times New Roman" w:eastAsia="Times New Roman"/>
+                <w:b w:val="0"/>
+                <w:i w:val="0"/>
+                <w:color w:val="1C1612"/>
+                <w:sz w:val="20"/>
+              </w:rPr>
+              <w:t>15.12.2006</w:t>
+            </w:r>
+          </w:p>
+        </w:tc>
+        <w:tc>
+          <w:tcPr>
+            <w:tcW w:type="dxa" w:w="3137"/>
+            <w:shd w:fill="FFFFFF" w:val="clear"/>
+          </w:tcPr>
+          <w:p>
+            <w:r>
+              <w:rPr>
+                <w:rFonts w:ascii="Times New Roman" w:hAnsi="Times New Roman" w:eastAsia="Times New Roman"/>
+                <w:b w:val="0"/>
+                <w:i w:val="0"/>
+                <w:color w:val="1C1612"/>
+                <w:sz w:val="20"/>
+              </w:rPr>
+              <w:t>MOU between Pascoal Trindade and Pravar Trade-Invest Pvt. Ltd., Vikram Shah as Co-Ordinator; Co-Ordinator/witness lines unsigned</w:t>
+            </w:r>
+          </w:p>
+        </w:tc>
+        <w:tc>
+          <w:tcPr>
+            <w:tcW w:type="dxa" w:w="3137"/>
+            <w:shd w:fill="FFFFFF" w:val="clear"/>
+          </w:tcPr>
+          <w:p>
+            <w:r>
+              <w:rPr>
+                <w:rFonts w:ascii="Times New Roman" w:hAnsi="Times New Roman" w:eastAsia="Times New Roman"/>
+                <w:b w:val="0"/>
+                <w:i w:val="0"/>
+                <w:color w:val="1C1612"/>
+                <w:sz w:val="20"/>
+              </w:rPr>
+              <w:t>Memorandum of Understanding (unsigned by Co-Ordinator)</w:t>
+            </w:r>
+          </w:p>
+        </w:tc>
+      </w:tr>
+      <w:tr>
+        <w:tc>
+          <w:tcPr>
+            <w:tcW w:type="dxa" w:w="3137"/>
+            <w:shd w:fill="F4EEE4" w:val="clear"/>
+          </w:tcPr>
+          <w:p>
+            <w:r>
+              <w:rPr>
+                <w:rFonts w:ascii="Times New Roman" w:hAnsi="Times New Roman" w:eastAsia="Times New Roman"/>
+                <w:b w:val="0"/>
+                <w:i w:val="0"/>
+                <w:color w:val="1C1612"/>
+                <w:sz w:val="20"/>
+              </w:rPr>
+              <w:t>2007-2009</w:t>
+            </w:r>
+          </w:p>
+        </w:tc>
+        <w:tc>
+          <w:tcPr>
+            <w:tcW w:type="dxa" w:w="3137"/>
+            <w:shd w:fill="F4EEE4" w:val="clear"/>
+          </w:tcPr>
+          <w:p>
+            <w:r>
+              <w:rPr>
+                <w:rFonts w:ascii="Times New Roman" w:hAnsi="Times New Roman" w:eastAsia="Times New Roman"/>
+                <w:b w:val="0"/>
+                <w:i w:val="0"/>
+                <w:color w:val="1C1612"/>
+                <w:sz w:val="20"/>
+              </w:rPr>
+              <w:t>Tenant-entry clearance from Forms I &amp;amp; XIV, funded via Pravar</w:t>
+            </w:r>
+          </w:p>
+        </w:tc>
+        <w:tc>
+          <w:tcPr>
+            <w:tcW w:type="dxa" w:w="3137"/>
+            <w:shd w:fill="F4EEE4" w:val="clear"/>
+          </w:tcPr>
+          <w:p>
+            <w:r>
+              <w:rPr>
+                <w:rFonts w:ascii="Times New Roman" w:hAnsi="Times New Roman" w:eastAsia="Times New Roman"/>
+                <w:b w:val="0"/>
+                <w:i w:val="0"/>
+                <w:color w:val="1C1612"/>
+                <w:sz w:val="20"/>
+              </w:rPr>
+              <w:t>Statement of funding and expenses</w:t>
+            </w:r>
+          </w:p>
+        </w:tc>
+      </w:tr>
+      <w:tr>
+        <w:tc>
+          <w:tcPr>
+            <w:tcW w:type="dxa" w:w="3137"/>
+            <w:shd w:fill="FFFFFF" w:val="clear"/>
+          </w:tcPr>
+          <w:p>
+            <w:r>
+              <w:rPr>
+                <w:rFonts w:ascii="Times New Roman" w:hAnsi="Times New Roman" w:eastAsia="Times New Roman"/>
+                <w:b w:val="0"/>
+                <w:i w:val="0"/>
+                <w:color w:val="1C1612"/>
+                <w:sz w:val="20"/>
+              </w:rPr>
+              <w:t>25.01.2007</w:t>
+            </w:r>
+          </w:p>
+        </w:tc>
+        <w:tc>
+          <w:tcPr>
+            <w:tcW w:type="dxa" w:w="3137"/>
+            <w:shd w:fill="FFFFFF" w:val="clear"/>
+          </w:tcPr>
+          <w:p>
+            <w:r>
+              <w:rPr>
+                <w:rFonts w:ascii="Times New Roman" w:hAnsi="Times New Roman" w:eastAsia="Times New Roman"/>
+                <w:b w:val="0"/>
+                <w:i w:val="0"/>
+                <w:color w:val="1C1612"/>
+                <w:sz w:val="20"/>
+              </w:rPr>
+              <w:t>Regular Civil Suit No. 6/2007/C decreed: Pascoal declared owner of Survey 93/2, 93/3, 93/4 (97,500 sq. mtrs); erroneous tenant entries ordered deleted</w:t>
+            </w:r>
+          </w:p>
+        </w:tc>
+        <w:tc>
+          <w:tcPr>
+            <w:tcW w:type="dxa" w:w="3137"/>
+            <w:shd w:fill="FFFFFF" w:val="clear"/>
+          </w:tcPr>
+          <w:p>
+            <w:r>
+              <w:rPr>
+                <w:rFonts w:ascii="Times New Roman" w:hAnsi="Times New Roman" w:eastAsia="Times New Roman"/>
+                <w:b w:val="0"/>
+                <w:i w:val="0"/>
+                <w:color w:val="1C1612"/>
+                <w:sz w:val="20"/>
+              </w:rPr>
+            </w:r>
+          </w:p>
+        </w:tc>
+      </w:tr>
+      <w:tr>
+        <w:tc>
+          <w:tcPr>
+            <w:tcW w:type="dxa" w:w="3137"/>
+            <w:shd w:fill="F4EEE4" w:val="clear"/>
+          </w:tcPr>
+          <w:p>
+            <w:r>
+              <w:rPr>
+                <w:rFonts w:ascii="Times New Roman" w:hAnsi="Times New Roman" w:eastAsia="Times New Roman"/>
+                <w:b w:val="0"/>
+                <w:i w:val="0"/>
+                <w:color w:val="1C1612"/>
+                <w:sz w:val="20"/>
+              </w:rPr>
+              <w:t>2009-2012</w:t>
+            </w:r>
+          </w:p>
+        </w:tc>
+        <w:tc>
+          <w:tcPr>
+            <w:tcW w:type="dxa" w:w="3137"/>
+            <w:shd w:fill="F4EEE4" w:val="clear"/>
+          </w:tcPr>
+          <w:p>
+            <w:r>
+              <w:rPr>
+                <w:rFonts w:ascii="Times New Roman" w:hAnsi="Times New Roman" w:eastAsia="Times New Roman"/>
+                <w:b w:val="0"/>
+                <w:i w:val="0"/>
+                <w:color w:val="1C1612"/>
+                <w:sz w:val="20"/>
+              </w:rPr>
+              <w:t>Writ Application No. 102 of 2009 (Marvin Gonsalves, personal capacity) triggers a Deputy Collector inquiry; resulting batch of 4 writ petitions dismissed by the High Court, 29.03.2012</w:t>
+            </w:r>
+          </w:p>
+        </w:tc>
+        <w:tc>
+          <w:tcPr>
+            <w:tcW w:type="dxa" w:w="3137"/>
+            <w:shd w:fill="F4EEE4" w:val="clear"/>
+          </w:tcPr>
+          <w:p>
+            <w:r>
+              <w:rPr>
+                <w:rFonts w:ascii="Times New Roman" w:hAnsi="Times New Roman" w:eastAsia="Times New Roman"/>
+                <w:b w:val="0"/>
+                <w:i w:val="0"/>
+                <w:color w:val="1C1612"/>
+                <w:sz w:val="20"/>
+              </w:rPr>
+              <w:t>High Court judgment on the writ petitions</w:t>
+            </w:r>
+          </w:p>
+        </w:tc>
+      </w:tr>
+      <w:tr>
+        <w:tc>
+          <w:tcPr>
+            <w:tcW w:type="dxa" w:w="3137"/>
+            <w:shd w:fill="FFFFFF" w:val="clear"/>
+          </w:tcPr>
+          <w:p>
+            <w:r>
+              <w:rPr>
+                <w:rFonts w:ascii="Times New Roman" w:hAnsi="Times New Roman" w:eastAsia="Times New Roman"/>
+                <w:b w:val="0"/>
+                <w:i w:val="0"/>
+                <w:color w:val="1C1612"/>
+                <w:sz w:val="20"/>
+              </w:rPr>
+              <w:t>21.04.2009</w:t>
+            </w:r>
+          </w:p>
+        </w:tc>
+        <w:tc>
+          <w:tcPr>
+            <w:tcW w:type="dxa" w:w="3137"/>
+            <w:shd w:fill="FFFFFF" w:val="clear"/>
+          </w:tcPr>
+          <w:p>
+            <w:r>
+              <w:rPr>
+                <w:rFonts w:ascii="Times New Roman" w:hAnsi="Times New Roman" w:eastAsia="Times New Roman"/>
+                <w:b w:val="0"/>
+                <w:i w:val="0"/>
+                <w:color w:val="1C1612"/>
+                <w:sz w:val="20"/>
+              </w:rPr>
+              <w:t>Deed constituting the AOP “Loonkar Developers” executed</w:t>
+            </w:r>
+          </w:p>
+        </w:tc>
+        <w:tc>
+          <w:tcPr>
+            <w:tcW w:type="dxa" w:w="3137"/>
+            <w:shd w:fill="FFFFFF" w:val="clear"/>
+          </w:tcPr>
+          <w:p>
+            <w:r>
+              <w:rPr>
+                <w:rFonts w:ascii="Times New Roman" w:hAnsi="Times New Roman" w:eastAsia="Times New Roman"/>
+                <w:b w:val="0"/>
+                <w:i w:val="0"/>
+                <w:color w:val="1C1612"/>
+                <w:sz w:val="20"/>
+              </w:rPr>
+              <w:t>Deed of Constitution of the AOP</w:t>
+            </w:r>
+          </w:p>
+        </w:tc>
+      </w:tr>
+      <w:tr>
+        <w:tc>
+          <w:tcPr>
+            <w:tcW w:type="dxa" w:w="3137"/>
+            <w:shd w:fill="F4EEE4" w:val="clear"/>
+          </w:tcPr>
+          <w:p>
+            <w:r>
+              <w:rPr>
+                <w:rFonts w:ascii="Times New Roman" w:hAnsi="Times New Roman" w:eastAsia="Times New Roman"/>
+                <w:b w:val="0"/>
+                <w:i w:val="0"/>
+                <w:color w:val="1C1612"/>
+                <w:sz w:val="20"/>
+              </w:rPr>
+              <w:t>20.12.2011</w:t>
+            </w:r>
+          </w:p>
+        </w:tc>
+        <w:tc>
+          <w:tcPr>
+            <w:tcW w:type="dxa" w:w="3137"/>
+            <w:shd w:fill="F4EEE4" w:val="clear"/>
+          </w:tcPr>
+          <w:p>
+            <w:r>
+              <w:rPr>
+                <w:rFonts w:ascii="Times New Roman" w:hAnsi="Times New Roman" w:eastAsia="Times New Roman"/>
+                <w:b w:val="0"/>
+                <w:i w:val="0"/>
+                <w:color w:val="1C1612"/>
+                <w:sz w:val="20"/>
+              </w:rPr>
+              <w:t>Pravar Trade Invest confirms advance of Rs. 71,00,000 to Pascoal</w:t>
+            </w:r>
+          </w:p>
+        </w:tc>
+        <w:tc>
+          <w:tcPr>
+            <w:tcW w:type="dxa" w:w="3137"/>
+            <w:shd w:fill="F4EEE4" w:val="clear"/>
+          </w:tcPr>
+          <w:p>
+            <w:r>
+              <w:rPr>
+                <w:rFonts w:ascii="Times New Roman" w:hAnsi="Times New Roman" w:eastAsia="Times New Roman"/>
+                <w:b w:val="0"/>
+                <w:i w:val="0"/>
+                <w:color w:val="1C1612"/>
+                <w:sz w:val="20"/>
+              </w:rPr>
+              <w:t>Confirmation letter</w:t>
+            </w:r>
+          </w:p>
+        </w:tc>
+      </w:tr>
+      <w:tr>
+        <w:tc>
+          <w:tcPr>
+            <w:tcW w:type="dxa" w:w="3137"/>
+            <w:shd w:fill="FFFFFF" w:val="clear"/>
+          </w:tcPr>
+          <w:p>
+            <w:r>
+              <w:rPr>
+                <w:rFonts w:ascii="Times New Roman" w:hAnsi="Times New Roman" w:eastAsia="Times New Roman"/>
+                <w:b w:val="0"/>
+                <w:i w:val="0"/>
+                <w:color w:val="1C1612"/>
+                <w:sz w:val="20"/>
+              </w:rPr>
+              <w:t>28.12.2011</w:t>
+            </w:r>
+          </w:p>
+        </w:tc>
+        <w:tc>
+          <w:tcPr>
+            <w:tcW w:type="dxa" w:w="3137"/>
+            <w:shd w:fill="FFFFFF" w:val="clear"/>
+          </w:tcPr>
+          <w:p>
+            <w:r>
+              <w:rPr>
+                <w:rFonts w:ascii="Times New Roman" w:hAnsi="Times New Roman" w:eastAsia="Times New Roman"/>
+                <w:b w:val="0"/>
+                <w:i w:val="0"/>
+                <w:color w:val="1C1612"/>
+                <w:sz w:val="20"/>
+              </w:rPr>
+              <w:t>Loonkar Developers confirms payments of Rs. 3,67,60,000</w:t>
+            </w:r>
+          </w:p>
+        </w:tc>
+        <w:tc>
+          <w:tcPr>
+            <w:tcW w:type="dxa" w:w="3137"/>
+            <w:shd w:fill="FFFFFF" w:val="clear"/>
+          </w:tcPr>
+          <w:p>
+            <w:r>
+              <w:rPr>
+                <w:rFonts w:ascii="Times New Roman" w:hAnsi="Times New Roman" w:eastAsia="Times New Roman"/>
+                <w:b w:val="0"/>
+                <w:i w:val="0"/>
+                <w:color w:val="1C1612"/>
+                <w:sz w:val="20"/>
+              </w:rPr>
+              <w:t>Confirmation letter</w:t>
+            </w:r>
+          </w:p>
+        </w:tc>
+      </w:tr>
+      <w:tr>
+        <w:tc>
+          <w:tcPr>
+            <w:tcW w:type="dxa" w:w="3137"/>
+            <w:shd w:fill="F4EEE4" w:val="clear"/>
+          </w:tcPr>
+          <w:p>
+            <w:r>
+              <w:rPr>
+                <w:rFonts w:ascii="Times New Roman" w:hAnsi="Times New Roman" w:eastAsia="Times New Roman"/>
+                <w:b w:val="0"/>
+                <w:i w:val="0"/>
+                <w:color w:val="1C1612"/>
+                <w:sz w:val="20"/>
+              </w:rPr>
+              <w:t>01.04.2013</w:t>
+            </w:r>
+          </w:p>
+        </w:tc>
+        <w:tc>
+          <w:tcPr>
+            <w:tcW w:type="dxa" w:w="3137"/>
+            <w:shd w:fill="F4EEE4" w:val="clear"/>
+          </w:tcPr>
+          <w:p>
+            <w:r>
+              <w:rPr>
+                <w:rFonts w:ascii="Times New Roman" w:hAnsi="Times New Roman" w:eastAsia="Times New Roman"/>
+                <w:b w:val="0"/>
+                <w:i w:val="0"/>
+                <w:color w:val="1C1612"/>
+                <w:sz w:val="20"/>
+              </w:rPr>
+              <w:t>Articles of Association of “M/s PVM Associates” executed; total capital Rs. 3,25,00,000 (Pascoal 37.85%, Vikram 37.85%, Murlidhar 24.30%)</w:t>
+            </w:r>
+          </w:p>
+        </w:tc>
+        <w:tc>
+          <w:tcPr>
+            <w:tcW w:type="dxa" w:w="3137"/>
+            <w:shd w:fill="F4EEE4" w:val="clear"/>
+          </w:tcPr>
+          <w:p>
+            <w:r>
+              <w:rPr>
+                <w:rFonts w:ascii="Times New Roman" w:hAnsi="Times New Roman" w:eastAsia="Times New Roman"/>
+                <w:b w:val="0"/>
+                <w:i w:val="0"/>
+                <w:color w:val="1C1612"/>
+                <w:sz w:val="20"/>
+              </w:rPr>
+              <w:t>Certified copy of the Articles of Association</w:t>
+            </w:r>
+          </w:p>
+        </w:tc>
+      </w:tr>
+      <w:tr>
+        <w:tc>
+          <w:tcPr>
+            <w:tcW w:type="dxa" w:w="3137"/>
+            <w:shd w:fill="FFFFFF" w:val="clear"/>
+          </w:tcPr>
+          <w:p>
+            <w:r>
+              <w:rPr>
+                <w:rFonts w:ascii="Times New Roman" w:hAnsi="Times New Roman" w:eastAsia="Times New Roman"/>
+                <w:b w:val="0"/>
+                <w:i w:val="0"/>
+                <w:color w:val="1C1612"/>
+                <w:sz w:val="20"/>
+              </w:rPr>
+              <w:t>n/d</w:t>
+            </w:r>
+          </w:p>
+        </w:tc>
+        <w:tc>
+          <w:tcPr>
+            <w:tcW w:type="dxa" w:w="3137"/>
+            <w:shd w:fill="FFFFFF" w:val="clear"/>
+          </w:tcPr>
+          <w:p>
+            <w:r>
+              <w:rPr>
+                <w:rFonts w:ascii="Times New Roman" w:hAnsi="Times New Roman" w:eastAsia="Times New Roman"/>
+                <w:b w:val="0"/>
+                <w:i w:val="0"/>
+                <w:color w:val="1C1612"/>
+                <w:sz w:val="20"/>
+              </w:rPr>
+              <w:t>Note explaining why title stayed with Pascoal, for tax reasons</w:t>
+            </w:r>
+          </w:p>
+        </w:tc>
+        <w:tc>
+          <w:tcPr>
+            <w:tcW w:type="dxa" w:w="3137"/>
+            <w:shd w:fill="FFFFFF" w:val="clear"/>
+          </w:tcPr>
+          <w:p>
+            <w:r>
+              <w:rPr>
+                <w:rFonts w:ascii="Times New Roman" w:hAnsi="Times New Roman" w:eastAsia="Times New Roman"/>
+                <w:b w:val="0"/>
+                <w:i w:val="0"/>
+                <w:color w:val="1C1612"/>
+                <w:sz w:val="20"/>
+              </w:rPr>
+              <w:t>CA’s tax-advisory note</w:t>
+            </w:r>
+          </w:p>
+        </w:tc>
+      </w:tr>
+      <w:tr>
+        <w:tc>
+          <w:tcPr>
+            <w:tcW w:type="dxa" w:w="3137"/>
+            <w:shd w:fill="F4EEE4" w:val="clear"/>
+          </w:tcPr>
+          <w:p>
+            <w:r>
+              <w:rPr>
+                <w:rFonts w:ascii="Times New Roman" w:hAnsi="Times New Roman" w:eastAsia="Times New Roman"/>
+                <w:b w:val="0"/>
+                <w:i w:val="0"/>
+                <w:color w:val="1C1612"/>
+                <w:sz w:val="20"/>
+              </w:rPr>
+              <w:t>2011-2013</w:t>
+            </w:r>
+          </w:p>
+        </w:tc>
+        <w:tc>
+          <w:tcPr>
+            <w:tcW w:type="dxa" w:w="3137"/>
+            <w:shd w:fill="F4EEE4" w:val="clear"/>
+          </w:tcPr>
+          <w:p>
+            <w:r>
+              <w:rPr>
+                <w:rFonts w:ascii="Times New Roman" w:hAnsi="Times New Roman" w:eastAsia="Times New Roman"/>
+                <w:b w:val="0"/>
+                <w:i w:val="0"/>
+                <w:color w:val="1C1612"/>
+                <w:sz w:val="20"/>
+              </w:rPr>
+              <w:t>Development permissions bundle for Survey 93/2, 93/3, 93/4 (NA-conversion Sanads, Technical Clearance Order, Construction Licence, Environmental Clearance)</w:t>
+            </w:r>
+          </w:p>
+        </w:tc>
+        <w:tc>
+          <w:tcPr>
+            <w:tcW w:type="dxa" w:w="3137"/>
+            <w:shd w:fill="F4EEE4" w:val="clear"/>
+          </w:tcPr>
+          <w:p>
+            <w:r>
+              <w:rPr>
+                <w:rFonts w:ascii="Times New Roman" w:hAnsi="Times New Roman" w:eastAsia="Times New Roman"/>
+                <w:b w:val="0"/>
+                <w:i w:val="0"/>
+                <w:color w:val="1C1612"/>
+                <w:sz w:val="20"/>
+              </w:rPr>
+              <w:t>Permissions bundle, extracted from the Statement of Claim’s own annexures</w:t>
+            </w:r>
+          </w:p>
+        </w:tc>
+      </w:tr>
+      <w:tr>
+        <w:tc>
+          <w:tcPr>
+            <w:tcW w:type="dxa" w:w="3137"/>
+            <w:shd w:fill="FFFFFF" w:val="clear"/>
+          </w:tcPr>
+          <w:p>
+            <w:r>
+              <w:rPr>
+                <w:rFonts w:ascii="Times New Roman" w:hAnsi="Times New Roman" w:eastAsia="Times New Roman"/>
+                <w:b w:val="0"/>
+                <w:i w:val="0"/>
+                <w:color w:val="1C1612"/>
+                <w:sz w:val="20"/>
+              </w:rPr>
+              <w:t>04.11.2013</w:t>
+            </w:r>
+          </w:p>
+        </w:tc>
+        <w:tc>
+          <w:tcPr>
+            <w:tcW w:type="dxa" w:w="3137"/>
+            <w:shd w:fill="FFFFFF" w:val="clear"/>
+          </w:tcPr>
+          <w:p>
+            <w:r>
+              <w:rPr>
+                <w:rFonts w:ascii="Times New Roman" w:hAnsi="Times New Roman" w:eastAsia="Times New Roman"/>
+                <w:b w:val="0"/>
+                <w:i w:val="0"/>
+                <w:color w:val="1C1612"/>
+                <w:sz w:val="20"/>
+              </w:rPr>
+              <w:t>Communidade of Bambolim institutes Special Civil Suit No. 52/2013/A</w:t>
+            </w:r>
+          </w:p>
+        </w:tc>
+        <w:tc>
+          <w:tcPr>
+            <w:tcW w:type="dxa" w:w="3137"/>
+            <w:shd w:fill="FFFFFF" w:val="clear"/>
+          </w:tcPr>
+          <w:p>
+            <w:r>
+              <w:rPr>
+                <w:rFonts w:ascii="Times New Roman" w:hAnsi="Times New Roman" w:eastAsia="Times New Roman"/>
+                <w:b w:val="0"/>
+                <w:i w:val="0"/>
+                <w:color w:val="1C1612"/>
+                <w:sz w:val="20"/>
+              </w:rPr>
+            </w:r>
+          </w:p>
+        </w:tc>
+      </w:tr>
+      <w:tr>
+        <w:tc>
+          <w:tcPr>
+            <w:tcW w:type="dxa" w:w="3137"/>
+            <w:shd w:fill="F4EEE4" w:val="clear"/>
+          </w:tcPr>
+          <w:p>
+            <w:r>
+              <w:rPr>
+                <w:rFonts w:ascii="Times New Roman" w:hAnsi="Times New Roman" w:eastAsia="Times New Roman"/>
+                <w:b w:val="0"/>
+                <w:i w:val="0"/>
+                <w:color w:val="1C1612"/>
+                <w:sz w:val="20"/>
+              </w:rPr>
+              <w:t>06.05.2014</w:t>
+            </w:r>
+          </w:p>
+        </w:tc>
+        <w:tc>
+          <w:tcPr>
+            <w:tcW w:type="dxa" w:w="3137"/>
+            <w:shd w:fill="F4EEE4" w:val="clear"/>
+          </w:tcPr>
+          <w:p>
+            <w:r>
+              <w:rPr>
+                <w:rFonts w:ascii="Times New Roman" w:hAnsi="Times New Roman" w:eastAsia="Times New Roman"/>
+                <w:b w:val="0"/>
+                <w:i w:val="0"/>
+                <w:color w:val="1C1612"/>
+                <w:sz w:val="20"/>
+              </w:rPr>
+              <w:t>PVM Associates writes to HDFC Bank to open a new account</w:t>
+            </w:r>
+          </w:p>
+        </w:tc>
+        <w:tc>
+          <w:tcPr>
+            <w:tcW w:type="dxa" w:w="3137"/>
+            <w:shd w:fill="F4EEE4" w:val="clear"/>
+          </w:tcPr>
+          <w:p>
+            <w:r>
+              <w:rPr>
+                <w:rFonts w:ascii="Times New Roman" w:hAnsi="Times New Roman" w:eastAsia="Times New Roman"/>
+                <w:b w:val="0"/>
+                <w:i w:val="0"/>
+                <w:color w:val="1C1612"/>
+                <w:sz w:val="20"/>
+              </w:rPr>
+              <w:t>Letter to HDFC Bank</w:t>
+            </w:r>
+          </w:p>
+        </w:tc>
+      </w:tr>
+      <w:tr>
+        <w:tc>
+          <w:tcPr>
+            <w:tcW w:type="dxa" w:w="3137"/>
+            <w:shd w:fill="FFFFFF" w:val="clear"/>
+          </w:tcPr>
+          <w:p>
+            <w:r>
+              <w:rPr>
+                <w:rFonts w:ascii="Times New Roman" w:hAnsi="Times New Roman" w:eastAsia="Times New Roman"/>
+                <w:b w:val="0"/>
+                <w:i w:val="0"/>
+                <w:color w:val="1C1612"/>
+                <w:sz w:val="20"/>
+              </w:rPr>
+              <w:t>25.04.2014</w:t>
+            </w:r>
+          </w:p>
+        </w:tc>
+        <w:tc>
+          <w:tcPr>
+            <w:tcW w:type="dxa" w:w="3137"/>
+            <w:shd w:fill="FFFFFF" w:val="clear"/>
+          </w:tcPr>
+          <w:p>
+            <w:r>
+              <w:rPr>
+                <w:rFonts w:ascii="Times New Roman" w:hAnsi="Times New Roman" w:eastAsia="Times New Roman"/>
+                <w:b w:val="0"/>
+                <w:i w:val="0"/>
+                <w:color w:val="1C1612"/>
+                <w:sz w:val="20"/>
+              </w:rPr>
+              <w:t>Joint Venture Agreement between PVM Associates and Kuval Projects Pvt. Ltd. for Survey 93/3</w:t>
+            </w:r>
+          </w:p>
+        </w:tc>
+        <w:tc>
+          <w:tcPr>
+            <w:tcW w:type="dxa" w:w="3137"/>
+            <w:shd w:fill="FFFFFF" w:val="clear"/>
+          </w:tcPr>
+          <w:p>
+            <w:r>
+              <w:rPr>
+                <w:rFonts w:ascii="Times New Roman" w:hAnsi="Times New Roman" w:eastAsia="Times New Roman"/>
+                <w:b w:val="0"/>
+                <w:i w:val="0"/>
+                <w:color w:val="1C1612"/>
+                <w:sz w:val="20"/>
+              </w:rPr>
+              <w:t>Joint Venture Agreement</w:t>
+            </w:r>
+          </w:p>
+        </w:tc>
+      </w:tr>
+      <w:tr>
+        <w:tc>
+          <w:tcPr>
+            <w:tcW w:type="dxa" w:w="3137"/>
+            <w:shd w:fill="F4EEE4" w:val="clear"/>
+          </w:tcPr>
+          <w:p>
+            <w:r>
+              <w:rPr>
+                <w:rFonts w:ascii="Times New Roman" w:hAnsi="Times New Roman" w:eastAsia="Times New Roman"/>
+                <w:b w:val="0"/>
+                <w:i w:val="0"/>
+                <w:color w:val="1C1612"/>
+                <w:sz w:val="20"/>
+              </w:rPr>
+              <w:t>26.04.2014</w:t>
+            </w:r>
+          </w:p>
+        </w:tc>
+        <w:tc>
+          <w:tcPr>
+            <w:tcW w:type="dxa" w:w="3137"/>
+            <w:shd w:fill="F4EEE4" w:val="clear"/>
+          </w:tcPr>
+          <w:p>
+            <w:r>
+              <w:rPr>
+                <w:rFonts w:ascii="Times New Roman" w:hAnsi="Times New Roman" w:eastAsia="Times New Roman"/>
+                <w:b w:val="0"/>
+                <w:i w:val="0"/>
+                <w:color w:val="1C1612"/>
+                <w:sz w:val="20"/>
+              </w:rPr>
+              <w:t>Kuval deposits Rs. 2,21,00,000 into PVM’s HDFC account, booked as a PVM liability</w:t>
+            </w:r>
+          </w:p>
+        </w:tc>
+        <w:tc>
+          <w:tcPr>
+            <w:tcW w:type="dxa" w:w="3137"/>
+            <w:shd w:fill="F4EEE4" w:val="clear"/>
+          </w:tcPr>
+          <w:p>
+            <w:r>
+              <w:rPr>
+                <w:rFonts w:ascii="Times New Roman" w:hAnsi="Times New Roman" w:eastAsia="Times New Roman"/>
+                <w:b w:val="0"/>
+                <w:i w:val="0"/>
+                <w:color w:val="1C1612"/>
+                <w:sz w:val="20"/>
+              </w:rPr>
+              <w:t>PVM HDFC bank statement</w:t>
+            </w:r>
+          </w:p>
+        </w:tc>
+      </w:tr>
+      <w:tr>
+        <w:tc>
+          <w:tcPr>
+            <w:tcW w:type="dxa" w:w="3137"/>
+            <w:shd w:fill="FFFFFF" w:val="clear"/>
+          </w:tcPr>
+          <w:p>
+            <w:r>
+              <w:rPr>
+                <w:rFonts w:ascii="Times New Roman" w:hAnsi="Times New Roman" w:eastAsia="Times New Roman"/>
+                <w:b w:val="0"/>
+                <w:i w:val="0"/>
+                <w:color w:val="1C1612"/>
+                <w:sz w:val="20"/>
+              </w:rPr>
+              <w:t>26.04.2014</w:t>
+            </w:r>
+          </w:p>
+        </w:tc>
+        <w:tc>
+          <w:tcPr>
+            <w:tcW w:type="dxa" w:w="3137"/>
+            <w:shd w:fill="FFFFFF" w:val="clear"/>
+          </w:tcPr>
+          <w:p>
+            <w:r>
+              <w:rPr>
+                <w:rFonts w:ascii="Times New Roman" w:hAnsi="Times New Roman" w:eastAsia="Times New Roman"/>
+                <w:b w:val="0"/>
+                <w:i w:val="0"/>
+                <w:color w:val="1C1612"/>
+                <w:sz w:val="20"/>
+              </w:rPr>
+              <w:t>Pascoal personally withdraws Rs. 1,40,00,000 and refunds Pravar Trade-Invest and Murlidhar Sadarangani</w:t>
+            </w:r>
+          </w:p>
+        </w:tc>
+        <w:tc>
+          <w:tcPr>
+            <w:tcW w:type="dxa" w:w="3137"/>
+            <w:shd w:fill="FFFFFF" w:val="clear"/>
+          </w:tcPr>
+          <w:p>
+            <w:r>
+              <w:rPr>
+                <w:rFonts w:ascii="Times New Roman" w:hAnsi="Times New Roman" w:eastAsia="Times New Roman"/>
+                <w:b w:val="0"/>
+                <w:i w:val="0"/>
+                <w:color w:val="1C1612"/>
+                <w:sz w:val="20"/>
+              </w:rPr>
+              <w:t>CA’s handwritten note on the PVM bank statement</w:t>
+            </w:r>
+          </w:p>
+        </w:tc>
+      </w:tr>
+      <w:tr>
+        <w:tc>
+          <w:tcPr>
+            <w:tcW w:type="dxa" w:w="3137"/>
+            <w:shd w:fill="F4EEE4" w:val="clear"/>
+          </w:tcPr>
+          <w:p>
+            <w:r>
+              <w:rPr>
+                <w:rFonts w:ascii="Times New Roman" w:hAnsi="Times New Roman" w:eastAsia="Times New Roman"/>
+                <w:b w:val="0"/>
+                <w:i w:val="0"/>
+                <w:color w:val="1C1612"/>
+                <w:sz w:val="20"/>
+              </w:rPr>
+              <w:t>28.05.2014</w:t>
+            </w:r>
+          </w:p>
+        </w:tc>
+        <w:tc>
+          <w:tcPr>
+            <w:tcW w:type="dxa" w:w="3137"/>
+            <w:shd w:fill="F4EEE4" w:val="clear"/>
+          </w:tcPr>
+          <w:p>
+            <w:r>
+              <w:rPr>
+                <w:rFonts w:ascii="Times New Roman" w:hAnsi="Times New Roman" w:eastAsia="Times New Roman"/>
+                <w:b w:val="0"/>
+                <w:i w:val="0"/>
+                <w:color w:val="1C1612"/>
+                <w:sz w:val="20"/>
+              </w:rPr>
+              <w:t>PVM Associates pays Murlidhar Sadarangani Rs. 20,00,000 directly by cheque</w:t>
+            </w:r>
+          </w:p>
+        </w:tc>
+        <w:tc>
+          <w:tcPr>
+            <w:tcW w:type="dxa" w:w="3137"/>
+            <w:shd w:fill="F4EEE4" w:val="clear"/>
+          </w:tcPr>
+          <w:p>
+            <w:r>
+              <w:rPr>
+                <w:rFonts w:ascii="Times New Roman" w:hAnsi="Times New Roman" w:eastAsia="Times New Roman"/>
+                <w:b w:val="0"/>
+                <w:i w:val="0"/>
+                <w:color w:val="1C1612"/>
+                <w:sz w:val="20"/>
+              </w:rPr>
+              <w:t>Same PVM bank statement</w:t>
+            </w:r>
+          </w:p>
+        </w:tc>
+      </w:tr>
+      <w:tr>
+        <w:tc>
+          <w:tcPr>
+            <w:tcW w:type="dxa" w:w="3137"/>
+            <w:shd w:fill="FFFFFF" w:val="clear"/>
+          </w:tcPr>
+          <w:p>
+            <w:r>
+              <w:rPr>
+                <w:rFonts w:ascii="Times New Roman" w:hAnsi="Times New Roman" w:eastAsia="Times New Roman"/>
+                <w:b w:val="0"/>
+                <w:i w:val="0"/>
+                <w:color w:val="1C1612"/>
+                <w:sz w:val="20"/>
+              </w:rPr>
+              <w:t>14.07.2014</w:t>
+            </w:r>
+          </w:p>
+        </w:tc>
+        <w:tc>
+          <w:tcPr>
+            <w:tcW w:type="dxa" w:w="3137"/>
+            <w:shd w:fill="FFFFFF" w:val="clear"/>
+          </w:tcPr>
+          <w:p>
+            <w:r>
+              <w:rPr>
+                <w:rFonts w:ascii="Times New Roman" w:hAnsi="Times New Roman" w:eastAsia="Times New Roman"/>
+                <w:b w:val="0"/>
+                <w:i w:val="0"/>
+                <w:color w:val="1C1612"/>
+                <w:sz w:val="20"/>
+              </w:rPr>
+              <w:t>Deed of Sale: Pascoal Trindade (self, and as POA holder for wife Albertina) to Loonkar Developers Pvt. Ltd., Survey No. 93/2, settling the Loonkar/Sumer Builders 34% share</w:t>
+            </w:r>
+          </w:p>
+        </w:tc>
+        <w:tc>
+          <w:tcPr>
+            <w:tcW w:type="dxa" w:w="3137"/>
+            <w:shd w:fill="FFFFFF" w:val="clear"/>
+          </w:tcPr>
+          <w:p>
+            <w:r>
+              <w:rPr>
+                <w:rFonts w:ascii="Times New Roman" w:hAnsi="Times New Roman" w:eastAsia="Times New Roman"/>
+                <w:b w:val="0"/>
+                <w:i w:val="0"/>
+                <w:color w:val="1C1612"/>
+                <w:sz w:val="20"/>
+              </w:rPr>
+              <w:t>Deed of Sale, extracted from the Statement of Claim’s own annexures</w:t>
+            </w:r>
+          </w:p>
+        </w:tc>
+      </w:tr>
+      <w:tr>
+        <w:tc>
+          <w:tcPr>
+            <w:tcW w:type="dxa" w:w="3137"/>
+            <w:shd w:fill="F4EEE4" w:val="clear"/>
+          </w:tcPr>
+          <w:p>
+            <w:r>
+              <w:rPr>
+                <w:rFonts w:ascii="Times New Roman" w:hAnsi="Times New Roman" w:eastAsia="Times New Roman"/>
+                <w:b w:val="0"/>
+                <w:i w:val="0"/>
+                <w:color w:val="1C1612"/>
+                <w:sz w:val="20"/>
+              </w:rPr>
+              <w:t>16.04.2016</w:t>
+            </w:r>
+          </w:p>
+        </w:tc>
+        <w:tc>
+          <w:tcPr>
+            <w:tcW w:type="dxa" w:w="3137"/>
+            <w:shd w:fill="F4EEE4" w:val="clear"/>
+          </w:tcPr>
+          <w:p>
+            <w:r>
+              <w:rPr>
+                <w:rFonts w:ascii="Times New Roman" w:hAnsi="Times New Roman" w:eastAsia="Times New Roman"/>
+                <w:b w:val="0"/>
+                <w:i w:val="0"/>
+                <w:color w:val="1C1612"/>
+                <w:sz w:val="20"/>
+              </w:rPr>
+              <w:t>Schedule of Wealth Tax paid on the Bambolim property</w:t>
+            </w:r>
+          </w:p>
+        </w:tc>
+        <w:tc>
+          <w:tcPr>
+            <w:tcW w:type="dxa" w:w="3137"/>
+            <w:shd w:fill="F4EEE4" w:val="clear"/>
+          </w:tcPr>
+          <w:p>
+            <w:r>
+              <w:rPr>
+                <w:rFonts w:ascii="Times New Roman" w:hAnsi="Times New Roman" w:eastAsia="Times New Roman"/>
+                <w:b w:val="0"/>
+                <w:i w:val="0"/>
+                <w:color w:val="1C1612"/>
+                <w:sz w:val="20"/>
+              </w:rPr>
+              <w:t>Wealth tax schedule</w:t>
+            </w:r>
+          </w:p>
+        </w:tc>
+      </w:tr>
+      <w:tr>
+        <w:tc>
+          <w:tcPr>
+            <w:tcW w:type="dxa" w:w="3137"/>
+            <w:shd w:fill="FFFFFF" w:val="clear"/>
+          </w:tcPr>
+          <w:p>
+            <w:r>
+              <w:rPr>
+                <w:rFonts w:ascii="Times New Roman" w:hAnsi="Times New Roman" w:eastAsia="Times New Roman"/>
+                <w:b w:val="0"/>
+                <w:i w:val="0"/>
+                <w:color w:val="1C1612"/>
+                <w:sz w:val="20"/>
+              </w:rPr>
+              <w:t>30.07.2016</w:t>
+            </w:r>
+          </w:p>
+        </w:tc>
+        <w:tc>
+          <w:tcPr>
+            <w:tcW w:type="dxa" w:w="3137"/>
+            <w:shd w:fill="FFFFFF" w:val="clear"/>
+          </w:tcPr>
+          <w:p>
+            <w:r>
+              <w:rPr>
+                <w:rFonts w:ascii="Times New Roman" w:hAnsi="Times New Roman" w:eastAsia="Times New Roman"/>
+                <w:b w:val="0"/>
+                <w:i w:val="0"/>
+                <w:color w:val="1C1612"/>
+                <w:sz w:val="20"/>
+              </w:rPr>
+              <w:t>Order in SCS 52/2013/A: application under O.7 R.11(d) CPC to reject the plaint as time-barred, dismissed</w:t>
+            </w:r>
+          </w:p>
+        </w:tc>
+        <w:tc>
+          <w:tcPr>
+            <w:tcW w:type="dxa" w:w="3137"/>
+            <w:shd w:fill="FFFFFF" w:val="clear"/>
+          </w:tcPr>
+          <w:p>
+            <w:r>
+              <w:rPr>
+                <w:rFonts w:ascii="Times New Roman" w:hAnsi="Times New Roman" w:eastAsia="Times New Roman"/>
+                <w:b w:val="0"/>
+                <w:i w:val="0"/>
+                <w:color w:val="1C1612"/>
+                <w:sz w:val="20"/>
+              </w:rPr>
+              <w:t>Order dismissing the time-bar application</w:t>
+            </w:r>
+          </w:p>
+        </w:tc>
+      </w:tr>
+      <w:tr>
+        <w:tc>
+          <w:tcPr>
+            <w:tcW w:type="dxa" w:w="3137"/>
+            <w:shd w:fill="F4EEE4" w:val="clear"/>
+          </w:tcPr>
+          <w:p>
+            <w:r>
+              <w:rPr>
+                <w:rFonts w:ascii="Times New Roman" w:hAnsi="Times New Roman" w:eastAsia="Times New Roman"/>
+                <w:b w:val="0"/>
+                <w:i w:val="0"/>
+                <w:color w:val="1C1612"/>
+                <w:sz w:val="20"/>
+              </w:rPr>
+              <w:t>2016</w:t>
+            </w:r>
+          </w:p>
+        </w:tc>
+        <w:tc>
+          <w:tcPr>
+            <w:tcW w:type="dxa" w:w="3137"/>
+            <w:shd w:fill="F4EEE4" w:val="clear"/>
+          </w:tcPr>
+          <w:p>
+            <w:r>
+              <w:rPr>
+                <w:rFonts w:ascii="Times New Roman" w:hAnsi="Times New Roman" w:eastAsia="Times New Roman"/>
+                <w:b w:val="0"/>
+                <w:i w:val="0"/>
+                <w:color w:val="1C1612"/>
+                <w:sz w:val="20"/>
+              </w:rPr>
+              <w:t>Civil Revision Application, Pascoal and Albertina v. Comunidade, challenging the 30.07.2016 order</w:t>
+            </w:r>
+          </w:p>
+        </w:tc>
+        <w:tc>
+          <w:tcPr>
+            <w:tcW w:type="dxa" w:w="3137"/>
+            <w:shd w:fill="F4EEE4" w:val="clear"/>
+          </w:tcPr>
+          <w:p>
+            <w:r>
+              <w:rPr>
+                <w:rFonts w:ascii="Times New Roman" w:hAnsi="Times New Roman" w:eastAsia="Times New Roman"/>
+                <w:b w:val="0"/>
+                <w:i w:val="0"/>
+                <w:color w:val="1C1612"/>
+                <w:sz w:val="20"/>
+              </w:rPr>
+              <w:t>Civil Revision Application</w:t>
+            </w:r>
+          </w:p>
+        </w:tc>
+      </w:tr>
+      <w:tr>
+        <w:tc>
+          <w:tcPr>
+            <w:tcW w:type="dxa" w:w="3137"/>
+            <w:shd w:fill="FFFFFF" w:val="clear"/>
+          </w:tcPr>
+          <w:p>
+            <w:r>
+              <w:rPr>
+                <w:rFonts w:ascii="Times New Roman" w:hAnsi="Times New Roman" w:eastAsia="Times New Roman"/>
+                <w:b w:val="0"/>
+                <w:i w:val="0"/>
+                <w:color w:val="1C1612"/>
+                <w:sz w:val="20"/>
+              </w:rPr>
+              <w:t>2018</w:t>
+            </w:r>
+          </w:p>
+        </w:tc>
+        <w:tc>
+          <w:tcPr>
+            <w:tcW w:type="dxa" w:w="3137"/>
+            <w:shd w:fill="FFFFFF" w:val="clear"/>
+          </w:tcPr>
+          <w:p>
+            <w:r>
+              <w:rPr>
+                <w:rFonts w:ascii="Times New Roman" w:hAnsi="Times New Roman" w:eastAsia="Times New Roman"/>
+                <w:b w:val="0"/>
+                <w:i w:val="0"/>
+                <w:color w:val="1C1612"/>
+                <w:sz w:val="20"/>
+              </w:rPr>
+              <w:t>Interim injunction referenced in a later strategy discussion, possibly the same as the 13.03.2020 order</w:t>
+            </w:r>
+          </w:p>
+        </w:tc>
+        <w:tc>
+          <w:tcPr>
+            <w:tcW w:type="dxa" w:w="3137"/>
+            <w:shd w:fill="FFFFFF" w:val="clear"/>
+          </w:tcPr>
+          <w:p>
+            <w:r>
+              <w:rPr>
+                <w:rFonts w:ascii="Times New Roman" w:hAnsi="Times New Roman" w:eastAsia="Times New Roman"/>
+                <w:b w:val="0"/>
+                <w:i w:val="0"/>
+                <w:color w:val="1C1612"/>
+                <w:sz w:val="20"/>
+              </w:rPr>
+            </w:r>
+          </w:p>
+        </w:tc>
+      </w:tr>
+      <w:tr>
+        <w:tc>
+          <w:tcPr>
+            <w:tcW w:type="dxa" w:w="3137"/>
+            <w:shd w:fill="F4EEE4" w:val="clear"/>
+          </w:tcPr>
+          <w:p>
+            <w:r>
+              <w:rPr>
+                <w:rFonts w:ascii="Times New Roman" w:hAnsi="Times New Roman" w:eastAsia="Times New Roman"/>
+                <w:b w:val="0"/>
+                <w:i w:val="0"/>
+                <w:color w:val="1C1612"/>
+                <w:sz w:val="20"/>
+              </w:rPr>
+              <w:t>13.03.2020</w:t>
+            </w:r>
+          </w:p>
+        </w:tc>
+        <w:tc>
+          <w:tcPr>
+            <w:tcW w:type="dxa" w:w="3137"/>
+            <w:shd w:fill="F4EEE4" w:val="clear"/>
+          </w:tcPr>
+          <w:p>
+            <w:r>
+              <w:rPr>
+                <w:rFonts w:ascii="Times New Roman" w:hAnsi="Times New Roman" w:eastAsia="Times New Roman"/>
+                <w:b w:val="0"/>
+                <w:i w:val="0"/>
+                <w:color w:val="1C1612"/>
+                <w:sz w:val="20"/>
+              </w:rPr>
+              <w:t>Injunction in SCS 52/2013/A halts all construction</w:t>
+            </w:r>
+          </w:p>
+        </w:tc>
+        <w:tc>
+          <w:tcPr>
+            <w:tcW w:type="dxa" w:w="3137"/>
+            <w:shd w:fill="F4EEE4" w:val="clear"/>
+          </w:tcPr>
+          <w:p>
+            <w:r>
+              <w:rPr>
+                <w:rFonts w:ascii="Times New Roman" w:hAnsi="Times New Roman" w:eastAsia="Times New Roman"/>
+                <w:b w:val="0"/>
+                <w:i w:val="0"/>
+                <w:color w:val="1C1612"/>
+                <w:sz w:val="20"/>
+              </w:rPr>
+              <w:t>Injunction order</w:t>
+            </w:r>
+          </w:p>
+        </w:tc>
+      </w:tr>
+      <w:tr>
+        <w:tc>
+          <w:tcPr>
+            <w:tcW w:type="dxa" w:w="3137"/>
+            <w:shd w:fill="FFFFFF" w:val="clear"/>
+          </w:tcPr>
+          <w:p>
+            <w:r>
+              <w:rPr>
+                <w:rFonts w:ascii="Times New Roman" w:hAnsi="Times New Roman" w:eastAsia="Times New Roman"/>
+                <w:b w:val="0"/>
+                <w:i w:val="0"/>
+                <w:color w:val="1C1612"/>
+                <w:sz w:val="20"/>
+              </w:rPr>
+              <w:t>2020</w:t>
+            </w:r>
+          </w:p>
+        </w:tc>
+        <w:tc>
+          <w:tcPr>
+            <w:tcW w:type="dxa" w:w="3137"/>
+            <w:shd w:fill="FFFFFF" w:val="clear"/>
+          </w:tcPr>
+          <w:p>
+            <w:r>
+              <w:rPr>
+                <w:rFonts w:ascii="Times New Roman" w:hAnsi="Times New Roman" w:eastAsia="Times New Roman"/>
+                <w:b w:val="0"/>
+                <w:i w:val="0"/>
+                <w:color w:val="1C1612"/>
+                <w:sz w:val="20"/>
+              </w:rPr>
+              <w:t>Appeal From Order filed challenging the 13.03.2020 injunction; Loonkar Developers named Respondent No. 19</w:t>
+            </w:r>
+          </w:p>
+        </w:tc>
+        <w:tc>
+          <w:tcPr>
+            <w:tcW w:type="dxa" w:w="3137"/>
+            <w:shd w:fill="FFFFFF" w:val="clear"/>
+          </w:tcPr>
+          <w:p>
+            <w:r>
+              <w:rPr>
+                <w:rFonts w:ascii="Times New Roman" w:hAnsi="Times New Roman" w:eastAsia="Times New Roman"/>
+                <w:b w:val="0"/>
+                <w:i w:val="0"/>
+                <w:color w:val="1C1612"/>
+                <w:sz w:val="20"/>
+              </w:rPr>
+              <w:t>Appeal From Order</w:t>
+            </w:r>
+          </w:p>
+        </w:tc>
+      </w:tr>
+      <w:tr>
+        <w:tc>
+          <w:tcPr>
+            <w:tcW w:type="dxa" w:w="3137"/>
+            <w:shd w:fill="F4EEE4" w:val="clear"/>
+          </w:tcPr>
+          <w:p>
+            <w:r>
+              <w:rPr>
+                <w:rFonts w:ascii="Times New Roman" w:hAnsi="Times New Roman" w:eastAsia="Times New Roman"/>
+                <w:b w:val="0"/>
+                <w:i w:val="0"/>
+                <w:color w:val="1C1612"/>
+                <w:sz w:val="20"/>
+              </w:rPr>
+              <w:t>20.11.2020</w:t>
+            </w:r>
+          </w:p>
+        </w:tc>
+        <w:tc>
+          <w:tcPr>
+            <w:tcW w:type="dxa" w:w="3137"/>
+            <w:shd w:fill="F4EEE4" w:val="clear"/>
+          </w:tcPr>
+          <w:p>
+            <w:r>
+              <w:rPr>
+                <w:rFonts w:ascii="Times New Roman" w:hAnsi="Times New Roman" w:eastAsia="Times New Roman"/>
+                <w:b w:val="0"/>
+                <w:i w:val="0"/>
+                <w:color w:val="1C1612"/>
+                <w:sz w:val="20"/>
+              </w:rPr>
+              <w:t>Settlement Proposal letter, Pascoal and Albertina Trindade to the Communidade: 5,000 sq. m. touching the road plus Rs. 10 crore, with an arena sketch enclosed</w:t>
+            </w:r>
+          </w:p>
+        </w:tc>
+        <w:tc>
+          <w:tcPr>
+            <w:tcW w:type="dxa" w:w="3137"/>
+            <w:shd w:fill="F4EEE4" w:val="clear"/>
+          </w:tcPr>
+          <w:p>
+            <w:r>
+              <w:rPr>
+                <w:rFonts w:ascii="Times New Roman" w:hAnsi="Times New Roman" w:eastAsia="Times New Roman"/>
+                <w:b w:val="0"/>
+                <w:i w:val="0"/>
+                <w:color w:val="1C1612"/>
+                <w:sz w:val="20"/>
+              </w:rPr>
+              <w:t>Settlement proposal letter</w:t>
+            </w:r>
+          </w:p>
+        </w:tc>
+      </w:tr>
+      <w:tr>
+        <w:tc>
+          <w:tcPr>
+            <w:tcW w:type="dxa" w:w="3137"/>
+            <w:shd w:fill="FFFFFF" w:val="clear"/>
+          </w:tcPr>
+          <w:p>
+            <w:r>
+              <w:rPr>
+                <w:rFonts w:ascii="Times New Roman" w:hAnsi="Times New Roman" w:eastAsia="Times New Roman"/>
+                <w:b w:val="0"/>
+                <w:i w:val="0"/>
+                <w:color w:val="1C1612"/>
+                <w:sz w:val="20"/>
+              </w:rPr>
+              <w:t>27.11.2020</w:t>
+            </w:r>
+          </w:p>
+        </w:tc>
+        <w:tc>
+          <w:tcPr>
+            <w:tcW w:type="dxa" w:w="3137"/>
+            <w:shd w:fill="FFFFFF" w:val="clear"/>
+          </w:tcPr>
+          <w:p>
+            <w:r>
+              <w:rPr>
+                <w:rFonts w:ascii="Times New Roman" w:hAnsi="Times New Roman" w:eastAsia="Times New Roman"/>
+                <w:b w:val="0"/>
+                <w:i w:val="0"/>
+                <w:color w:val="1C1612"/>
+                <w:sz w:val="20"/>
+              </w:rPr>
+              <w:t>Communidade’s advocate acknowledges the proposal, raises clarifications</w:t>
+            </w:r>
+          </w:p>
+        </w:tc>
+        <w:tc>
+          <w:tcPr>
+            <w:tcW w:type="dxa" w:w="3137"/>
+            <w:shd w:fill="FFFFFF" w:val="clear"/>
+          </w:tcPr>
+          <w:p>
+            <w:r>
+              <w:rPr>
+                <w:rFonts w:ascii="Times New Roman" w:hAnsi="Times New Roman" w:eastAsia="Times New Roman"/>
+                <w:b w:val="0"/>
+                <w:i w:val="0"/>
+                <w:color w:val="1C1612"/>
+                <w:sz w:val="20"/>
+              </w:rPr>
+              <w:t>Correspondence letter</w:t>
+            </w:r>
+          </w:p>
+        </w:tc>
+      </w:tr>
+      <w:tr>
+        <w:tc>
+          <w:tcPr>
+            <w:tcW w:type="dxa" w:w="3137"/>
+            <w:shd w:fill="F4EEE4" w:val="clear"/>
+          </w:tcPr>
+          <w:p>
+            <w:r>
+              <w:rPr>
+                <w:rFonts w:ascii="Times New Roman" w:hAnsi="Times New Roman" w:eastAsia="Times New Roman"/>
+                <w:b w:val="0"/>
+                <w:i w:val="0"/>
+                <w:color w:val="1C1612"/>
+                <w:sz w:val="20"/>
+              </w:rPr>
+              <w:t>02.12.2020</w:t>
+            </w:r>
+          </w:p>
+        </w:tc>
+        <w:tc>
+          <w:tcPr>
+            <w:tcW w:type="dxa" w:w="3137"/>
+            <w:shd w:fill="F4EEE4" w:val="clear"/>
+          </w:tcPr>
+          <w:p>
+            <w:r>
+              <w:rPr>
+                <w:rFonts w:ascii="Times New Roman" w:hAnsi="Times New Roman" w:eastAsia="Times New Roman"/>
+                <w:b w:val="0"/>
+                <w:i w:val="0"/>
+                <w:color w:val="1C1612"/>
+                <w:sz w:val="20"/>
+              </w:rPr>
+              <w:t>Reply on behalf of the Trindades</w:t>
+            </w:r>
+          </w:p>
+        </w:tc>
+        <w:tc>
+          <w:tcPr>
+            <w:tcW w:type="dxa" w:w="3137"/>
+            <w:shd w:fill="F4EEE4" w:val="clear"/>
+          </w:tcPr>
+          <w:p>
+            <w:r>
+              <w:rPr>
+                <w:rFonts w:ascii="Times New Roman" w:hAnsi="Times New Roman" w:eastAsia="Times New Roman"/>
+                <w:b w:val="0"/>
+                <w:i w:val="0"/>
+                <w:color w:val="1C1612"/>
+                <w:sz w:val="20"/>
+              </w:rPr>
+              <w:t>Reply letter</w:t>
+            </w:r>
+          </w:p>
+        </w:tc>
+      </w:tr>
+      <w:tr>
+        <w:tc>
+          <w:tcPr>
+            <w:tcW w:type="dxa" w:w="3137"/>
+            <w:shd w:fill="FFFFFF" w:val="clear"/>
+          </w:tcPr>
+          <w:p>
+            <w:r>
+              <w:rPr>
+                <w:rFonts w:ascii="Times New Roman" w:hAnsi="Times New Roman" w:eastAsia="Times New Roman"/>
+                <w:b w:val="0"/>
+                <w:i w:val="0"/>
+                <w:color w:val="1C1612"/>
+                <w:sz w:val="20"/>
+              </w:rPr>
+              <w:t>c. Nov 2020 - 17.01.2022</w:t>
+            </w:r>
+          </w:p>
+        </w:tc>
+        <w:tc>
+          <w:tcPr>
+            <w:tcW w:type="dxa" w:w="3137"/>
+            <w:shd w:fill="FFFFFF" w:val="clear"/>
+          </w:tcPr>
+          <w:p>
+            <w:r>
+              <w:rPr>
+                <w:rFonts w:ascii="Times New Roman" w:hAnsi="Times New Roman" w:eastAsia="Times New Roman"/>
+                <w:b w:val="0"/>
+                <w:i w:val="0"/>
+                <w:color w:val="1C1612"/>
+                <w:sz w:val="20"/>
+              </w:rPr>
+              <w:t>Consent terms with the Communidade signed by Pascoal before his death; approved by the Administrator and the Tribunal of Communidade; application to the Revenue Department never received an order</w:t>
+            </w:r>
+          </w:p>
+        </w:tc>
+        <w:tc>
+          <w:tcPr>
+            <w:tcW w:type="dxa" w:w="3137"/>
+            <w:shd w:fill="FFFFFF" w:val="clear"/>
+          </w:tcPr>
+          <w:p>
+            <w:r>
+              <w:rPr>
+                <w:rFonts w:ascii="Times New Roman" w:hAnsi="Times New Roman" w:eastAsia="Times New Roman"/>
+                <w:b w:val="0"/>
+                <w:i w:val="0"/>
+                <w:color w:val="1C1612"/>
+                <w:sz w:val="20"/>
+              </w:rPr>
+            </w:r>
+          </w:p>
+        </w:tc>
+      </w:tr>
+      <w:tr>
+        <w:tc>
+          <w:tcPr>
+            <w:tcW w:type="dxa" w:w="3137"/>
+            <w:shd w:fill="F4EEE4" w:val="clear"/>
+          </w:tcPr>
+          <w:p>
+            <w:r>
+              <w:rPr>
+                <w:rFonts w:ascii="Times New Roman" w:hAnsi="Times New Roman" w:eastAsia="Times New Roman"/>
+                <w:b w:val="0"/>
+                <w:i w:val="0"/>
+                <w:color w:val="1C1612"/>
+                <w:sz w:val="20"/>
+              </w:rPr>
+              <w:t>17.01.2022</w:t>
+            </w:r>
+          </w:p>
+        </w:tc>
+        <w:tc>
+          <w:tcPr>
+            <w:tcW w:type="dxa" w:w="3137"/>
+            <w:shd w:fill="F4EEE4" w:val="clear"/>
+          </w:tcPr>
+          <w:p>
+            <w:r>
+              <w:rPr>
+                <w:rFonts w:ascii="Times New Roman" w:hAnsi="Times New Roman" w:eastAsia="Times New Roman"/>
+                <w:b w:val="0"/>
+                <w:i w:val="0"/>
+                <w:color w:val="1C1612"/>
+                <w:sz w:val="20"/>
+              </w:rPr>
+              <w:t>Demise of Pascoal Trindade; Riva, Albertina and Karita Trindade become his legal heirs</w:t>
+            </w:r>
+          </w:p>
+        </w:tc>
+        <w:tc>
+          <w:tcPr>
+            <w:tcW w:type="dxa" w:w="3137"/>
+            <w:shd w:fill="F4EEE4" w:val="clear"/>
+          </w:tcPr>
+          <w:p>
+            <w:r>
+              <w:rPr>
+                <w:rFonts w:ascii="Times New Roman" w:hAnsi="Times New Roman" w:eastAsia="Times New Roman"/>
+                <w:b w:val="0"/>
+                <w:i w:val="0"/>
+                <w:color w:val="1C1612"/>
+                <w:sz w:val="20"/>
+              </w:rPr>
+              <w:t>Death certificate</w:t>
+            </w:r>
+          </w:p>
+        </w:tc>
+      </w:tr>
+      <w:tr>
+        <w:tc>
+          <w:tcPr>
+            <w:tcW w:type="dxa" w:w="3137"/>
+            <w:shd w:fill="FFFFFF" w:val="clear"/>
+          </w:tcPr>
+          <w:p>
+            <w:r>
+              <w:rPr>
+                <w:rFonts w:ascii="Times New Roman" w:hAnsi="Times New Roman" w:eastAsia="Times New Roman"/>
+                <w:b w:val="0"/>
+                <w:i w:val="0"/>
+                <w:color w:val="1C1612"/>
+                <w:sz w:val="20"/>
+              </w:rPr>
+              <w:t>20.04.2022</w:t>
+            </w:r>
+          </w:p>
+        </w:tc>
+        <w:tc>
+          <w:tcPr>
+            <w:tcW w:type="dxa" w:w="3137"/>
+            <w:shd w:fill="FFFFFF" w:val="clear"/>
+          </w:tcPr>
+          <w:p>
+            <w:r>
+              <w:rPr>
+                <w:rFonts w:ascii="Times New Roman" w:hAnsi="Times New Roman" w:eastAsia="Times New Roman"/>
+                <w:b w:val="0"/>
+                <w:i w:val="0"/>
+                <w:color w:val="1C1612"/>
+                <w:sz w:val="20"/>
+              </w:rPr>
+              <w:t>Affidavit in Evidence of Vikram Shah as authorised representative of Loonkar, Defendant No. 20, SCS 52/2013/A</w:t>
+            </w:r>
+          </w:p>
+        </w:tc>
+        <w:tc>
+          <w:tcPr>
+            <w:tcW w:type="dxa" w:w="3137"/>
+            <w:shd w:fill="FFFFFF" w:val="clear"/>
+          </w:tcPr>
+          <w:p>
+            <w:r>
+              <w:rPr>
+                <w:rFonts w:ascii="Times New Roman" w:hAnsi="Times New Roman" w:eastAsia="Times New Roman"/>
+                <w:b w:val="0"/>
+                <w:i w:val="0"/>
+                <w:color w:val="1C1612"/>
+                <w:sz w:val="20"/>
+              </w:rPr>
+              <w:t>Affidavit in Evidence</w:t>
+            </w:r>
+          </w:p>
+        </w:tc>
+      </w:tr>
+      <w:tr>
+        <w:tc>
+          <w:tcPr>
+            <w:tcW w:type="dxa" w:w="3137"/>
+            <w:shd w:fill="F4EEE4" w:val="clear"/>
+          </w:tcPr>
+          <w:p>
+            <w:r>
+              <w:rPr>
+                <w:rFonts w:ascii="Times New Roman" w:hAnsi="Times New Roman" w:eastAsia="Times New Roman"/>
+                <w:b w:val="0"/>
+                <w:i w:val="0"/>
+                <w:color w:val="1C1612"/>
+                <w:sz w:val="20"/>
+              </w:rPr>
+              <w:t>20-21.04.2022</w:t>
+            </w:r>
+          </w:p>
+        </w:tc>
+        <w:tc>
+          <w:tcPr>
+            <w:tcW w:type="dxa" w:w="3137"/>
+            <w:shd w:fill="F4EEE4" w:val="clear"/>
+          </w:tcPr>
+          <w:p>
+            <w:r>
+              <w:rPr>
+                <w:rFonts w:ascii="Times New Roman" w:hAnsi="Times New Roman" w:eastAsia="Times New Roman"/>
+                <w:b w:val="0"/>
+                <w:i w:val="0"/>
+                <w:color w:val="1C1612"/>
+                <w:sz w:val="20"/>
+              </w:rPr>
+              <w:t>Deposition of DW1 Vikram Shah, Exh. C/143, SCS 52/2013/A</w:t>
+            </w:r>
+          </w:p>
+        </w:tc>
+        <w:tc>
+          <w:tcPr>
+            <w:tcW w:type="dxa" w:w="3137"/>
+            <w:shd w:fill="F4EEE4" w:val="clear"/>
+          </w:tcPr>
+          <w:p>
+            <w:r>
+              <w:rPr>
+                <w:rFonts w:ascii="Times New Roman" w:hAnsi="Times New Roman" w:eastAsia="Times New Roman"/>
+                <w:b w:val="0"/>
+                <w:i w:val="0"/>
+                <w:color w:val="1C1612"/>
+                <w:sz w:val="20"/>
+              </w:rPr>
+              <w:t>Deposition transcript, both parts (examination-in-chief and further cross; and cross-examination)</w:t>
+            </w:r>
+          </w:p>
+        </w:tc>
+      </w:tr>
+      <w:tr>
+        <w:tc>
+          <w:tcPr>
+            <w:tcW w:type="dxa" w:w="3137"/>
+            <w:shd w:fill="FFFFFF" w:val="clear"/>
+          </w:tcPr>
+          <w:p>
+            <w:r>
+              <w:rPr>
+                <w:rFonts w:ascii="Times New Roman" w:hAnsi="Times New Roman" w:eastAsia="Times New Roman"/>
+                <w:b w:val="0"/>
+                <w:i w:val="0"/>
+                <w:color w:val="1C1612"/>
+                <w:sz w:val="20"/>
+              </w:rPr>
+              <w:t>13.10.2022</w:t>
+            </w:r>
+          </w:p>
+        </w:tc>
+        <w:tc>
+          <w:tcPr>
+            <w:tcW w:type="dxa" w:w="3137"/>
+            <w:shd w:fill="FFFFFF" w:val="clear"/>
+          </w:tcPr>
+          <w:p>
+            <w:r>
+              <w:rPr>
+                <w:rFonts w:ascii="Times New Roman" w:hAnsi="Times New Roman" w:eastAsia="Times New Roman"/>
+                <w:b w:val="0"/>
+                <w:i w:val="0"/>
+                <w:color w:val="1C1612"/>
+                <w:sz w:val="20"/>
+              </w:rPr>
+              <w:t>Order in SCS 52/2013/A: PVM Associates’ impleadment application dismissed; AoA held to not create any right or title in the Association</w:t>
+            </w:r>
+          </w:p>
+        </w:tc>
+        <w:tc>
+          <w:tcPr>
+            <w:tcW w:type="dxa" w:w="3137"/>
+            <w:shd w:fill="FFFFFF" w:val="clear"/>
+          </w:tcPr>
+          <w:p>
+            <w:r>
+              <w:rPr>
+                <w:rFonts w:ascii="Times New Roman" w:hAnsi="Times New Roman" w:eastAsia="Times New Roman"/>
+                <w:b w:val="0"/>
+                <w:i w:val="0"/>
+                <w:color w:val="1C1612"/>
+                <w:sz w:val="20"/>
+              </w:rPr>
+            </w:r>
+          </w:p>
+        </w:tc>
+      </w:tr>
+      <w:tr>
+        <w:tc>
+          <w:tcPr>
+            <w:tcW w:type="dxa" w:w="3137"/>
+            <w:shd w:fill="F4EEE4" w:val="clear"/>
+          </w:tcPr>
+          <w:p>
+            <w:r>
+              <w:rPr>
+                <w:rFonts w:ascii="Times New Roman" w:hAnsi="Times New Roman" w:eastAsia="Times New Roman"/>
+                <w:b w:val="0"/>
+                <w:i w:val="0"/>
+                <w:color w:val="1C1612"/>
+                <w:sz w:val="20"/>
+              </w:rPr>
+              <w:t>17.10.2022</w:t>
+            </w:r>
+          </w:p>
+        </w:tc>
+        <w:tc>
+          <w:tcPr>
+            <w:tcW w:type="dxa" w:w="3137"/>
+            <w:shd w:fill="F4EEE4" w:val="clear"/>
+          </w:tcPr>
+          <w:p>
+            <w:r>
+              <w:rPr>
+                <w:rFonts w:ascii="Times New Roman" w:hAnsi="Times New Roman" w:eastAsia="Times New Roman"/>
+                <w:b w:val="0"/>
+                <w:i w:val="0"/>
+                <w:color w:val="1C1612"/>
+                <w:sz w:val="20"/>
+              </w:rPr>
+              <w:t>Letter from Kuval Projects Pvt. Ltd. to PVM Associates, warning of repudiation over non-cooperation</w:t>
+            </w:r>
+          </w:p>
+        </w:tc>
+        <w:tc>
+          <w:tcPr>
+            <w:tcW w:type="dxa" w:w="3137"/>
+            <w:shd w:fill="F4EEE4" w:val="clear"/>
+          </w:tcPr>
+          <w:p>
+            <w:r>
+              <w:rPr>
+                <w:rFonts w:ascii="Times New Roman" w:hAnsi="Times New Roman" w:eastAsia="Times New Roman"/>
+                <w:b w:val="0"/>
+                <w:i w:val="0"/>
+                <w:color w:val="1C1612"/>
+                <w:sz w:val="20"/>
+              </w:rPr>
+              <w:t>Letter</w:t>
+            </w:r>
+          </w:p>
+        </w:tc>
+      </w:tr>
+      <w:tr>
+        <w:tc>
+          <w:tcPr>
+            <w:tcW w:type="dxa" w:w="3137"/>
+            <w:shd w:fill="FFFFFF" w:val="clear"/>
+          </w:tcPr>
+          <w:p>
+            <w:r>
+              <w:rPr>
+                <w:rFonts w:ascii="Times New Roman" w:hAnsi="Times New Roman" w:eastAsia="Times New Roman"/>
+                <w:b w:val="0"/>
+                <w:i w:val="0"/>
+                <w:color w:val="1C1612"/>
+                <w:sz w:val="20"/>
+              </w:rPr>
+              <w:t>30.10.2023</w:t>
+            </w:r>
+          </w:p>
+        </w:tc>
+        <w:tc>
+          <w:tcPr>
+            <w:tcW w:type="dxa" w:w="3137"/>
+            <w:shd w:fill="FFFFFF" w:val="clear"/>
+          </w:tcPr>
+          <w:p>
+            <w:r>
+              <w:rPr>
+                <w:rFonts w:ascii="Times New Roman" w:hAnsi="Times New Roman" w:eastAsia="Times New Roman"/>
+                <w:b w:val="0"/>
+                <w:i w:val="0"/>
+                <w:color w:val="1C1612"/>
+                <w:sz w:val="20"/>
+              </w:rPr>
+              <w:t>District Court, North Goa order sets aside the 28.11.2019 order of the Director of Panchayats</w:t>
+            </w:r>
+          </w:p>
+        </w:tc>
+        <w:tc>
+          <w:tcPr>
+            <w:tcW w:type="dxa" w:w="3137"/>
+            <w:shd w:fill="FFFFFF" w:val="clear"/>
+          </w:tcPr>
+          <w:p>
+            <w:r>
+              <w:rPr>
+                <w:rFonts w:ascii="Times New Roman" w:hAnsi="Times New Roman" w:eastAsia="Times New Roman"/>
+                <w:b w:val="0"/>
+                <w:i w:val="0"/>
+                <w:color w:val="1C1612"/>
+                <w:sz w:val="20"/>
+              </w:rPr>
+            </w:r>
+          </w:p>
+        </w:tc>
+      </w:tr>
+      <w:tr>
+        <w:tc>
+          <w:tcPr>
+            <w:tcW w:type="dxa" w:w="3137"/>
+            <w:shd w:fill="F4EEE4" w:val="clear"/>
+          </w:tcPr>
+          <w:p>
+            <w:r>
+              <w:rPr>
+                <w:rFonts w:ascii="Times New Roman" w:hAnsi="Times New Roman" w:eastAsia="Times New Roman"/>
+                <w:b w:val="0"/>
+                <w:i w:val="0"/>
+                <w:color w:val="1C1612"/>
+                <w:sz w:val="20"/>
+              </w:rPr>
+              <w:t>20.01.2024</w:t>
+            </w:r>
+          </w:p>
+        </w:tc>
+        <w:tc>
+          <w:tcPr>
+            <w:tcW w:type="dxa" w:w="3137"/>
+            <w:shd w:fill="F4EEE4" w:val="clear"/>
+          </w:tcPr>
+          <w:p>
+            <w:r>
+              <w:rPr>
+                <w:rFonts w:ascii="Times New Roman" w:hAnsi="Times New Roman" w:eastAsia="Times New Roman"/>
+                <w:b w:val="0"/>
+                <w:i w:val="0"/>
+                <w:color w:val="1C1612"/>
+                <w:sz w:val="20"/>
+              </w:rPr>
+              <w:t>Application for Impleadment (PVM Associates), SCS 52/2013/A</w:t>
+            </w:r>
+          </w:p>
+        </w:tc>
+        <w:tc>
+          <w:tcPr>
+            <w:tcW w:type="dxa" w:w="3137"/>
+            <w:shd w:fill="F4EEE4" w:val="clear"/>
+          </w:tcPr>
+          <w:p>
+            <w:r>
+              <w:rPr>
+                <w:rFonts w:ascii="Times New Roman" w:hAnsi="Times New Roman" w:eastAsia="Times New Roman"/>
+                <w:b w:val="0"/>
+                <w:i w:val="0"/>
+                <w:color w:val="1C1612"/>
+                <w:sz w:val="20"/>
+              </w:rPr>
+              <w:t>Application for impleadment</w:t>
+            </w:r>
+          </w:p>
+        </w:tc>
+      </w:tr>
+      <w:tr>
+        <w:tc>
+          <w:tcPr>
+            <w:tcW w:type="dxa" w:w="3137"/>
+            <w:shd w:fill="FFFFFF" w:val="clear"/>
+          </w:tcPr>
+          <w:p>
+            <w:r>
+              <w:rPr>
+                <w:rFonts w:ascii="Times New Roman" w:hAnsi="Times New Roman" w:eastAsia="Times New Roman"/>
+                <w:b w:val="0"/>
+                <w:i w:val="0"/>
+                <w:color w:val="1C1612"/>
+                <w:sz w:val="20"/>
+              </w:rPr>
+              <w:t>28.02.2024</w:t>
+            </w:r>
+          </w:p>
+        </w:tc>
+        <w:tc>
+          <w:tcPr>
+            <w:tcW w:type="dxa" w:w="3137"/>
+            <w:shd w:fill="FFFFFF" w:val="clear"/>
+          </w:tcPr>
+          <w:p>
+            <w:r>
+              <w:rPr>
+                <w:rFonts w:ascii="Times New Roman" w:hAnsi="Times New Roman" w:eastAsia="Times New Roman"/>
+                <w:b w:val="0"/>
+                <w:i w:val="0"/>
+                <w:color w:val="1C1612"/>
+                <w:sz w:val="20"/>
+              </w:rPr>
+              <w:t>Arbitration invoked under the PVM Articles of Association, by Vikram Shah</w:t>
+            </w:r>
+          </w:p>
+        </w:tc>
+        <w:tc>
+          <w:tcPr>
+            <w:tcW w:type="dxa" w:w="3137"/>
+            <w:shd w:fill="FFFFFF" w:val="clear"/>
+          </w:tcPr>
+          <w:p>
+            <w:r>
+              <w:rPr>
+                <w:rFonts w:ascii="Times New Roman" w:hAnsi="Times New Roman" w:eastAsia="Times New Roman"/>
+                <w:b w:val="0"/>
+                <w:i w:val="0"/>
+                <w:color w:val="1C1612"/>
+                <w:sz w:val="20"/>
+              </w:rPr>
+            </w:r>
+          </w:p>
+        </w:tc>
+      </w:tr>
+      <w:tr>
+        <w:tc>
+          <w:tcPr>
+            <w:tcW w:type="dxa" w:w="3137"/>
+            <w:shd w:fill="F4EEE4" w:val="clear"/>
+          </w:tcPr>
+          <w:p>
+            <w:r>
+              <w:rPr>
+                <w:rFonts w:ascii="Times New Roman" w:hAnsi="Times New Roman" w:eastAsia="Times New Roman"/>
+                <w:b w:val="0"/>
+                <w:i w:val="0"/>
+                <w:color w:val="1C1612"/>
+                <w:sz w:val="20"/>
+              </w:rPr>
+              <w:t>19.03.2024</w:t>
+            </w:r>
+          </w:p>
+        </w:tc>
+        <w:tc>
+          <w:tcPr>
+            <w:tcW w:type="dxa" w:w="3137"/>
+            <w:shd w:fill="F4EEE4" w:val="clear"/>
+          </w:tcPr>
+          <w:p>
+            <w:r>
+              <w:rPr>
+                <w:rFonts w:ascii="Times New Roman" w:hAnsi="Times New Roman" w:eastAsia="Times New Roman"/>
+                <w:b w:val="0"/>
+                <w:i w:val="0"/>
+                <w:color w:val="1C1612"/>
+                <w:sz w:val="20"/>
+              </w:rPr>
+              <w:t>Notice of Arbitration by Kuval Projects Pvt. Ltd., invoking Clause 27 of the JVA</w:t>
+            </w:r>
+          </w:p>
+        </w:tc>
+        <w:tc>
+          <w:tcPr>
+            <w:tcW w:type="dxa" w:w="3137"/>
+            <w:shd w:fill="F4EEE4" w:val="clear"/>
+          </w:tcPr>
+          <w:p>
+            <w:r>
+              <w:rPr>
+                <w:rFonts w:ascii="Times New Roman" w:hAnsi="Times New Roman" w:eastAsia="Times New Roman"/>
+                <w:b w:val="0"/>
+                <w:i w:val="0"/>
+                <w:color w:val="1C1612"/>
+                <w:sz w:val="20"/>
+              </w:rPr>
+              <w:t>Notice of Arbitration</w:t>
+            </w:r>
+          </w:p>
+        </w:tc>
+      </w:tr>
+      <w:tr>
+        <w:tc>
+          <w:tcPr>
+            <w:tcW w:type="dxa" w:w="3137"/>
+            <w:shd w:fill="FFFFFF" w:val="clear"/>
+          </w:tcPr>
+          <w:p>
+            <w:r>
+              <w:rPr>
+                <w:rFonts w:ascii="Times New Roman" w:hAnsi="Times New Roman" w:eastAsia="Times New Roman"/>
+                <w:b w:val="0"/>
+                <w:i w:val="0"/>
+                <w:color w:val="1C1612"/>
+                <w:sz w:val="20"/>
+              </w:rPr>
+              <w:t>12.04.2024</w:t>
+            </w:r>
+          </w:p>
+        </w:tc>
+        <w:tc>
+          <w:tcPr>
+            <w:tcW w:type="dxa" w:w="3137"/>
+            <w:shd w:fill="FFFFFF" w:val="clear"/>
+          </w:tcPr>
+          <w:p>
+            <w:r>
+              <w:rPr>
+                <w:rFonts w:ascii="Times New Roman" w:hAnsi="Times New Roman" w:eastAsia="Times New Roman"/>
+                <w:b w:val="0"/>
+                <w:i w:val="0"/>
+                <w:color w:val="1C1612"/>
+                <w:sz w:val="20"/>
+              </w:rPr>
+              <w:t>Application for Appointment of Arbitrator (Memo and Affidavit), Section 11(4)</w:t>
+            </w:r>
+          </w:p>
+        </w:tc>
+        <w:tc>
+          <w:tcPr>
+            <w:tcW w:type="dxa" w:w="3137"/>
+            <w:shd w:fill="FFFFFF" w:val="clear"/>
+          </w:tcPr>
+          <w:p>
+            <w:r>
+              <w:rPr>
+                <w:rFonts w:ascii="Times New Roman" w:hAnsi="Times New Roman" w:eastAsia="Times New Roman"/>
+                <w:b w:val="0"/>
+                <w:i w:val="0"/>
+                <w:color w:val="1C1612"/>
+                <w:sz w:val="20"/>
+              </w:rPr>
+              <w:t>Application</w:t>
+            </w:r>
+          </w:p>
+        </w:tc>
+      </w:tr>
+      <w:tr>
+        <w:tc>
+          <w:tcPr>
+            <w:tcW w:type="dxa" w:w="3137"/>
+            <w:shd w:fill="F4EEE4" w:val="clear"/>
+          </w:tcPr>
+          <w:p>
+            <w:r>
+              <w:rPr>
+                <w:rFonts w:ascii="Times New Roman" w:hAnsi="Times New Roman" w:eastAsia="Times New Roman"/>
+                <w:b w:val="0"/>
+                <w:i w:val="0"/>
+                <w:color w:val="1C1612"/>
+                <w:sz w:val="20"/>
+              </w:rPr>
+              <w:t>10.07.2024</w:t>
+            </w:r>
+          </w:p>
+        </w:tc>
+        <w:tc>
+          <w:tcPr>
+            <w:tcW w:type="dxa" w:w="3137"/>
+            <w:shd w:fill="F4EEE4" w:val="clear"/>
+          </w:tcPr>
+          <w:p>
+            <w:r>
+              <w:rPr>
+                <w:rFonts w:ascii="Times New Roman" w:hAnsi="Times New Roman" w:eastAsia="Times New Roman"/>
+                <w:b w:val="0"/>
+                <w:i w:val="0"/>
+                <w:color w:val="1C1612"/>
+                <w:sz w:val="20"/>
+              </w:rPr>
+              <w:t>High Court order, AAR No. 13/2024, notice made returnable</w:t>
+            </w:r>
+          </w:p>
+        </w:tc>
+        <w:tc>
+          <w:tcPr>
+            <w:tcW w:type="dxa" w:w="3137"/>
+            <w:shd w:fill="F4EEE4" w:val="clear"/>
+          </w:tcPr>
+          <w:p>
+            <w:r>
+              <w:rPr>
+                <w:rFonts w:ascii="Times New Roman" w:hAnsi="Times New Roman" w:eastAsia="Times New Roman"/>
+                <w:b w:val="0"/>
+                <w:i w:val="0"/>
+                <w:color w:val="1C1612"/>
+                <w:sz w:val="20"/>
+              </w:rPr>
+              <w:t>High Court order</w:t>
+            </w:r>
+          </w:p>
+        </w:tc>
+      </w:tr>
+      <w:tr>
+        <w:tc>
+          <w:tcPr>
+            <w:tcW w:type="dxa" w:w="3137"/>
+            <w:shd w:fill="FFFFFF" w:val="clear"/>
+          </w:tcPr>
+          <w:p>
+            <w:r>
+              <w:rPr>
+                <w:rFonts w:ascii="Times New Roman" w:hAnsi="Times New Roman" w:eastAsia="Times New Roman"/>
+                <w:b w:val="0"/>
+                <w:i w:val="0"/>
+                <w:color w:val="1C1612"/>
+                <w:sz w:val="20"/>
+              </w:rPr>
+              <w:t>07.08.2024</w:t>
+            </w:r>
+          </w:p>
+        </w:tc>
+        <w:tc>
+          <w:tcPr>
+            <w:tcW w:type="dxa" w:w="3137"/>
+            <w:shd w:fill="FFFFFF" w:val="clear"/>
+          </w:tcPr>
+          <w:p>
+            <w:r>
+              <w:rPr>
+                <w:rFonts w:ascii="Times New Roman" w:hAnsi="Times New Roman" w:eastAsia="Times New Roman"/>
+                <w:b w:val="0"/>
+                <w:i w:val="0"/>
+                <w:color w:val="1C1612"/>
+                <w:sz w:val="20"/>
+              </w:rPr>
+              <w:t>High Court appoints Sr. Adv. Nitin Sardessai as Sole Arbitrator</w:t>
+            </w:r>
+          </w:p>
+        </w:tc>
+        <w:tc>
+          <w:tcPr>
+            <w:tcW w:type="dxa" w:w="3137"/>
+            <w:shd w:fill="FFFFFF" w:val="clear"/>
+          </w:tcPr>
+          <w:p>
+            <w:r>
+              <w:rPr>
+                <w:rFonts w:ascii="Times New Roman" w:hAnsi="Times New Roman" w:eastAsia="Times New Roman"/>
+                <w:b w:val="0"/>
+                <w:i w:val="0"/>
+                <w:color w:val="1C1612"/>
+                <w:sz w:val="20"/>
+              </w:rPr>
+              <w:t>High Court order</w:t>
+            </w:r>
+          </w:p>
+        </w:tc>
+      </w:tr>
+      <w:tr>
+        <w:tc>
+          <w:tcPr>
+            <w:tcW w:type="dxa" w:w="3137"/>
+            <w:shd w:fill="F4EEE4" w:val="clear"/>
+          </w:tcPr>
+          <w:p>
+            <w:r>
+              <w:rPr>
+                <w:rFonts w:ascii="Times New Roman" w:hAnsi="Times New Roman" w:eastAsia="Times New Roman"/>
+                <w:b w:val="0"/>
+                <w:i w:val="0"/>
+                <w:color w:val="1C1612"/>
+                <w:sz w:val="20"/>
+              </w:rPr>
+              <w:t>14.09.2024</w:t>
+            </w:r>
+          </w:p>
+        </w:tc>
+        <w:tc>
+          <w:tcPr>
+            <w:tcW w:type="dxa" w:w="3137"/>
+            <w:shd w:fill="F4EEE4" w:val="clear"/>
+          </w:tcPr>
+          <w:p>
+            <w:r>
+              <w:rPr>
+                <w:rFonts w:ascii="Times New Roman" w:hAnsi="Times New Roman" w:eastAsia="Times New Roman"/>
+                <w:b w:val="0"/>
+                <w:i w:val="0"/>
+                <w:color w:val="1C1612"/>
+                <w:sz w:val="20"/>
+              </w:rPr>
+              <w:t>First arbitration hearing; Respondents propose a global settlement</w:t>
+            </w:r>
+          </w:p>
+        </w:tc>
+        <w:tc>
+          <w:tcPr>
+            <w:tcW w:type="dxa" w:w="3137"/>
+            <w:shd w:fill="F4EEE4" w:val="clear"/>
+          </w:tcPr>
+          <w:p>
+            <w:r>
+              <w:rPr>
+                <w:rFonts w:ascii="Times New Roman" w:hAnsi="Times New Roman" w:eastAsia="Times New Roman"/>
+                <w:b w:val="0"/>
+                <w:i w:val="0"/>
+                <w:color w:val="1C1612"/>
+                <w:sz w:val="20"/>
+              </w:rPr>
+              <w:t>Minutes of that hearing</w:t>
+            </w:r>
+          </w:p>
+        </w:tc>
+      </w:tr>
+      <w:tr>
+        <w:tc>
+          <w:tcPr>
+            <w:tcW w:type="dxa" w:w="3137"/>
+            <w:shd w:fill="FFFFFF" w:val="clear"/>
+          </w:tcPr>
+          <w:p>
+            <w:r>
+              <w:rPr>
+                <w:rFonts w:ascii="Times New Roman" w:hAnsi="Times New Roman" w:eastAsia="Times New Roman"/>
+                <w:b w:val="0"/>
+                <w:i w:val="0"/>
+                <w:color w:val="1C1612"/>
+                <w:sz w:val="20"/>
+              </w:rPr>
+              <w:t>22.01-25.01.2025</w:t>
+            </w:r>
+          </w:p>
+        </w:tc>
+        <w:tc>
+          <w:tcPr>
+            <w:tcW w:type="dxa" w:w="3137"/>
+            <w:shd w:fill="FFFFFF" w:val="clear"/>
+          </w:tcPr>
+          <w:p>
+            <w:r>
+              <w:rPr>
+                <w:rFonts w:ascii="Times New Roman" w:hAnsi="Times New Roman" w:eastAsia="Times New Roman"/>
+                <w:b w:val="0"/>
+                <w:i w:val="0"/>
+                <w:color w:val="1C1612"/>
+                <w:sz w:val="20"/>
+              </w:rPr>
+              <w:t>Statement of Claim filed, seeking damages and appointment of Claimant as Receiver</w:t>
+            </w:r>
+          </w:p>
+        </w:tc>
+        <w:tc>
+          <w:tcPr>
+            <w:tcW w:type="dxa" w:w="3137"/>
+            <w:shd w:fill="FFFFFF" w:val="clear"/>
+          </w:tcPr>
+          <w:p>
+            <w:r>
+              <w:rPr>
+                <w:rFonts w:ascii="Times New Roman" w:hAnsi="Times New Roman" w:eastAsia="Times New Roman"/>
+                <w:b w:val="0"/>
+                <w:i w:val="0"/>
+                <w:color w:val="1C1612"/>
+                <w:sz w:val="20"/>
+              </w:rPr>
+              <w:t>Statement of Claim</w:t>
+            </w:r>
+          </w:p>
+        </w:tc>
+      </w:tr>
+      <w:tr>
+        <w:tc>
+          <w:tcPr>
+            <w:tcW w:type="dxa" w:w="3137"/>
+            <w:shd w:fill="F4EEE4" w:val="clear"/>
+          </w:tcPr>
+          <w:p>
+            <w:r>
+              <w:rPr>
+                <w:rFonts w:ascii="Times New Roman" w:hAnsi="Times New Roman" w:eastAsia="Times New Roman"/>
+                <w:b w:val="0"/>
+                <w:i w:val="0"/>
+                <w:color w:val="1C1612"/>
+                <w:sz w:val="20"/>
+              </w:rPr>
+              <w:t>13.02.2025</w:t>
+            </w:r>
+          </w:p>
+        </w:tc>
+        <w:tc>
+          <w:tcPr>
+            <w:tcW w:type="dxa" w:w="3137"/>
+            <w:shd w:fill="F4EEE4" w:val="clear"/>
+          </w:tcPr>
+          <w:p>
+            <w:r>
+              <w:rPr>
+                <w:rFonts w:ascii="Times New Roman" w:hAnsi="Times New Roman" w:eastAsia="Times New Roman"/>
+                <w:b w:val="0"/>
+                <w:i w:val="0"/>
+                <w:color w:val="1C1612"/>
+                <w:sz w:val="20"/>
+              </w:rPr>
+              <w:t>Reply of Respondent No. 4 (Murlidhar Sadarangani) to the Claim Statement</w:t>
+            </w:r>
+          </w:p>
+        </w:tc>
+        <w:tc>
+          <w:tcPr>
+            <w:tcW w:type="dxa" w:w="3137"/>
+            <w:shd w:fill="F4EEE4" w:val="clear"/>
+          </w:tcPr>
+          <w:p>
+            <w:r>
+              <w:rPr>
+                <w:rFonts w:ascii="Times New Roman" w:hAnsi="Times New Roman" w:eastAsia="Times New Roman"/>
+                <w:b w:val="0"/>
+                <w:i w:val="0"/>
+                <w:color w:val="1C1612"/>
+                <w:sz w:val="20"/>
+              </w:rPr>
+              <w:t>Reply</w:t>
+            </w:r>
+          </w:p>
+        </w:tc>
+      </w:tr>
+      <w:tr>
+        <w:tc>
+          <w:tcPr>
+            <w:tcW w:type="dxa" w:w="3137"/>
+            <w:shd w:fill="FFFFFF" w:val="clear"/>
+          </w:tcPr>
+          <w:p>
+            <w:r>
+              <w:rPr>
+                <w:rFonts w:ascii="Times New Roman" w:hAnsi="Times New Roman" w:eastAsia="Times New Roman"/>
+                <w:b w:val="0"/>
+                <w:i w:val="0"/>
+                <w:color w:val="1C1612"/>
+                <w:sz w:val="20"/>
+              </w:rPr>
+              <w:t>15.02.2025</w:t>
+            </w:r>
+          </w:p>
+        </w:tc>
+        <w:tc>
+          <w:tcPr>
+            <w:tcW w:type="dxa" w:w="3137"/>
+            <w:shd w:fill="FFFFFF" w:val="clear"/>
+          </w:tcPr>
+          <w:p>
+            <w:r>
+              <w:rPr>
+                <w:rFonts w:ascii="Times New Roman" w:hAnsi="Times New Roman" w:eastAsia="Times New Roman"/>
+                <w:b w:val="0"/>
+                <w:i w:val="0"/>
+                <w:color w:val="1C1612"/>
+                <w:sz w:val="20"/>
+              </w:rPr>
+              <w:t>R1-R3’s Application for Modification of Minutes dated 26.08.2024</w:t>
+            </w:r>
+          </w:p>
+        </w:tc>
+        <w:tc>
+          <w:tcPr>
+            <w:tcW w:type="dxa" w:w="3137"/>
+            <w:shd w:fill="FFFFFF" w:val="clear"/>
+          </w:tcPr>
+          <w:p>
+            <w:r>
+              <w:rPr>
+                <w:rFonts w:ascii="Times New Roman" w:hAnsi="Times New Roman" w:eastAsia="Times New Roman"/>
+                <w:b w:val="0"/>
+                <w:i w:val="0"/>
+                <w:color w:val="1C1612"/>
+                <w:sz w:val="20"/>
+              </w:rPr>
+              <w:t>Application</w:t>
+            </w:r>
+          </w:p>
+        </w:tc>
+      </w:tr>
+      <w:tr>
+        <w:tc>
+          <w:tcPr>
+            <w:tcW w:type="dxa" w:w="3137"/>
+            <w:shd w:fill="F4EEE4" w:val="clear"/>
+          </w:tcPr>
+          <w:p>
+            <w:r>
+              <w:rPr>
+                <w:rFonts w:ascii="Times New Roman" w:hAnsi="Times New Roman" w:eastAsia="Times New Roman"/>
+                <w:b w:val="0"/>
+                <w:i w:val="0"/>
+                <w:color w:val="1C1612"/>
+                <w:sz w:val="20"/>
+              </w:rPr>
+              <w:t>01.03.2025</w:t>
+            </w:r>
+          </w:p>
+        </w:tc>
+        <w:tc>
+          <w:tcPr>
+            <w:tcW w:type="dxa" w:w="3137"/>
+            <w:shd w:fill="F4EEE4" w:val="clear"/>
+          </w:tcPr>
+          <w:p>
+            <w:r>
+              <w:rPr>
+                <w:rFonts w:ascii="Times New Roman" w:hAnsi="Times New Roman" w:eastAsia="Times New Roman"/>
+                <w:b w:val="0"/>
+                <w:i w:val="0"/>
+                <w:color w:val="1C1612"/>
+                <w:sz w:val="20"/>
+              </w:rPr>
+              <w:t>Section 17 Application by the Claimant, seeking receiver/attachment</w:t>
+            </w:r>
+          </w:p>
+        </w:tc>
+        <w:tc>
+          <w:tcPr>
+            <w:tcW w:type="dxa" w:w="3137"/>
+            <w:shd w:fill="F4EEE4" w:val="clear"/>
+          </w:tcPr>
+          <w:p>
+            <w:r>
+              <w:rPr>
+                <w:rFonts w:ascii="Times New Roman" w:hAnsi="Times New Roman" w:eastAsia="Times New Roman"/>
+                <w:b w:val="0"/>
+                <w:i w:val="0"/>
+                <w:color w:val="1C1612"/>
+                <w:sz w:val="20"/>
+              </w:rPr>
+              <w:t>Application</w:t>
+            </w:r>
+          </w:p>
+        </w:tc>
+      </w:tr>
+      <w:tr>
+        <w:tc>
+          <w:tcPr>
+            <w:tcW w:type="dxa" w:w="3137"/>
+            <w:shd w:fill="FFFFFF" w:val="clear"/>
+          </w:tcPr>
+          <w:p>
+            <w:r>
+              <w:rPr>
+                <w:rFonts w:ascii="Times New Roman" w:hAnsi="Times New Roman" w:eastAsia="Times New Roman"/>
+                <w:b w:val="0"/>
+                <w:i w:val="0"/>
+                <w:color w:val="1C1612"/>
+                <w:sz w:val="20"/>
+              </w:rPr>
+              <w:t>07.03.2025</w:t>
+            </w:r>
+          </w:p>
+        </w:tc>
+        <w:tc>
+          <w:tcPr>
+            <w:tcW w:type="dxa" w:w="3137"/>
+            <w:shd w:fill="FFFFFF" w:val="clear"/>
+          </w:tcPr>
+          <w:p>
+            <w:r>
+              <w:rPr>
+                <w:rFonts w:ascii="Times New Roman" w:hAnsi="Times New Roman" w:eastAsia="Times New Roman"/>
+                <w:b w:val="0"/>
+                <w:i w:val="0"/>
+                <w:color w:val="1C1612"/>
+                <w:sz w:val="20"/>
+              </w:rPr>
+              <w:t>Statement of Defence (R1-R3)</w:t>
+            </w:r>
+          </w:p>
+        </w:tc>
+        <w:tc>
+          <w:tcPr>
+            <w:tcW w:type="dxa" w:w="3137"/>
+            <w:shd w:fill="FFFFFF" w:val="clear"/>
+          </w:tcPr>
+          <w:p>
+            <w:r>
+              <w:rPr>
+                <w:rFonts w:ascii="Times New Roman" w:hAnsi="Times New Roman" w:eastAsia="Times New Roman"/>
+                <w:b w:val="0"/>
+                <w:i w:val="0"/>
+                <w:color w:val="1C1612"/>
+                <w:sz w:val="20"/>
+              </w:rPr>
+              <w:t>Statement of Defence</w:t>
+            </w:r>
+          </w:p>
+        </w:tc>
+      </w:tr>
+      <w:tr>
+        <w:tc>
+          <w:tcPr>
+            <w:tcW w:type="dxa" w:w="3137"/>
+            <w:shd w:fill="F4EEE4" w:val="clear"/>
+          </w:tcPr>
+          <w:p>
+            <w:r>
+              <w:rPr>
+                <w:rFonts w:ascii="Times New Roman" w:hAnsi="Times New Roman" w:eastAsia="Times New Roman"/>
+                <w:b w:val="0"/>
+                <w:i w:val="0"/>
+                <w:color w:val="1C1612"/>
+                <w:sz w:val="20"/>
+              </w:rPr>
+              <w:t>07.03.2025</w:t>
+            </w:r>
+          </w:p>
+        </w:tc>
+        <w:tc>
+          <w:tcPr>
+            <w:tcW w:type="dxa" w:w="3137"/>
+            <w:shd w:fill="F4EEE4" w:val="clear"/>
+          </w:tcPr>
+          <w:p>
+            <w:r>
+              <w:rPr>
+                <w:rFonts w:ascii="Times New Roman" w:hAnsi="Times New Roman" w:eastAsia="Times New Roman"/>
+                <w:b w:val="0"/>
+                <w:i w:val="0"/>
+                <w:color w:val="1C1612"/>
+                <w:sz w:val="20"/>
+              </w:rPr>
+              <w:t>R1-R3’s Reply to the Claimant’s Section 17 Application</w:t>
+            </w:r>
+          </w:p>
+        </w:tc>
+        <w:tc>
+          <w:tcPr>
+            <w:tcW w:type="dxa" w:w="3137"/>
+            <w:shd w:fill="F4EEE4" w:val="clear"/>
+          </w:tcPr>
+          <w:p>
+            <w:r>
+              <w:rPr>
+                <w:rFonts w:ascii="Times New Roman" w:hAnsi="Times New Roman" w:eastAsia="Times New Roman"/>
+                <w:b w:val="0"/>
+                <w:i w:val="0"/>
+                <w:color w:val="1C1612"/>
+                <w:sz w:val="20"/>
+              </w:rPr>
+              <w:t>Reply</w:t>
+            </w:r>
+          </w:p>
+        </w:tc>
+      </w:tr>
+      <w:tr>
+        <w:tc>
+          <w:tcPr>
+            <w:tcW w:type="dxa" w:w="3137"/>
+            <w:shd w:fill="FFFFFF" w:val="clear"/>
+          </w:tcPr>
+          <w:p>
+            <w:r>
+              <w:rPr>
+                <w:rFonts w:ascii="Times New Roman" w:hAnsi="Times New Roman" w:eastAsia="Times New Roman"/>
+                <w:b w:val="0"/>
+                <w:i w:val="0"/>
+                <w:color w:val="1C1612"/>
+                <w:sz w:val="20"/>
+              </w:rPr>
+              <w:t>21.03.2025</w:t>
+            </w:r>
+          </w:p>
+        </w:tc>
+        <w:tc>
+          <w:tcPr>
+            <w:tcW w:type="dxa" w:w="3137"/>
+            <w:shd w:fill="FFFFFF" w:val="clear"/>
+          </w:tcPr>
+          <w:p>
+            <w:r>
+              <w:rPr>
+                <w:rFonts w:ascii="Times New Roman" w:hAnsi="Times New Roman" w:eastAsia="Times New Roman"/>
+                <w:b w:val="0"/>
+                <w:i w:val="0"/>
+                <w:color w:val="1C1612"/>
+                <w:sz w:val="20"/>
+              </w:rPr>
+              <w:t>Additional Reply of Respondent No. 4</w:t>
+            </w:r>
+          </w:p>
+        </w:tc>
+        <w:tc>
+          <w:tcPr>
+            <w:tcW w:type="dxa" w:w="3137"/>
+            <w:shd w:fill="FFFFFF" w:val="clear"/>
+          </w:tcPr>
+          <w:p>
+            <w:r>
+              <w:rPr>
+                <w:rFonts w:ascii="Times New Roman" w:hAnsi="Times New Roman" w:eastAsia="Times New Roman"/>
+                <w:b w:val="0"/>
+                <w:i w:val="0"/>
+                <w:color w:val="1C1612"/>
+                <w:sz w:val="20"/>
+              </w:rPr>
+              <w:t>Additional reply</w:t>
+            </w:r>
+          </w:p>
+        </w:tc>
+      </w:tr>
+      <w:tr>
+        <w:tc>
+          <w:tcPr>
+            <w:tcW w:type="dxa" w:w="3137"/>
+            <w:shd w:fill="F4EEE4" w:val="clear"/>
+          </w:tcPr>
+          <w:p>
+            <w:r>
+              <w:rPr>
+                <w:rFonts w:ascii="Times New Roman" w:hAnsi="Times New Roman" w:eastAsia="Times New Roman"/>
+                <w:b w:val="0"/>
+                <w:i w:val="0"/>
+                <w:color w:val="1C1612"/>
+                <w:sz w:val="20"/>
+              </w:rPr>
+              <w:t>26.04.2025</w:t>
+            </w:r>
+          </w:p>
+        </w:tc>
+        <w:tc>
+          <w:tcPr>
+            <w:tcW w:type="dxa" w:w="3137"/>
+            <w:shd w:fill="F4EEE4" w:val="clear"/>
+          </w:tcPr>
+          <w:p>
+            <w:r>
+              <w:rPr>
+                <w:rFonts w:ascii="Times New Roman" w:hAnsi="Times New Roman" w:eastAsia="Times New Roman"/>
+                <w:b w:val="0"/>
+                <w:i w:val="0"/>
+                <w:color w:val="1C1612"/>
+                <w:sz w:val="20"/>
+              </w:rPr>
+              <w:t>All parties agree a Receiver is needed, but disagree on who</w:t>
+            </w:r>
+          </w:p>
+        </w:tc>
+        <w:tc>
+          <w:tcPr>
+            <w:tcW w:type="dxa" w:w="3137"/>
+            <w:shd w:fill="F4EEE4" w:val="clear"/>
+          </w:tcPr>
+          <w:p>
+            <w:r>
+              <w:rPr>
+                <w:rFonts w:ascii="Times New Roman" w:hAnsi="Times New Roman" w:eastAsia="Times New Roman"/>
+                <w:b w:val="0"/>
+                <w:i w:val="0"/>
+                <w:color w:val="1C1612"/>
+                <w:sz w:val="20"/>
+              </w:rPr>
+              <w:t>Minutes of that hearing</w:t>
+            </w:r>
+          </w:p>
+        </w:tc>
+      </w:tr>
+      <w:tr>
+        <w:tc>
+          <w:tcPr>
+            <w:tcW w:type="dxa" w:w="3137"/>
+            <w:shd w:fill="FFFFFF" w:val="clear"/>
+          </w:tcPr>
+          <w:p>
+            <w:r>
+              <w:rPr>
+                <w:rFonts w:ascii="Times New Roman" w:hAnsi="Times New Roman" w:eastAsia="Times New Roman"/>
+                <w:b w:val="0"/>
+                <w:i w:val="0"/>
+                <w:color w:val="1C1612"/>
+                <w:sz w:val="20"/>
+              </w:rPr>
+              <w:t>08.06.2025</w:t>
+            </w:r>
+          </w:p>
+        </w:tc>
+        <w:tc>
+          <w:tcPr>
+            <w:tcW w:type="dxa" w:w="3137"/>
+            <w:shd w:fill="FFFFFF" w:val="clear"/>
+          </w:tcPr>
+          <w:p>
+            <w:r>
+              <w:rPr>
+                <w:rFonts w:ascii="Times New Roman" w:hAnsi="Times New Roman" w:eastAsia="Times New Roman"/>
+                <w:b w:val="0"/>
+                <w:i w:val="0"/>
+                <w:color w:val="1C1612"/>
+                <w:sz w:val="20"/>
+              </w:rPr>
+              <w:t>Order equalising arbitration costs; R1-R3 treated as one party holding Pascoal’s one-third share</w:t>
+            </w:r>
+          </w:p>
+        </w:tc>
+        <w:tc>
+          <w:tcPr>
+            <w:tcW w:type="dxa" w:w="3137"/>
+            <w:shd w:fill="FFFFFF" w:val="clear"/>
+          </w:tcPr>
+          <w:p>
+            <w:r>
+              <w:rPr>
+                <w:rFonts w:ascii="Times New Roman" w:hAnsi="Times New Roman" w:eastAsia="Times New Roman"/>
+                <w:b w:val="0"/>
+                <w:i w:val="0"/>
+                <w:color w:val="1C1612"/>
+                <w:sz w:val="20"/>
+              </w:rPr>
+              <w:t>Order</w:t>
+            </w:r>
+          </w:p>
+        </w:tc>
+      </w:tr>
+      <w:tr>
+        <w:tc>
+          <w:tcPr>
+            <w:tcW w:type="dxa" w:w="3137"/>
+            <w:shd w:fill="F4EEE4" w:val="clear"/>
+          </w:tcPr>
+          <w:p>
+            <w:r>
+              <w:rPr>
+                <w:rFonts w:ascii="Times New Roman" w:hAnsi="Times New Roman" w:eastAsia="Times New Roman"/>
+                <w:b w:val="0"/>
+                <w:i w:val="0"/>
+                <w:color w:val="1C1612"/>
+                <w:sz w:val="20"/>
+              </w:rPr>
+              <w:t>28.06.2025-22.11.2025</w:t>
+            </w:r>
+          </w:p>
+        </w:tc>
+        <w:tc>
+          <w:tcPr>
+            <w:tcW w:type="dxa" w:w="3137"/>
+            <w:shd w:fill="F4EEE4" w:val="clear"/>
+          </w:tcPr>
+          <w:p>
+            <w:r>
+              <w:rPr>
+                <w:rFonts w:ascii="Times New Roman" w:hAnsi="Times New Roman" w:eastAsia="Times New Roman"/>
+                <w:b w:val="0"/>
+                <w:i w:val="0"/>
+                <w:color w:val="1C1612"/>
+                <w:sz w:val="20"/>
+              </w:rPr>
+              <w:t>Successive hearings adjourned for settlement talks</w:t>
+            </w:r>
+          </w:p>
+        </w:tc>
+        <w:tc>
+          <w:tcPr>
+            <w:tcW w:type="dxa" w:w="3137"/>
+            <w:shd w:fill="F4EEE4" w:val="clear"/>
+          </w:tcPr>
+          <w:p>
+            <w:r>
+              <w:rPr>
+                <w:rFonts w:ascii="Times New Roman" w:hAnsi="Times New Roman" w:eastAsia="Times New Roman"/>
+                <w:b w:val="0"/>
+                <w:i w:val="0"/>
+                <w:color w:val="1C1612"/>
+                <w:sz w:val="20"/>
+              </w:rPr>
+              <w:t>Minutes of those hearings</w:t>
+            </w:r>
+          </w:p>
+        </w:tc>
+      </w:tr>
+      <w:tr>
+        <w:tc>
+          <w:tcPr>
+            <w:tcW w:type="dxa" w:w="3137"/>
+            <w:shd w:fill="FFFFFF" w:val="clear"/>
+          </w:tcPr>
+          <w:p>
+            <w:r>
+              <w:rPr>
+                <w:rFonts w:ascii="Times New Roman" w:hAnsi="Times New Roman" w:eastAsia="Times New Roman"/>
+                <w:b w:val="0"/>
+                <w:i w:val="0"/>
+                <w:color w:val="1C1612"/>
+                <w:sz w:val="20"/>
+              </w:rPr>
+              <w:t>13.12.2025</w:t>
+            </w:r>
+          </w:p>
+        </w:tc>
+        <w:tc>
+          <w:tcPr>
+            <w:tcW w:type="dxa" w:w="3137"/>
+            <w:shd w:fill="FFFFFF" w:val="clear"/>
+          </w:tcPr>
+          <w:p>
+            <w:r>
+              <w:rPr>
+                <w:rFonts w:ascii="Times New Roman" w:hAnsi="Times New Roman" w:eastAsia="Times New Roman"/>
+                <w:b w:val="0"/>
+                <w:i w:val="0"/>
+                <w:color w:val="1C1612"/>
+                <w:sz w:val="20"/>
+              </w:rPr>
+              <w:t>Claimant offers, without prejudice, joint receivership with Respondent No. 1</w:t>
+            </w:r>
+          </w:p>
+        </w:tc>
+        <w:tc>
+          <w:tcPr>
+            <w:tcW w:type="dxa" w:w="3137"/>
+            <w:shd w:fill="FFFFFF" w:val="clear"/>
+          </w:tcPr>
+          <w:p>
+            <w:r>
+              <w:rPr>
+                <w:rFonts w:ascii="Times New Roman" w:hAnsi="Times New Roman" w:eastAsia="Times New Roman"/>
+                <w:b w:val="0"/>
+                <w:i w:val="0"/>
+                <w:color w:val="1C1612"/>
+                <w:sz w:val="20"/>
+              </w:rPr>
+              <w:t>Minutes of that hearing</w:t>
+            </w:r>
+          </w:p>
+        </w:tc>
+      </w:tr>
+      <w:tr>
+        <w:tc>
+          <w:tcPr>
+            <w:tcW w:type="dxa" w:w="3137"/>
+            <w:shd w:fill="F4EEE4" w:val="clear"/>
+          </w:tcPr>
+          <w:p>
+            <w:r>
+              <w:rPr>
+                <w:rFonts w:ascii="Times New Roman" w:hAnsi="Times New Roman" w:eastAsia="Times New Roman"/>
+                <w:b w:val="0"/>
+                <w:i w:val="0"/>
+                <w:color w:val="1C1612"/>
+                <w:sz w:val="20"/>
+              </w:rPr>
+              <w:t>31.01.2026</w:t>
+            </w:r>
+          </w:p>
+        </w:tc>
+        <w:tc>
+          <w:tcPr>
+            <w:tcW w:type="dxa" w:w="3137"/>
+            <w:shd w:fill="F4EEE4" w:val="clear"/>
+          </w:tcPr>
+          <w:p>
+            <w:r>
+              <w:rPr>
+                <w:rFonts w:ascii="Times New Roman" w:hAnsi="Times New Roman" w:eastAsia="Times New Roman"/>
+                <w:b w:val="0"/>
+                <w:i w:val="0"/>
+                <w:color w:val="1C1612"/>
+                <w:sz w:val="20"/>
+              </w:rPr>
+              <w:t>Settlement failed; both pending applications set for arguments, no further adjournments</w:t>
+            </w:r>
+          </w:p>
+        </w:tc>
+        <w:tc>
+          <w:tcPr>
+            <w:tcW w:type="dxa" w:w="3137"/>
+            <w:shd w:fill="F4EEE4" w:val="clear"/>
+          </w:tcPr>
+          <w:p>
+            <w:r>
+              <w:rPr>
+                <w:rFonts w:ascii="Times New Roman" w:hAnsi="Times New Roman" w:eastAsia="Times New Roman"/>
+                <w:b w:val="0"/>
+                <w:i w:val="0"/>
+                <w:color w:val="1C1612"/>
+                <w:sz w:val="20"/>
+              </w:rPr>
+              <w:t>Minutes of that hearing</w:t>
+            </w:r>
+          </w:p>
+        </w:tc>
+      </w:tr>
+      <w:tr>
+        <w:tc>
+          <w:tcPr>
+            <w:tcW w:type="dxa" w:w="3137"/>
+            <w:shd w:fill="FFFFFF" w:val="clear"/>
+          </w:tcPr>
+          <w:p>
+            <w:r>
+              <w:rPr>
+                <w:rFonts w:ascii="Times New Roman" w:hAnsi="Times New Roman" w:eastAsia="Times New Roman"/>
+                <w:b w:val="0"/>
+                <w:i w:val="0"/>
+                <w:color w:val="1C1612"/>
+                <w:sz w:val="20"/>
+              </w:rPr>
+              <w:t>13.02.2026-28.02.2026</w:t>
+            </w:r>
+          </w:p>
+        </w:tc>
+        <w:tc>
+          <w:tcPr>
+            <w:tcW w:type="dxa" w:w="3137"/>
+            <w:shd w:fill="FFFFFF" w:val="clear"/>
+          </w:tcPr>
+          <w:p>
+            <w:r>
+              <w:rPr>
+                <w:rFonts w:ascii="Times New Roman" w:hAnsi="Times New Roman" w:eastAsia="Times New Roman"/>
+                <w:b w:val="0"/>
+                <w:i w:val="0"/>
+                <w:color w:val="1C1612"/>
+                <w:sz w:val="20"/>
+              </w:rPr>
+              <w:t>Respondents 1-3 change advocates; new counsel granted a last opportunity</w:t>
+            </w:r>
+          </w:p>
+        </w:tc>
+        <w:tc>
+          <w:tcPr>
+            <w:tcW w:type="dxa" w:w="3137"/>
+            <w:shd w:fill="FFFFFF" w:val="clear"/>
+          </w:tcPr>
+          <w:p>
+            <w:r>
+              <w:rPr>
+                <w:rFonts w:ascii="Times New Roman" w:hAnsi="Times New Roman" w:eastAsia="Times New Roman"/>
+                <w:b w:val="0"/>
+                <w:i w:val="0"/>
+                <w:color w:val="1C1612"/>
+                <w:sz w:val="20"/>
+              </w:rPr>
+              <w:t>Minutes of those hearings</w:t>
+            </w:r>
+          </w:p>
+        </w:tc>
+      </w:tr>
+      <w:tr>
+        <w:tc>
+          <w:tcPr>
+            <w:tcW w:type="dxa" w:w="3137"/>
+            <w:shd w:fill="F4EEE4" w:val="clear"/>
+          </w:tcPr>
+          <w:p>
+            <w:r>
+              <w:rPr>
+                <w:rFonts w:ascii="Times New Roman" w:hAnsi="Times New Roman" w:eastAsia="Times New Roman"/>
+                <w:b w:val="0"/>
+                <w:i w:val="0"/>
+                <w:color w:val="1C1612"/>
+                <w:sz w:val="20"/>
+              </w:rPr>
+              <w:t>14.03.2026</w:t>
+            </w:r>
+          </w:p>
+        </w:tc>
+        <w:tc>
+          <w:tcPr>
+            <w:tcW w:type="dxa" w:w="3137"/>
+            <w:shd w:fill="F4EEE4" w:val="clear"/>
+          </w:tcPr>
+          <w:p>
+            <w:r>
+              <w:rPr>
+                <w:rFonts w:ascii="Times New Roman" w:hAnsi="Times New Roman" w:eastAsia="Times New Roman"/>
+                <w:b w:val="0"/>
+                <w:i w:val="0"/>
+                <w:color w:val="1C1612"/>
+                <w:sz w:val="20"/>
+              </w:rPr>
+              <w:t>Respondent No. 2 files a Section 16 jurisdiction challenge</w:t>
+            </w:r>
+          </w:p>
+        </w:tc>
+        <w:tc>
+          <w:tcPr>
+            <w:tcW w:type="dxa" w:w="3137"/>
+            <w:shd w:fill="F4EEE4" w:val="clear"/>
+          </w:tcPr>
+          <w:p>
+            <w:r>
+              <w:rPr>
+                <w:rFonts w:ascii="Times New Roman" w:hAnsi="Times New Roman" w:eastAsia="Times New Roman"/>
+                <w:b w:val="0"/>
+                <w:i w:val="0"/>
+                <w:color w:val="1C1612"/>
+                <w:sz w:val="20"/>
+              </w:rPr>
+              <w:t>Application</w:t>
+            </w:r>
+          </w:p>
+        </w:tc>
+      </w:tr>
+      <w:tr>
+        <w:tc>
+          <w:tcPr>
+            <w:tcW w:type="dxa" w:w="3137"/>
+            <w:shd w:fill="FFFFFF" w:val="clear"/>
+          </w:tcPr>
+          <w:p>
+            <w:r>
+              <w:rPr>
+                <w:rFonts w:ascii="Times New Roman" w:hAnsi="Times New Roman" w:eastAsia="Times New Roman"/>
+                <w:b w:val="0"/>
+                <w:i w:val="0"/>
+                <w:color w:val="1C1612"/>
+                <w:sz w:val="20"/>
+              </w:rPr>
+              <w:t>08.04.2026</w:t>
+            </w:r>
+          </w:p>
+        </w:tc>
+        <w:tc>
+          <w:tcPr>
+            <w:tcW w:type="dxa" w:w="3137"/>
+            <w:shd w:fill="FFFFFF" w:val="clear"/>
+          </w:tcPr>
+          <w:p>
+            <w:r>
+              <w:rPr>
+                <w:rFonts w:ascii="Times New Roman" w:hAnsi="Times New Roman" w:eastAsia="Times New Roman"/>
+                <w:b w:val="0"/>
+                <w:i w:val="0"/>
+                <w:color w:val="1C1612"/>
+                <w:sz w:val="20"/>
+              </w:rPr>
+              <w:t>Affidavit in Reply to the Section 16 Application, by Respondent No. 4</w:t>
+            </w:r>
+          </w:p>
+        </w:tc>
+        <w:tc>
+          <w:tcPr>
+            <w:tcW w:type="dxa" w:w="3137"/>
+            <w:shd w:fill="FFFFFF" w:val="clear"/>
+          </w:tcPr>
+          <w:p>
+            <w:r>
+              <w:rPr>
+                <w:rFonts w:ascii="Times New Roman" w:hAnsi="Times New Roman" w:eastAsia="Times New Roman"/>
+                <w:b w:val="0"/>
+                <w:i w:val="0"/>
+                <w:color w:val="1C1612"/>
+                <w:sz w:val="20"/>
+              </w:rPr>
+              <w:t>Affidavit</w:t>
+            </w:r>
+          </w:p>
+        </w:tc>
+      </w:tr>
+      <w:tr>
+        <w:tc>
+          <w:tcPr>
+            <w:tcW w:type="dxa" w:w="3137"/>
+            <w:shd w:fill="F4EEE4" w:val="clear"/>
+          </w:tcPr>
+          <w:p>
+            <w:r>
+              <w:rPr>
+                <w:rFonts w:ascii="Times New Roman" w:hAnsi="Times New Roman" w:eastAsia="Times New Roman"/>
+                <w:b w:val="0"/>
+                <w:i w:val="0"/>
+                <w:color w:val="1C1612"/>
+                <w:sz w:val="20"/>
+              </w:rPr>
+              <w:t>10.04.2026</w:t>
+            </w:r>
+          </w:p>
+        </w:tc>
+        <w:tc>
+          <w:tcPr>
+            <w:tcW w:type="dxa" w:w="3137"/>
+            <w:shd w:fill="F4EEE4" w:val="clear"/>
+          </w:tcPr>
+          <w:p>
+            <w:r>
+              <w:rPr>
+                <w:rFonts w:ascii="Times New Roman" w:hAnsi="Times New Roman" w:eastAsia="Times New Roman"/>
+                <w:b w:val="0"/>
+                <w:i w:val="0"/>
+                <w:color w:val="1C1612"/>
+                <w:sz w:val="20"/>
+              </w:rPr>
+              <w:t>Reply to the Section 16 Application, by the Claimant</w:t>
+            </w:r>
+          </w:p>
+        </w:tc>
+        <w:tc>
+          <w:tcPr>
+            <w:tcW w:type="dxa" w:w="3137"/>
+            <w:shd w:fill="F4EEE4" w:val="clear"/>
+          </w:tcPr>
+          <w:p>
+            <w:r>
+              <w:rPr>
+                <w:rFonts w:ascii="Times New Roman" w:hAnsi="Times New Roman" w:eastAsia="Times New Roman"/>
+                <w:b w:val="0"/>
+                <w:i w:val="0"/>
+                <w:color w:val="1C1612"/>
+                <w:sz w:val="20"/>
+              </w:rPr>
+              <w:t>Reply</w:t>
+            </w:r>
+          </w:p>
+        </w:tc>
+      </w:tr>
+      <w:tr>
+        <w:tc>
+          <w:tcPr>
+            <w:tcW w:type="dxa" w:w="3137"/>
+            <w:shd w:fill="FFFFFF" w:val="clear"/>
+          </w:tcPr>
+          <w:p>
+            <w:r>
+              <w:rPr>
+                <w:rFonts w:ascii="Times New Roman" w:hAnsi="Times New Roman" w:eastAsia="Times New Roman"/>
+                <w:b w:val="0"/>
+                <w:i w:val="0"/>
+                <w:color w:val="1C1612"/>
+                <w:sz w:val="20"/>
+              </w:rPr>
+              <w:t>n/d (2026)</w:t>
+            </w:r>
+          </w:p>
+        </w:tc>
+        <w:tc>
+          <w:tcPr>
+            <w:tcW w:type="dxa" w:w="3137"/>
+            <w:shd w:fill="FFFFFF" w:val="clear"/>
+          </w:tcPr>
+          <w:p>
+            <w:r>
+              <w:rPr>
+                <w:rFonts w:ascii="Times New Roman" w:hAnsi="Times New Roman" w:eastAsia="Times New Roman"/>
+                <w:b w:val="0"/>
+                <w:i w:val="0"/>
+                <w:color w:val="1C1612"/>
+                <w:sz w:val="20"/>
+              </w:rPr>
+              <w:t>Written Submissions opposing the Section 16 Application, by Respondent No. 4</w:t>
+            </w:r>
+          </w:p>
+        </w:tc>
+        <w:tc>
+          <w:tcPr>
+            <w:tcW w:type="dxa" w:w="3137"/>
+            <w:shd w:fill="FFFFFF" w:val="clear"/>
+          </w:tcPr>
+          <w:p>
+            <w:r>
+              <w:rPr>
+                <w:rFonts w:ascii="Times New Roman" w:hAnsi="Times New Roman" w:eastAsia="Times New Roman"/>
+                <w:b w:val="0"/>
+                <w:i w:val="0"/>
+                <w:color w:val="1C1612"/>
+                <w:sz w:val="20"/>
+              </w:rPr>
+              <w:t>Written submissions</w:t>
+            </w:r>
+          </w:p>
+        </w:tc>
+      </w:tr>
+      <w:tr>
+        <w:tc>
+          <w:tcPr>
+            <w:tcW w:type="dxa" w:w="3137"/>
+            <w:shd w:fill="F4EEE4" w:val="clear"/>
+          </w:tcPr>
+          <w:p>
+            <w:r>
+              <w:rPr>
+                <w:rFonts w:ascii="Times New Roman" w:hAnsi="Times New Roman" w:eastAsia="Times New Roman"/>
+                <w:b w:val="0"/>
+                <w:i w:val="0"/>
+                <w:color w:val="1C1612"/>
+                <w:sz w:val="20"/>
+              </w:rPr>
+              <w:t>01.05.2026</w:t>
+            </w:r>
+          </w:p>
+        </w:tc>
+        <w:tc>
+          <w:tcPr>
+            <w:tcW w:type="dxa" w:w="3137"/>
+            <w:shd w:fill="F4EEE4" w:val="clear"/>
+          </w:tcPr>
+          <w:p>
+            <w:r>
+              <w:rPr>
+                <w:rFonts w:ascii="Times New Roman" w:hAnsi="Times New Roman" w:eastAsia="Times New Roman"/>
+                <w:b w:val="0"/>
+                <w:i w:val="0"/>
+                <w:color w:val="1C1612"/>
+                <w:sz w:val="20"/>
+              </w:rPr>
+              <w:t>Section 16 Application dismissed; arguments on Section 17 fixed</w:t>
+            </w:r>
+          </w:p>
+        </w:tc>
+        <w:tc>
+          <w:tcPr>
+            <w:tcW w:type="dxa" w:w="3137"/>
+            <w:shd w:fill="F4EEE4" w:val="clear"/>
+          </w:tcPr>
+          <w:p>
+            <w:r>
+              <w:rPr>
+                <w:rFonts w:ascii="Times New Roman" w:hAnsi="Times New Roman" w:eastAsia="Times New Roman"/>
+                <w:b w:val="0"/>
+                <w:i w:val="0"/>
+                <w:color w:val="1C1612"/>
+                <w:sz w:val="20"/>
+              </w:rPr>
+              <w:t>Order</w:t>
+            </w:r>
+          </w:p>
+        </w:tc>
+      </w:tr>
+      <w:tr>
+        <w:tc>
+          <w:tcPr>
+            <w:tcW w:type="dxa" w:w="3137"/>
+            <w:shd w:fill="FFFFFF" w:val="clear"/>
+          </w:tcPr>
+          <w:p>
+            <w:r>
+              <w:rPr>
+                <w:rFonts w:ascii="Times New Roman" w:hAnsi="Times New Roman" w:eastAsia="Times New Roman"/>
+                <w:b w:val="0"/>
+                <w:i w:val="0"/>
+                <w:color w:val="1C1612"/>
+                <w:sz w:val="20"/>
+              </w:rPr>
+              <w:t>27.11.2017</w:t>
+            </w:r>
+          </w:p>
+        </w:tc>
+        <w:tc>
+          <w:tcPr>
+            <w:tcW w:type="dxa" w:w="3137"/>
+            <w:shd w:fill="FFFFFF" w:val="clear"/>
+          </w:tcPr>
+          <w:p>
+            <w:r>
+              <w:rPr>
+                <w:rFonts w:ascii="Times New Roman" w:hAnsi="Times New Roman" w:eastAsia="Times New Roman"/>
+                <w:b w:val="0"/>
+                <w:i w:val="0"/>
+                <w:color w:val="1C1612"/>
+                <w:sz w:val="20"/>
+              </w:rPr>
+              <w:t>Riva Trindade appointed Additional Director, Pravar Trade-Invest Pvt. Ltd.</w:t>
+            </w:r>
+          </w:p>
+        </w:tc>
+        <w:tc>
+          <w:tcPr>
+            <w:tcW w:type="dxa" w:w="3137"/>
+            <w:shd w:fill="FFFFFF" w:val="clear"/>
+          </w:tcPr>
+          <w:p>
+            <w:r>
+              <w:rPr>
+                <w:rFonts w:ascii="Times New Roman" w:hAnsi="Times New Roman" w:eastAsia="Times New Roman"/>
+                <w:b w:val="0"/>
+                <w:i w:val="0"/>
+                <w:color w:val="1C1612"/>
+                <w:sz w:val="20"/>
+              </w:rPr>
+              <w:t>Public MCA filing (not yet a certified copy)</w:t>
+            </w:r>
+          </w:p>
+        </w:tc>
+      </w:tr>
+      <w:tr>
+        <w:tc>
+          <w:tcPr>
+            <w:tcW w:type="dxa" w:w="3137"/>
+            <w:shd w:fill="F4EEE4" w:val="clear"/>
+          </w:tcPr>
+          <w:p>
+            <w:r>
+              <w:rPr>
+                <w:rFonts w:ascii="Times New Roman" w:hAnsi="Times New Roman" w:eastAsia="Times New Roman"/>
+                <w:b w:val="0"/>
+                <w:i w:val="0"/>
+                <w:color w:val="1C1612"/>
+                <w:sz w:val="20"/>
+              </w:rPr>
+              <w:t>30.12.2018</w:t>
+            </w:r>
+          </w:p>
+        </w:tc>
+        <w:tc>
+          <w:tcPr>
+            <w:tcW w:type="dxa" w:w="3137"/>
+            <w:shd w:fill="F4EEE4" w:val="clear"/>
+          </w:tcPr>
+          <w:p>
+            <w:r>
+              <w:rPr>
+                <w:rFonts w:ascii="Times New Roman" w:hAnsi="Times New Roman" w:eastAsia="Times New Roman"/>
+                <w:b w:val="0"/>
+                <w:i w:val="0"/>
+                <w:color w:val="1C1612"/>
+                <w:sz w:val="20"/>
+              </w:rPr>
+              <w:t>Riva Trindade appointed Additional/full Director, Kuval Projects Pvt. Ltd.</w:t>
+            </w:r>
+          </w:p>
+        </w:tc>
+        <w:tc>
+          <w:tcPr>
+            <w:tcW w:type="dxa" w:w="3137"/>
+            <w:shd w:fill="F4EEE4" w:val="clear"/>
+          </w:tcPr>
+          <w:p>
+            <w:r>
+              <w:rPr>
+                <w:rFonts w:ascii="Times New Roman" w:hAnsi="Times New Roman" w:eastAsia="Times New Roman"/>
+                <w:b w:val="0"/>
+                <w:i w:val="0"/>
+                <w:color w:val="1C1612"/>
+                <w:sz w:val="20"/>
+              </w:rPr>
+              <w:t>Public MCA filing (not yet a certified copy)</w:t>
+            </w:r>
+          </w:p>
+        </w:tc>
+      </w:tr>
+      <w:tr>
+        <w:tc>
+          <w:tcPr>
+            <w:tcW w:type="dxa" w:w="3137"/>
+            <w:shd w:fill="FFFFFF" w:val="clear"/>
+          </w:tcPr>
+          <w:p>
+            <w:r>
+              <w:rPr>
+                <w:rFonts w:ascii="Times New Roman" w:hAnsi="Times New Roman" w:eastAsia="Times New Roman"/>
+                <w:b w:val="0"/>
+                <w:i w:val="0"/>
+                <w:color w:val="1C1612"/>
+                <w:sz w:val="20"/>
+              </w:rPr>
+              <w:t>11.06.2019</w:t>
+            </w:r>
+          </w:p>
+        </w:tc>
+        <w:tc>
+          <w:tcPr>
+            <w:tcW w:type="dxa" w:w="3137"/>
+            <w:shd w:fill="FFFFFF" w:val="clear"/>
+          </w:tcPr>
+          <w:p>
+            <w:r>
+              <w:rPr>
+                <w:rFonts w:ascii="Times New Roman" w:hAnsi="Times New Roman" w:eastAsia="Times New Roman"/>
+                <w:b w:val="0"/>
+                <w:i w:val="0"/>
+                <w:color w:val="1C1612"/>
+                <w:sz w:val="20"/>
+              </w:rPr>
+              <w:t>Pascoal Trindade ceases as director of Kuval Projects Pvt. Ltd.</w:t>
+            </w:r>
+          </w:p>
+        </w:tc>
+        <w:tc>
+          <w:tcPr>
+            <w:tcW w:type="dxa" w:w="3137"/>
+            <w:shd w:fill="FFFFFF" w:val="clear"/>
+          </w:tcPr>
+          <w:p>
+            <w:r>
+              <w:rPr>
+                <w:rFonts w:ascii="Times New Roman" w:hAnsi="Times New Roman" w:eastAsia="Times New Roman"/>
+                <w:b w:val="0"/>
+                <w:i w:val="0"/>
+                <w:color w:val="1C1612"/>
+                <w:sz w:val="20"/>
+              </w:rPr>
+              <w:t>Public MCA filing (not yet a certified copy)</w:t>
+            </w:r>
+          </w:p>
+        </w:tc>
+      </w:tr>
+      <w:tr>
+        <w:tc>
+          <w:tcPr>
+            <w:tcW w:type="dxa" w:w="3137"/>
+            <w:shd w:fill="F4EEE4" w:val="clear"/>
+          </w:tcPr>
+          <w:p>
+            <w:r>
+              <w:rPr>
+                <w:rFonts w:ascii="Times New Roman" w:hAnsi="Times New Roman" w:eastAsia="Times New Roman"/>
+                <w:b w:val="0"/>
+                <w:i w:val="0"/>
+                <w:color w:val="1C1612"/>
+                <w:sz w:val="20"/>
+              </w:rPr>
+              <w:t>04.06.2026</w:t>
+            </w:r>
+          </w:p>
+        </w:tc>
+        <w:tc>
+          <w:tcPr>
+            <w:tcW w:type="dxa" w:w="3137"/>
+            <w:shd w:fill="F4EEE4" w:val="clear"/>
+          </w:tcPr>
+          <w:p>
+            <w:r>
+              <w:rPr>
+                <w:rFonts w:ascii="Times New Roman" w:hAnsi="Times New Roman" w:eastAsia="Times New Roman"/>
+                <w:b w:val="0"/>
+                <w:i w:val="0"/>
+                <w:color w:val="1C1612"/>
+                <w:sz w:val="20"/>
+              </w:rPr>
+              <w:t>Letter from Shrenik R. Shah &amp;amp; Co. (Chartered Accountant) to the Arbitrator, regarding dormancy of the PVM bank account</w:t>
+            </w:r>
+          </w:p>
+        </w:tc>
+        <w:tc>
+          <w:tcPr>
+            <w:tcW w:type="dxa" w:w="3137"/>
+            <w:shd w:fill="F4EEE4" w:val="clear"/>
+          </w:tcPr>
+          <w:p>
+            <w:r>
+              <w:rPr>
+                <w:rFonts w:ascii="Times New Roman" w:hAnsi="Times New Roman" w:eastAsia="Times New Roman"/>
+                <w:b w:val="0"/>
+                <w:i w:val="0"/>
+                <w:color w:val="1C1612"/>
+                <w:sz w:val="20"/>
+              </w:rPr>
+              <w:t>Letter</w:t>
+            </w:r>
+          </w:p>
+        </w:tc>
+      </w:tr>
+      <w:tr>
+        <w:tc>
+          <w:tcPr>
+            <w:tcW w:type="dxa" w:w="3137"/>
+            <w:shd w:fill="FFFFFF" w:val="clear"/>
+          </w:tcPr>
+          <w:p>
+            <w:r>
+              <w:rPr>
+                <w:rFonts w:ascii="Times New Roman" w:hAnsi="Times New Roman" w:eastAsia="Times New Roman"/>
+                <w:b w:val="0"/>
+                <w:i w:val="0"/>
+                <w:color w:val="1C1612"/>
+                <w:sz w:val="20"/>
+              </w:rPr>
+              <w:t>12.06.2026</w:t>
+            </w:r>
+          </w:p>
+        </w:tc>
+        <w:tc>
+          <w:tcPr>
+            <w:tcW w:type="dxa" w:w="3137"/>
+            <w:shd w:fill="FFFFFF" w:val="clear"/>
+          </w:tcPr>
+          <w:p>
+            <w:r>
+              <w:rPr>
+                <w:rFonts w:ascii="Times New Roman" w:hAnsi="Times New Roman" w:eastAsia="Times New Roman"/>
+                <w:b w:val="0"/>
+                <w:i w:val="0"/>
+                <w:color w:val="1C1612"/>
+                <w:sz w:val="20"/>
+              </w:rPr>
+              <w:t>R1-R3’s Application for Amendment of the Statement of Defence</w:t>
+            </w:r>
+          </w:p>
+        </w:tc>
+        <w:tc>
+          <w:tcPr>
+            <w:tcW w:type="dxa" w:w="3137"/>
+            <w:shd w:fill="FFFFFF" w:val="clear"/>
+          </w:tcPr>
+          <w:p>
+            <w:r>
+              <w:rPr>
+                <w:rFonts w:ascii="Times New Roman" w:hAnsi="Times New Roman" w:eastAsia="Times New Roman"/>
+                <w:b w:val="0"/>
+                <w:i w:val="0"/>
+                <w:color w:val="1C1612"/>
+                <w:sz w:val="20"/>
+              </w:rPr>
+              <w:t>Application</w:t>
+            </w:r>
+          </w:p>
+        </w:tc>
+      </w:tr>
+      <w:tr>
+        <w:tc>
+          <w:tcPr>
+            <w:tcW w:type="dxa" w:w="3137"/>
+            <w:shd w:fill="F4EEE4" w:val="clear"/>
+          </w:tcPr>
+          <w:p>
+            <w:r>
+              <w:rPr>
+                <w:rFonts w:ascii="Times New Roman" w:hAnsi="Times New Roman" w:eastAsia="Times New Roman"/>
+                <w:b w:val="0"/>
+                <w:i w:val="0"/>
+                <w:color w:val="1C1612"/>
+                <w:sz w:val="20"/>
+              </w:rPr>
+              <w:t>12.06.2026</w:t>
+            </w:r>
+          </w:p>
+        </w:tc>
+        <w:tc>
+          <w:tcPr>
+            <w:tcW w:type="dxa" w:w="3137"/>
+            <w:shd w:fill="F4EEE4" w:val="clear"/>
+          </w:tcPr>
+          <w:p>
+            <w:r>
+              <w:rPr>
+                <w:rFonts w:ascii="Times New Roman" w:hAnsi="Times New Roman" w:eastAsia="Times New Roman"/>
+                <w:b w:val="0"/>
+                <w:i w:val="0"/>
+                <w:color w:val="1C1612"/>
+                <w:sz w:val="20"/>
+              </w:rPr>
+              <w:t>R1-R3’s Application for Leave to File an Additional Reply</w:t>
+            </w:r>
+          </w:p>
+        </w:tc>
+        <w:tc>
+          <w:tcPr>
+            <w:tcW w:type="dxa" w:w="3137"/>
+            <w:shd w:fill="F4EEE4" w:val="clear"/>
+          </w:tcPr>
+          <w:p>
+            <w:r>
+              <w:rPr>
+                <w:rFonts w:ascii="Times New Roman" w:hAnsi="Times New Roman" w:eastAsia="Times New Roman"/>
+                <w:b w:val="0"/>
+                <w:i w:val="0"/>
+                <w:color w:val="1C1612"/>
+                <w:sz w:val="20"/>
+              </w:rPr>
+              <w:t>Application</w:t>
+            </w:r>
+          </w:p>
+        </w:tc>
+      </w:tr>
+      <w:tr>
+        <w:tc>
+          <w:tcPr>
+            <w:tcW w:type="dxa" w:w="3137"/>
+            <w:shd w:fill="FFFFFF" w:val="clear"/>
+          </w:tcPr>
+          <w:p>
+            <w:r>
+              <w:rPr>
+                <w:rFonts w:ascii="Times New Roman" w:hAnsi="Times New Roman" w:eastAsia="Times New Roman"/>
+                <w:b w:val="0"/>
+                <w:i w:val="0"/>
+                <w:color w:val="1C1612"/>
+                <w:sz w:val="20"/>
+              </w:rPr>
+              <w:t>12.06.2026</w:t>
+            </w:r>
+          </w:p>
+        </w:tc>
+        <w:tc>
+          <w:tcPr>
+            <w:tcW w:type="dxa" w:w="3137"/>
+            <w:shd w:fill="FFFFFF" w:val="clear"/>
+          </w:tcPr>
+          <w:p>
+            <w:r>
+              <w:rPr>
+                <w:rFonts w:ascii="Times New Roman" w:hAnsi="Times New Roman" w:eastAsia="Times New Roman"/>
+                <w:b w:val="0"/>
+                <w:i w:val="0"/>
+                <w:color w:val="1C1612"/>
+                <w:sz w:val="20"/>
+              </w:rPr>
+              <w:t>Respondent No. 2’s Application for Production of Additional Documents</w:t>
+            </w:r>
+          </w:p>
+        </w:tc>
+        <w:tc>
+          <w:tcPr>
+            <w:tcW w:type="dxa" w:w="3137"/>
+            <w:shd w:fill="FFFFFF" w:val="clear"/>
+          </w:tcPr>
+          <w:p>
+            <w:r>
+              <w:rPr>
+                <w:rFonts w:ascii="Times New Roman" w:hAnsi="Times New Roman" w:eastAsia="Times New Roman"/>
+                <w:b w:val="0"/>
+                <w:i w:val="0"/>
+                <w:color w:val="1C1612"/>
+                <w:sz w:val="20"/>
+              </w:rPr>
+              <w:t>Application</w:t>
+            </w:r>
+          </w:p>
+        </w:tc>
+      </w:tr>
+      <w:tr>
+        <w:tc>
+          <w:tcPr>
+            <w:tcW w:type="dxa" w:w="3137"/>
+            <w:shd w:fill="F4EEE4" w:val="clear"/>
+          </w:tcPr>
+          <w:p>
+            <w:r>
+              <w:rPr>
+                <w:rFonts w:ascii="Times New Roman" w:hAnsi="Times New Roman" w:eastAsia="Times New Roman"/>
+                <w:b w:val="0"/>
+                <w:i w:val="0"/>
+                <w:color w:val="1C1612"/>
+                <w:sz w:val="20"/>
+              </w:rPr>
+              <w:t>13.06.2026</w:t>
+            </w:r>
+          </w:p>
+        </w:tc>
+        <w:tc>
+          <w:tcPr>
+            <w:tcW w:type="dxa" w:w="3137"/>
+            <w:shd w:fill="F4EEE4" w:val="clear"/>
+          </w:tcPr>
+          <w:p>
+            <w:r>
+              <w:rPr>
+                <w:rFonts w:ascii="Times New Roman" w:hAnsi="Times New Roman" w:eastAsia="Times New Roman"/>
+                <w:b w:val="0"/>
+                <w:i w:val="0"/>
+                <w:color w:val="1C1612"/>
+                <w:sz w:val="20"/>
+              </w:rPr>
+              <w:t>Minutes of the hearing on the three applications</w:t>
+            </w:r>
+          </w:p>
+        </w:tc>
+        <w:tc>
+          <w:tcPr>
+            <w:tcW w:type="dxa" w:w="3137"/>
+            <w:shd w:fill="F4EEE4" w:val="clear"/>
+          </w:tcPr>
+          <w:p>
+            <w:r>
+              <w:rPr>
+                <w:rFonts w:ascii="Times New Roman" w:hAnsi="Times New Roman" w:eastAsia="Times New Roman"/>
+                <w:b w:val="0"/>
+                <w:i w:val="0"/>
+                <w:color w:val="1C1612"/>
+                <w:sz w:val="20"/>
+              </w:rPr>
+              <w:t>Minutes of that hearing</w:t>
+            </w:r>
+          </w:p>
+        </w:tc>
+      </w:tr>
+      <w:tr>
+        <w:tc>
+          <w:tcPr>
+            <w:tcW w:type="dxa" w:w="3137"/>
+            <w:shd w:fill="FFFFFF" w:val="clear"/>
+          </w:tcPr>
+          <w:p>
+            <w:r>
+              <w:rPr>
+                <w:rFonts w:ascii="Times New Roman" w:hAnsi="Times New Roman" w:eastAsia="Times New Roman"/>
+                <w:b w:val="0"/>
+                <w:i w:val="0"/>
+                <w:color w:val="1C1612"/>
+                <w:sz w:val="20"/>
+              </w:rPr>
+              <w:t>07.07.2026</w:t>
+            </w:r>
+          </w:p>
+        </w:tc>
+        <w:tc>
+          <w:tcPr>
+            <w:tcW w:type="dxa" w:w="3137"/>
+            <w:shd w:fill="FFFFFF" w:val="clear"/>
+          </w:tcPr>
+          <w:p>
+            <w:r>
+              <w:rPr>
+                <w:rFonts w:ascii="Times New Roman" w:hAnsi="Times New Roman" w:eastAsia="Times New Roman"/>
+                <w:b w:val="0"/>
+                <w:i w:val="0"/>
+                <w:color w:val="1C1612"/>
+                <w:sz w:val="20"/>
+              </w:rPr>
+              <w:t>Claimant’s Reply to the Amendment Application</w:t>
+            </w:r>
+          </w:p>
+        </w:tc>
+        <w:tc>
+          <w:tcPr>
+            <w:tcW w:type="dxa" w:w="3137"/>
+            <w:shd w:fill="FFFFFF" w:val="clear"/>
+          </w:tcPr>
+          <w:p>
+            <w:r>
+              <w:rPr>
+                <w:rFonts w:ascii="Times New Roman" w:hAnsi="Times New Roman" w:eastAsia="Times New Roman"/>
+                <w:b w:val="0"/>
+                <w:i w:val="0"/>
+                <w:color w:val="1C1612"/>
+                <w:sz w:val="20"/>
+              </w:rPr>
+              <w:t>Reply</w:t>
+            </w:r>
+          </w:p>
+        </w:tc>
+      </w:tr>
+      <w:tr>
+        <w:tc>
+          <w:tcPr>
+            <w:tcW w:type="dxa" w:w="3137"/>
+            <w:shd w:fill="F4EEE4" w:val="clear"/>
+          </w:tcPr>
+          <w:p>
+            <w:r>
+              <w:rPr>
+                <w:rFonts w:ascii="Times New Roman" w:hAnsi="Times New Roman" w:eastAsia="Times New Roman"/>
+                <w:b w:val="0"/>
+                <w:i w:val="0"/>
+                <w:color w:val="1C1612"/>
+                <w:sz w:val="20"/>
+              </w:rPr>
+              <w:t>07.07.2026</w:t>
+            </w:r>
+          </w:p>
+        </w:tc>
+        <w:tc>
+          <w:tcPr>
+            <w:tcW w:type="dxa" w:w="3137"/>
+            <w:shd w:fill="F4EEE4" w:val="clear"/>
+          </w:tcPr>
+          <w:p>
+            <w:r>
+              <w:rPr>
+                <w:rFonts w:ascii="Times New Roman" w:hAnsi="Times New Roman" w:eastAsia="Times New Roman"/>
+                <w:b w:val="0"/>
+                <w:i w:val="0"/>
+                <w:color w:val="1C1612"/>
+                <w:sz w:val="20"/>
+              </w:rPr>
+              <w:t>Claimant’s Reply to the Leave Application</w:t>
+            </w:r>
+          </w:p>
+        </w:tc>
+        <w:tc>
+          <w:tcPr>
+            <w:tcW w:type="dxa" w:w="3137"/>
+            <w:shd w:fill="F4EEE4" w:val="clear"/>
+          </w:tcPr>
+          <w:p>
+            <w:r>
+              <w:rPr>
+                <w:rFonts w:ascii="Times New Roman" w:hAnsi="Times New Roman" w:eastAsia="Times New Roman"/>
+                <w:b w:val="0"/>
+                <w:i w:val="0"/>
+                <w:color w:val="1C1612"/>
+                <w:sz w:val="20"/>
+              </w:rPr>
+              <w:t>Reply</w:t>
+            </w:r>
+          </w:p>
+        </w:tc>
+      </w:tr>
+      <w:tr>
+        <w:tc>
+          <w:tcPr>
+            <w:tcW w:type="dxa" w:w="3137"/>
+            <w:shd w:fill="FFFFFF" w:val="clear"/>
+          </w:tcPr>
+          <w:p>
+            <w:r>
+              <w:rPr>
+                <w:rFonts w:ascii="Times New Roman" w:hAnsi="Times New Roman" w:eastAsia="Times New Roman"/>
+                <w:b w:val="0"/>
+                <w:i w:val="0"/>
+                <w:color w:val="1C1612"/>
+                <w:sz w:val="20"/>
+              </w:rPr>
+              <w:t>07.07.2026</w:t>
+            </w:r>
+          </w:p>
+        </w:tc>
+        <w:tc>
+          <w:tcPr>
+            <w:tcW w:type="dxa" w:w="3137"/>
+            <w:shd w:fill="FFFFFF" w:val="clear"/>
+          </w:tcPr>
+          <w:p>
+            <w:r>
+              <w:rPr>
+                <w:rFonts w:ascii="Times New Roman" w:hAnsi="Times New Roman" w:eastAsia="Times New Roman"/>
+                <w:b w:val="0"/>
+                <w:i w:val="0"/>
+                <w:color w:val="1C1612"/>
+                <w:sz w:val="20"/>
+              </w:rPr>
+              <w:t>Claimant’s Reply to the Production Application</w:t>
+            </w:r>
+          </w:p>
+        </w:tc>
+        <w:tc>
+          <w:tcPr>
+            <w:tcW w:type="dxa" w:w="3137"/>
+            <w:shd w:fill="FFFFFF" w:val="clear"/>
+          </w:tcPr>
+          <w:p>
+            <w:r>
+              <w:rPr>
+                <w:rFonts w:ascii="Times New Roman" w:hAnsi="Times New Roman" w:eastAsia="Times New Roman"/>
+                <w:b w:val="0"/>
+                <w:i w:val="0"/>
+                <w:color w:val="1C1612"/>
+                <w:sz w:val="20"/>
+              </w:rPr>
+              <w:t>Reply</w:t>
+            </w:r>
+          </w:p>
+        </w:tc>
+      </w:tr>
+      <w:tr>
+        <w:tc>
+          <w:tcPr>
+            <w:tcW w:type="dxa" w:w="3137"/>
+            <w:shd w:fill="F4EEE4" w:val="clear"/>
+          </w:tcPr>
+          <w:p>
+            <w:r>
+              <w:rPr>
+                <w:rFonts w:ascii="Times New Roman" w:hAnsi="Times New Roman" w:eastAsia="Times New Roman"/>
+                <w:b w:val="0"/>
+                <w:i w:val="0"/>
+                <w:color w:val="1C1612"/>
+                <w:sz w:val="20"/>
+              </w:rPr>
+              <w:t>09.07.2026</w:t>
+            </w:r>
+          </w:p>
+        </w:tc>
+        <w:tc>
+          <w:tcPr>
+            <w:tcW w:type="dxa" w:w="3137"/>
+            <w:shd w:fill="F4EEE4" w:val="clear"/>
+          </w:tcPr>
+          <w:p>
+            <w:r>
+              <w:rPr>
+                <w:rFonts w:ascii="Times New Roman" w:hAnsi="Times New Roman" w:eastAsia="Times New Roman"/>
+                <w:b w:val="0"/>
+                <w:i w:val="0"/>
+                <w:color w:val="1C1612"/>
+                <w:sz w:val="20"/>
+              </w:rPr>
+              <w:t>Vakalatnama filed on behalf of the Claimant</w:t>
+            </w:r>
+          </w:p>
+        </w:tc>
+        <w:tc>
+          <w:tcPr>
+            <w:tcW w:type="dxa" w:w="3137"/>
+            <w:shd w:fill="F4EEE4" w:val="clear"/>
+          </w:tcPr>
+          <w:p>
+            <w:r>
+              <w:rPr>
+                <w:rFonts w:ascii="Times New Roman" w:hAnsi="Times New Roman" w:eastAsia="Times New Roman"/>
+                <w:b w:val="0"/>
+                <w:i w:val="0"/>
+                <w:color w:val="1C1612"/>
+                <w:sz w:val="20"/>
+              </w:rPr>
+              <w:t>Vakalatnama</w:t>
+            </w:r>
+          </w:p>
+        </w:tc>
+      </w:tr>
+      <w:tr>
+        <w:tc>
+          <w:tcPr>
+            <w:tcW w:type="dxa" w:w="3137"/>
+            <w:shd w:fill="FFFFFF" w:val="clear"/>
+          </w:tcPr>
+          <w:p>
+            <w:r>
+              <w:rPr>
+                <w:rFonts w:ascii="Times New Roman" w:hAnsi="Times New Roman" w:eastAsia="Times New Roman"/>
+                <w:b w:val="0"/>
+                <w:i w:val="0"/>
+                <w:color w:val="1C1612"/>
+                <w:sz w:val="20"/>
+              </w:rPr>
+              <w:t>11.07.2026</w:t>
+            </w:r>
+          </w:p>
+        </w:tc>
+        <w:tc>
+          <w:tcPr>
+            <w:tcW w:type="dxa" w:w="3137"/>
+            <w:shd w:fill="FFFFFF" w:val="clear"/>
+          </w:tcPr>
+          <w:p>
+            <w:r>
+              <w:rPr>
+                <w:rFonts w:ascii="Times New Roman" w:hAnsi="Times New Roman" w:eastAsia="Times New Roman"/>
+                <w:b w:val="0"/>
+                <w:i w:val="0"/>
+                <w:color w:val="1C1612"/>
+                <w:sz w:val="20"/>
+              </w:rPr>
+              <w:t>Hearing on the three applications adjourned</w:t>
+            </w:r>
+          </w:p>
+        </w:tc>
+        <w:tc>
+          <w:tcPr>
+            <w:tcW w:type="dxa" w:w="3137"/>
+            <w:shd w:fill="FFFFFF" w:val="clear"/>
+          </w:tcPr>
+          <w:p>
+            <w:r>
+              <w:rPr>
+                <w:rFonts w:ascii="Times New Roman" w:hAnsi="Times New Roman" w:eastAsia="Times New Roman"/>
+                <w:b w:val="0"/>
+                <w:i w:val="0"/>
+                <w:color w:val="1C1612"/>
+                <w:sz w:val="20"/>
+              </w:rPr>
+              <w:t>Minutes of that hearing</w:t>
+            </w:r>
+          </w:p>
+        </w:tc>
+      </w:tr>
+      <w:tr>
+        <w:tc>
+          <w:tcPr>
+            <w:tcW w:type="dxa" w:w="3137"/>
+            <w:shd w:fill="F4EEE4" w:val="clear"/>
+          </w:tcPr>
+          <w:p>
+            <w:r>
+              <w:rPr>
+                <w:rFonts w:ascii="Times New Roman" w:hAnsi="Times New Roman" w:eastAsia="Times New Roman"/>
+                <w:b w:val="0"/>
+                <w:i w:val="0"/>
+                <w:color w:val="1C1612"/>
+                <w:sz w:val="20"/>
+              </w:rPr>
+              <w:t>n/d (c. 06-07.2026)</w:t>
+            </w:r>
+          </w:p>
+        </w:tc>
+        <w:tc>
+          <w:tcPr>
+            <w:tcW w:type="dxa" w:w="3137"/>
+            <w:shd w:fill="F4EEE4" w:val="clear"/>
+          </w:tcPr>
+          <w:p>
+            <w:r>
+              <w:rPr>
+                <w:rFonts w:ascii="Times New Roman" w:hAnsi="Times New Roman" w:eastAsia="Times New Roman"/>
+                <w:b w:val="0"/>
+                <w:i w:val="0"/>
+                <w:color w:val="1C1612"/>
+                <w:sz w:val="20"/>
+              </w:rPr>
+              <w:t>Notes of Arguments, Claimant, opposing the Leave Application</w:t>
+            </w:r>
+          </w:p>
+        </w:tc>
+        <w:tc>
+          <w:tcPr>
+            <w:tcW w:type="dxa" w:w="3137"/>
+            <w:shd w:fill="F4EEE4" w:val="clear"/>
+          </w:tcPr>
+          <w:p>
+            <w:r>
+              <w:rPr>
+                <w:rFonts w:ascii="Times New Roman" w:hAnsi="Times New Roman" w:eastAsia="Times New Roman"/>
+                <w:b w:val="0"/>
+                <w:i w:val="0"/>
+                <w:color w:val="1C1612"/>
+                <w:sz w:val="20"/>
+              </w:rPr>
+              <w:t>Notes of arguments</w:t>
+            </w:r>
+          </w:p>
+        </w:tc>
+      </w:tr>
+      <w:tr>
+        <w:tc>
+          <w:tcPr>
+            <w:tcW w:type="dxa" w:w="3137"/>
+            <w:shd w:fill="FFFFFF" w:val="clear"/>
+          </w:tcPr>
+          <w:p>
+            <w:r>
+              <w:rPr>
+                <w:rFonts w:ascii="Times New Roman" w:hAnsi="Times New Roman" w:eastAsia="Times New Roman"/>
+                <w:b w:val="0"/>
+                <w:i w:val="0"/>
+                <w:color w:val="1C1612"/>
+                <w:sz w:val="20"/>
+              </w:rPr>
+              <w:t>21.07.2026</w:t>
+            </w:r>
+          </w:p>
+        </w:tc>
+        <w:tc>
+          <w:tcPr>
+            <w:tcW w:type="dxa" w:w="3137"/>
+            <w:shd w:fill="FFFFFF" w:val="clear"/>
+          </w:tcPr>
+          <w:p>
+            <w:r>
+              <w:rPr>
+                <w:rFonts w:ascii="Times New Roman" w:hAnsi="Times New Roman" w:eastAsia="Times New Roman"/>
+                <w:b w:val="0"/>
+                <w:i w:val="0"/>
+                <w:color w:val="1C1612"/>
+                <w:sz w:val="20"/>
+              </w:rPr>
+              <w:t>Arguments heard on the three applications</w:t>
+            </w:r>
+          </w:p>
+        </w:tc>
+        <w:tc>
+          <w:tcPr>
+            <w:tcW w:type="dxa" w:w="3137"/>
+            <w:shd w:fill="FFFFFF" w:val="clear"/>
+          </w:tcPr>
+          <w:p>
+            <w:r>
+              <w:rPr>
+                <w:rFonts w:ascii="Times New Roman" w:hAnsi="Times New Roman" w:eastAsia="Times New Roman"/>
+                <w:b w:val="0"/>
+                <w:i w:val="0"/>
+                <w:color w:val="1C1612"/>
+                <w:sz w:val="20"/>
+              </w:rPr>
+              <w:t>Minutes of that hearing</w:t>
+            </w:r>
+          </w:p>
+        </w:tc>
+      </w:tr>
+      <w:tr>
+        <w:tc>
+          <w:tcPr>
+            <w:tcW w:type="dxa" w:w="3137"/>
+            <w:shd w:fill="F4EEE4" w:val="clear"/>
+          </w:tcPr>
+          <w:p>
+            <w:r>
+              <w:rPr>
+                <w:rFonts w:ascii="Times New Roman" w:hAnsi="Times New Roman" w:eastAsia="Times New Roman"/>
+                <w:b w:val="0"/>
+                <w:i w:val="0"/>
+                <w:color w:val="1C1612"/>
+                <w:sz w:val="20"/>
+              </w:rPr>
+              <w:t>29.07.2026</w:t>
+            </w:r>
+          </w:p>
+        </w:tc>
+        <w:tc>
+          <w:tcPr>
+            <w:tcW w:type="dxa" w:w="3137"/>
+            <w:shd w:fill="F4EEE4" w:val="clear"/>
+          </w:tcPr>
+          <w:p>
+            <w:r>
+              <w:rPr>
+                <w:rFonts w:ascii="Times New Roman" w:hAnsi="Times New Roman" w:eastAsia="Times New Roman"/>
+                <w:b w:val="0"/>
+                <w:i w:val="0"/>
+                <w:color w:val="1C1612"/>
+                <w:sz w:val="20"/>
+              </w:rPr>
+              <w:t>Order allowing all three applications</w:t>
+            </w:r>
+          </w:p>
+        </w:tc>
+        <w:tc>
+          <w:tcPr>
+            <w:tcW w:type="dxa" w:w="3137"/>
+            <w:shd w:fill="F4EEE4" w:val="clear"/>
+          </w:tcPr>
+          <w:p>
+            <w:r>
+              <w:rPr>
+                <w:rFonts w:ascii="Times New Roman" w:hAnsi="Times New Roman" w:eastAsia="Times New Roman"/>
+                <w:b w:val="0"/>
+                <w:i w:val="0"/>
+                <w:color w:val="1C1612"/>
+                <w:sz w:val="20"/>
+              </w:rPr>
+              <w:t>Order</w:t>
+            </w:r>
+          </w:p>
+        </w:tc>
+      </w:tr>
+      <w:tr>
+        <w:tc>
+          <w:tcPr>
+            <w:tcW w:type="dxa" w:w="3137"/>
+            <w:shd w:fill="FFFFFF" w:val="clear"/>
+          </w:tcPr>
+          <w:p>
+            <w:r>
+              <w:rPr>
+                <w:rFonts w:ascii="Times New Roman" w:hAnsi="Times New Roman" w:eastAsia="Times New Roman"/>
+                <w:b w:val="0"/>
+                <w:i w:val="0"/>
+                <w:color w:val="1C1612"/>
+                <w:sz w:val="20"/>
+              </w:rPr>
+              <w:t>n/d (2026)</w:t>
+            </w:r>
+          </w:p>
+        </w:tc>
+        <w:tc>
+          <w:tcPr>
+            <w:tcW w:type="dxa" w:w="3137"/>
+            <w:shd w:fill="FFFFFF" w:val="clear"/>
+          </w:tcPr>
+          <w:p>
+            <w:r>
+              <w:rPr>
+                <w:rFonts w:ascii="Times New Roman" w:hAnsi="Times New Roman" w:eastAsia="Times New Roman"/>
+                <w:b w:val="0"/>
+                <w:i w:val="0"/>
+                <w:color w:val="1C1612"/>
+                <w:sz w:val="20"/>
+              </w:rPr>
+              <w:t>Notes of Arguments (Claimant, Section 17), working draft with counsel’s handwritten strategy notes</w:t>
+            </w:r>
+          </w:p>
+        </w:tc>
+        <w:tc>
+          <w:tcPr>
+            <w:tcW w:type="dxa" w:w="3137"/>
+            <w:shd w:fill="FFFFFF" w:val="clear"/>
+          </w:tcPr>
+          <w:p>
+            <w:r>
+              <w:rPr>
+                <w:rFonts w:ascii="Times New Roman" w:hAnsi="Times New Roman" w:eastAsia="Times New Roman"/>
+                <w:b w:val="0"/>
+                <w:i w:val="0"/>
+                <w:color w:val="1C1612"/>
+                <w:sz w:val="20"/>
+              </w:rPr>
+              <w:t>Working-draft notes of arguments</w:t>
+            </w:r>
+          </w:p>
+        </w:tc>
+      </w:tr>
+      <w:tr>
+        <w:tc>
+          <w:tcPr>
+            <w:tcW w:type="dxa" w:w="3137"/>
+            <w:shd w:fill="F4EEE4" w:val="clear"/>
+          </w:tcPr>
+          <w:p>
+            <w:r>
+              <w:rPr>
+                <w:rFonts w:ascii="Times New Roman" w:hAnsi="Times New Roman" w:eastAsia="Times New Roman"/>
+                <w:b w:val="0"/>
+                <w:i w:val="0"/>
+                <w:color w:val="1C1612"/>
+                <w:sz w:val="20"/>
+              </w:rPr>
+              <w:t>n/d</w:t>
+            </w:r>
+          </w:p>
+        </w:tc>
+        <w:tc>
+          <w:tcPr>
+            <w:tcW w:type="dxa" w:w="3137"/>
+            <w:shd w:fill="F4EEE4" w:val="clear"/>
+          </w:tcPr>
+          <w:p>
+            <w:r>
+              <w:rPr>
+                <w:rFonts w:ascii="Times New Roman" w:hAnsi="Times New Roman" w:eastAsia="Times New Roman"/>
+                <w:b w:val="0"/>
+                <w:i w:val="0"/>
+                <w:color w:val="1C1612"/>
+                <w:sz w:val="20"/>
+              </w:rPr>
+              <w:t>Application of Respondents 1-3 under Section 17 for Interim Reliefs, with an incomplete copy of the AoA annexed</w:t>
+            </w:r>
+          </w:p>
+        </w:tc>
+        <w:tc>
+          <w:tcPr>
+            <w:tcW w:type="dxa" w:w="3137"/>
+            <w:shd w:fill="F4EEE4" w:val="clear"/>
+          </w:tcPr>
+          <w:p>
+            <w:r>
+              <w:rPr>
+                <w:rFonts w:ascii="Times New Roman" w:hAnsi="Times New Roman" w:eastAsia="Times New Roman"/>
+                <w:b w:val="0"/>
+                <w:i w:val="0"/>
+                <w:color w:val="1C1612"/>
+                <w:sz w:val="20"/>
+              </w:rPr>
+              <w:t>Application</w:t>
+            </w:r>
+          </w:p>
+        </w:tc>
+      </w:tr>
+      <w:tr>
+        <w:tc>
+          <w:tcPr>
+            <w:tcW w:type="dxa" w:w="3137"/>
+            <w:shd w:fill="FFFFFF" w:val="clear"/>
+          </w:tcPr>
+          <w:p>
+            <w:r>
+              <w:rPr>
+                <w:rFonts w:ascii="Times New Roman" w:hAnsi="Times New Roman" w:eastAsia="Times New Roman"/>
+                <w:b w:val="0"/>
+                <w:i w:val="0"/>
+                <w:color w:val="1C1612"/>
+                <w:sz w:val="20"/>
+              </w:rPr>
+              <w:t>18.08.2026</w:t>
+            </w:r>
+          </w:p>
+        </w:tc>
+        <w:tc>
+          <w:tcPr>
+            <w:tcW w:type="dxa" w:w="3137"/>
+            <w:shd w:fill="FFFFFF" w:val="clear"/>
+          </w:tcPr>
+          <w:p>
+            <w:r>
+              <w:rPr>
+                <w:rFonts w:ascii="Times New Roman" w:hAnsi="Times New Roman" w:eastAsia="Times New Roman"/>
+                <w:b w:val="0"/>
+                <w:i w:val="0"/>
+                <w:color w:val="1C1612"/>
+                <w:sz w:val="20"/>
+              </w:rPr>
+              <w:t>Notes of Arguments (Claimant), finalised, Section 17</w:t>
+            </w:r>
+          </w:p>
+        </w:tc>
+        <w:tc>
+          <w:tcPr>
+            <w:tcW w:type="dxa" w:w="3137"/>
+            <w:shd w:fill="FFFFFF" w:val="clear"/>
+          </w:tcPr>
+          <w:p>
+            <w:r>
+              <w:rPr>
+                <w:rFonts w:ascii="Times New Roman" w:hAnsi="Times New Roman" w:eastAsia="Times New Roman"/>
+                <w:b w:val="0"/>
+                <w:i w:val="0"/>
+                <w:color w:val="1C1612"/>
+                <w:sz w:val="20"/>
+              </w:rPr>
+              <w:t>Notes of arguments</w:t>
+            </w:r>
+          </w:p>
+        </w:tc>
+      </w:tr>
+      <w:tr>
+        <w:tc>
+          <w:tcPr>
+            <w:tcW w:type="dxa" w:w="3137"/>
+            <w:shd w:fill="F4EEE4" w:val="clear"/>
+          </w:tcPr>
+          <w:p>
+            <w:r>
+              <w:rPr>
+                <w:rFonts w:ascii="Times New Roman" w:hAnsi="Times New Roman" w:eastAsia="Times New Roman"/>
+                <w:b w:val="0"/>
+                <w:i w:val="0"/>
+                <w:color w:val="1C1612"/>
+                <w:sz w:val="20"/>
+              </w:rPr>
+              <w:t>20.08.2026</w:t>
+            </w:r>
+          </w:p>
+        </w:tc>
+        <w:tc>
+          <w:tcPr>
+            <w:tcW w:type="dxa" w:w="3137"/>
+            <w:shd w:fill="F4EEE4" w:val="clear"/>
+          </w:tcPr>
+          <w:p>
+            <w:r>
+              <w:rPr>
+                <w:rFonts w:ascii="Times New Roman" w:hAnsi="Times New Roman" w:eastAsia="Times New Roman"/>
+                <w:b w:val="0"/>
+                <w:i w:val="0"/>
+                <w:color w:val="1C1612"/>
+                <w:sz w:val="20"/>
+              </w:rPr>
+              <w:t>Hearing on the Section 17 arguments; also the outer date for pleadings on the amended Statement of Defence</w:t>
+            </w:r>
+          </w:p>
+        </w:tc>
+        <w:tc>
+          <w:tcPr>
+            <w:tcW w:type="dxa" w:w="3137"/>
+            <w:shd w:fill="F4EEE4" w:val="clear"/>
+          </w:tcPr>
+          <w:p>
+            <w:r>
+              <w:rPr>
+                <w:rFonts w:ascii="Times New Roman" w:hAnsi="Times New Roman" w:eastAsia="Times New Roman"/>
+                <w:b w:val="0"/>
+                <w:i w:val="0"/>
+                <w:color w:val="1C1612"/>
+                <w:sz w:val="20"/>
+              </w:rPr>
+              <w:t>Minutes of that hearing</w:t>
+            </w:r>
+          </w:p>
+        </w:tc>
+      </w:tr>
+      <w:tr>
+        <w:tc>
+          <w:tcPr>
+            <w:tcW w:type="dxa" w:w="3137"/>
+            <w:shd w:fill="FFFFFF" w:val="clear"/>
+          </w:tcPr>
+          <w:p>
+            <w:r>
+              <w:rPr>
+                <w:rFonts w:ascii="Times New Roman" w:hAnsi="Times New Roman" w:eastAsia="Times New Roman"/>
+                <w:b w:val="0"/>
+                <w:i w:val="0"/>
+                <w:color w:val="1C1612"/>
+                <w:sz w:val="20"/>
+              </w:rPr>
+              <w:t>24.08.2026</w:t>
+            </w:r>
+          </w:p>
+        </w:tc>
+        <w:tc>
+          <w:tcPr>
+            <w:tcW w:type="dxa" w:w="3137"/>
+            <w:shd w:fill="FFFFFF" w:val="clear"/>
+          </w:tcPr>
+          <w:p>
+            <w:r>
+              <w:rPr>
+                <w:rFonts w:ascii="Times New Roman" w:hAnsi="Times New Roman" w:eastAsia="Times New Roman"/>
+                <w:b w:val="0"/>
+                <w:i w:val="0"/>
+                <w:color w:val="1C1612"/>
+                <w:sz w:val="20"/>
+              </w:rPr>
+              <w:t>Amended Statement of Defence (R1-R3), with Annexures</w:t>
+            </w:r>
+          </w:p>
+        </w:tc>
+        <w:tc>
+          <w:tcPr>
+            <w:tcW w:type="dxa" w:w="3137"/>
+            <w:shd w:fill="FFFFFF" w:val="clear"/>
+          </w:tcPr>
+          <w:p>
+            <w:r>
+              <w:rPr>
+                <w:rFonts w:ascii="Times New Roman" w:hAnsi="Times New Roman" w:eastAsia="Times New Roman"/>
+                <w:b w:val="0"/>
+                <w:i w:val="0"/>
+                <w:color w:val="1C1612"/>
+                <w:sz w:val="20"/>
+              </w:rPr>
+              <w:t>Amended Statement of Defence</w:t>
+            </w:r>
+          </w:p>
+        </w:tc>
+      </w:tr>
+      <w:tr>
+        <w:tc>
+          <w:tcPr>
+            <w:tcW w:type="dxa" w:w="3137"/>
+            <w:shd w:fill="F4EEE4" w:val="clear"/>
+          </w:tcPr>
+          <w:p>
+            <w:r>
+              <w:rPr>
+                <w:rFonts w:ascii="Times New Roman" w:hAnsi="Times New Roman" w:eastAsia="Times New Roman"/>
+                <w:b w:val="0"/>
+                <w:i w:val="0"/>
+                <w:color w:val="1C1612"/>
+                <w:sz w:val="20"/>
+              </w:rPr>
+              <w:t>11.09.2026</w:t>
+            </w:r>
+          </w:p>
+        </w:tc>
+        <w:tc>
+          <w:tcPr>
+            <w:tcW w:type="dxa" w:w="3137"/>
+            <w:shd w:fill="F4EEE4" w:val="clear"/>
+          </w:tcPr>
+          <w:p>
+            <w:r>
+              <w:rPr>
+                <w:rFonts w:ascii="Times New Roman" w:hAnsi="Times New Roman" w:eastAsia="Times New Roman"/>
+                <w:b w:val="0"/>
+                <w:i w:val="0"/>
+                <w:color w:val="1C1612"/>
+                <w:sz w:val="20"/>
+              </w:rPr>
+              <w:t>Section 17 arguments now fixed for this date</w:t>
+            </w:r>
+          </w:p>
+        </w:tc>
+        <w:tc>
+          <w:tcPr>
+            <w:tcW w:type="dxa" w:w="3137"/>
+            <w:shd w:fill="F4EEE4" w:val="clear"/>
+          </w:tcPr>
+          <w:p>
+            <w:r>
+              <w:rPr>
+                <w:rFonts w:ascii="Times New Roman" w:hAnsi="Times New Roman" w:eastAsia="Times New Roman"/>
+                <w:b w:val="0"/>
+                <w:i w:val="0"/>
+                <w:color w:val="1C1612"/>
+                <w:sz w:val="20"/>
+              </w:rPr>
+            </w:r>
+          </w:p>
+        </w:tc>
+      </w:tr>
+    </w:tbl>
     <w:sectPr>
       <w:headerReference w:type="default" r:id="rId9"/>
       <w:footerReference w:type="default" r:id="rId10"/>
